--- a/public/downloads/Kyle_Spicer_Resume.docx
+++ b/public/downloads/Kyle_Spicer_Resume.docx
@@ -37,24 +37,25 @@
         </w:rPr>
         <w:t>(804) 683-2402</w:t>
       </w:r>
-    </w:p>
-    <w:p>
-      <w:pPr>
-        <w:spacing w:after="0" w:line="240" w:lineRule="auto"/>
-        <w:rPr>
-          <w:rFonts w:ascii="Arial" w:hAnsi="Arial" w:cs="Arial"/>
-        </w:rPr>
-      </w:pPr>
-      <w:r>
-        <w:rPr>
-          <w:rFonts w:ascii="Arial" w:hAnsi="Arial" w:cs="Arial"/>
-        </w:rPr>
-        <w:t>kyledspicer@gmail.com</w:t>
-      </w:r>
-    </w:p>
-    <w:p>
-      <w:pPr>
-        <w:spacing w:after="0" w:line="240" w:lineRule="auto"/>
+      <w:r>
+        <w:rPr>
+          <w:rFonts w:ascii="Arial" w:hAnsi="Arial" w:cs="Arial"/>
+        </w:rPr>
+        <w:t xml:space="preserve"> | </w:t>
+      </w:r>
+      <w:hyperlink r:id="rId5" w:history="1">
+        <w:r>
+          <w:rPr>
+            <w:rStyle w:val="Hyperlink"/>
+            <w:rFonts w:ascii="Arial" w:hAnsi="Arial" w:cs="Arial"/>
+          </w:rPr>
+          <w:t>kyledspicer@gmail.com</w:t>
+        </w:r>
+      </w:hyperlink>
+    </w:p>
+    <w:p>
+      <w:pPr>
+        <w:spacing w:after="0"/>
         <w:rPr>
           <w:rFonts w:ascii="Arial" w:hAnsi="Arial" w:cs="Arial"/>
         </w:rPr>
@@ -105,63 +106,41 @@
       <w:r>
         <w:rPr>
           <w:rFonts w:ascii="Arial" w:hAnsi="Arial" w:cs="Arial"/>
-          <w:b/>
-          <w:bCs/>
-        </w:rPr>
-        <w:t>Chief Warrant Officer (170D)</w:t>
-      </w:r>
-      <w:r>
-        <w:rPr>
-          <w:rFonts w:ascii="Arial" w:hAnsi="Arial" w:cs="Arial"/>
-        </w:rPr>
-        <w:t xml:space="preserve"> and Windows Persistence Section Lead supporting the U.S. Army’s cyber capability development enterprise. Since 2022, engineered, reviewed, and validated tactical cyberspace capabilities for U.S. Cyber Command and joint forces, specializing in security-focused software engineering, Windows internals, network exploitation, and reverse engineering. Leads critical development efforts, improves release quality, and mentors developers through technical training.</w:t>
-      </w:r>
-    </w:p>
-    <w:p>
-      <w:pPr>
-        <w:spacing w:after="0" w:line="240" w:lineRule="auto"/>
-        <w:rPr>
-          <w:rFonts w:ascii="Arial" w:hAnsi="Arial" w:cs="Arial"/>
-        </w:rPr>
-      </w:pPr>
-    </w:p>
-    <w:p>
-      <w:pPr>
-        <w:spacing w:after="0" w:line="240" w:lineRule="auto"/>
-        <w:rPr>
-          <w:rFonts w:ascii="Arial" w:hAnsi="Arial" w:cs="Arial"/>
-        </w:rPr>
-      </w:pPr>
-      <w:r>
-        <w:rPr>
-          <w:rFonts w:ascii="Arial" w:hAnsi="Arial" w:cs="Arial"/>
-        </w:rPr>
-        <w:t>Earlier service includes cross-functional leadership in SOF Civil Affairs, maritime engineering, and tactical communications. Experienced operating in high-stakes environments and translating mission needs into measurable technical outcomes.</w:t>
-      </w:r>
-      <w:r>
-        <w:rPr>
-          <w:rFonts w:ascii="Arial" w:hAnsi="Arial" w:cs="Arial"/>
-        </w:rPr>
-        <w:t xml:space="preserve"> </w:t>
-      </w:r>
-      <w:r>
-        <w:rPr>
-          <w:rFonts w:ascii="Arial" w:hAnsi="Arial" w:cs="Arial"/>
-          <w:b/>
-          <w:bCs/>
-        </w:rPr>
-        <w:t>Active TS/SCI clearance.</w:t>
-      </w:r>
-    </w:p>
-    <w:p>
-      <w:pPr>
-        <w:spacing w:after="0" w:line="240" w:lineRule="auto"/>
-        <w:rPr>
-          <w:rFonts w:ascii="Arial" w:hAnsi="Arial" w:cs="Arial"/>
-          <w:b/>
-          <w:bCs/>
-        </w:rPr>
-      </w:pPr>
+        </w:rPr>
+        <w:t>Chief Warrant Officer (170D) and Windows Persistence Section Lead within the U.S. Army cyber capability development enterprise. Since 2022, designed and validated tactical cyberspace capabilities for U.S. Cyber Command and joint forces, focused on Windows internals, reverse engineering, and security-focused software engineering. Leads development efforts, improves release quality, and mentors engineers through structured technical training and code review.</w:t>
+      </w:r>
+    </w:p>
+    <w:p>
+      <w:pPr>
+        <w:spacing w:after="0" w:line="240" w:lineRule="auto"/>
+        <w:rPr>
+          <w:rFonts w:ascii="Arial" w:hAnsi="Arial" w:cs="Arial"/>
+        </w:rPr>
+      </w:pPr>
+    </w:p>
+    <w:p>
+      <w:pPr>
+        <w:spacing w:after="0" w:line="240" w:lineRule="auto"/>
+        <w:rPr>
+          <w:rFonts w:ascii="Arial" w:hAnsi="Arial" w:cs="Arial"/>
+          <w:b/>
+          <w:bCs/>
+        </w:rPr>
+      </w:pPr>
+      <w:r>
+        <w:rPr>
+          <w:rFonts w:ascii="Arial" w:hAnsi="Arial" w:cs="Arial"/>
+        </w:rPr>
+        <w:t>Earlier service spans SOF Civil Affairs, maritime engineering, and tactical communications, with operational experience translating mission requirements into technical and mission outcomes.</w:t>
+      </w:r>
+      <w:r>
+        <w:rPr>
+          <w:rFonts w:ascii="Arial" w:hAnsi="Arial" w:cs="Arial"/>
+          <w:b/>
+          <w:bCs/>
+        </w:rPr>
+        <w:t xml:space="preserve"> Active TS/SCI clearance.</w:t>
+      </w:r>
     </w:p>
     <w:p>
       <w:pPr>
@@ -223,8 +202,437 @@
           <w:b/>
           <w:bCs/>
         </w:rPr>
-        <w:t>TBD</w:t>
-      </w:r>
+        <w:t>Section Lead (Windows Persistence)</w:t>
+      </w:r>
+      <w:r>
+        <w:rPr>
+          <w:rFonts w:ascii="Arial" w:hAnsi="Arial" w:cs="Arial"/>
+          <w:b/>
+          <w:bCs/>
+        </w:rPr>
+        <w:tab/>
+      </w:r>
+      <w:r>
+        <w:rPr>
+          <w:rFonts w:ascii="Arial" w:hAnsi="Arial" w:cs="Arial"/>
+          <w:b/>
+          <w:bCs/>
+        </w:rPr>
+        <w:tab/>
+      </w:r>
+      <w:r>
+        <w:rPr>
+          <w:rFonts w:ascii="Arial" w:hAnsi="Arial" w:cs="Arial"/>
+          <w:b/>
+          <w:bCs/>
+        </w:rPr>
+        <w:tab/>
+      </w:r>
+      <w:r>
+        <w:rPr>
+          <w:rFonts w:ascii="Arial" w:hAnsi="Arial" w:cs="Arial"/>
+          <w:b/>
+          <w:bCs/>
+        </w:rPr>
+        <w:t xml:space="preserve">    </w:t>
+      </w:r>
+      <w:r>
+        <w:rPr>
+          <w:rFonts w:ascii="Arial" w:hAnsi="Arial" w:cs="Arial"/>
+          <w:b/>
+          <w:bCs/>
+        </w:rPr>
+        <w:t xml:space="preserve">       </w:t>
+      </w:r>
+      <w:r>
+        <w:rPr>
+          <w:rFonts w:ascii="Arial" w:hAnsi="Arial" w:cs="Arial"/>
+        </w:rPr>
+        <w:t xml:space="preserve">November 2025 – </w:t>
+      </w:r>
+      <w:r>
+        <w:rPr>
+          <w:rFonts w:ascii="Arial" w:hAnsi="Arial" w:cs="Arial"/>
+        </w:rPr>
+        <w:t>Present</w:t>
+      </w:r>
+    </w:p>
+    <w:p>
+      <w:pPr>
+        <w:spacing w:after="0" w:line="240" w:lineRule="auto"/>
+        <w:rPr>
+          <w:rFonts w:ascii="Arial" w:hAnsi="Arial" w:cs="Arial"/>
+        </w:rPr>
+      </w:pPr>
+      <w:r>
+        <w:rPr>
+          <w:rFonts w:ascii="Arial" w:hAnsi="Arial" w:cs="Arial"/>
+        </w:rPr>
+        <w:t>Capabilities Solutions Development - Georgia (CSD-G)</w:t>
+      </w:r>
+      <w:r>
+        <w:rPr>
+          <w:rFonts w:ascii="Arial" w:hAnsi="Arial" w:cs="Arial"/>
+        </w:rPr>
+        <w:t xml:space="preserve">, </w:t>
+      </w:r>
+      <w:r>
+        <w:rPr>
+          <w:rFonts w:ascii="Arial" w:hAnsi="Arial" w:cs="Arial"/>
+        </w:rPr>
+        <w:t>780</w:t>
+      </w:r>
+      <w:r>
+        <w:rPr>
+          <w:rFonts w:ascii="Arial" w:hAnsi="Arial" w:cs="Arial"/>
+          <w:vertAlign w:val="superscript"/>
+        </w:rPr>
+        <w:t>th</w:t>
+      </w:r>
+      <w:r>
+        <w:rPr>
+          <w:rFonts w:ascii="Arial" w:hAnsi="Arial" w:cs="Arial"/>
+        </w:rPr>
+        <w:t xml:space="preserve"> </w:t>
+      </w:r>
+      <w:r>
+        <w:rPr>
+          <w:rFonts w:ascii="Arial" w:hAnsi="Arial" w:cs="Arial"/>
+        </w:rPr>
+        <w:t>MI Brigade</w:t>
+      </w:r>
+    </w:p>
+    <w:p>
+      <w:pPr>
+        <w:spacing w:after="0" w:line="240" w:lineRule="auto"/>
+        <w:rPr>
+          <w:rFonts w:ascii="Arial" w:hAnsi="Arial" w:cs="Arial"/>
+          <w:b/>
+          <w:bCs/>
+        </w:rPr>
+      </w:pPr>
+    </w:p>
+    <w:p>
+      <w:pPr>
+        <w:pStyle w:val="ListParagraph"/>
+        <w:numPr>
+          <w:ilvl w:val="0"/>
+          <w:numId w:val="3"/>
+        </w:numPr>
+        <w:spacing w:after="0" w:line="240" w:lineRule="auto"/>
+        <w:rPr>
+          <w:rFonts w:ascii="Arial" w:hAnsi="Arial" w:cs="Arial"/>
+        </w:rPr>
+      </w:pPr>
+      <w:r>
+        <w:rPr>
+          <w:rFonts w:ascii="Arial" w:hAnsi="Arial" w:cs="Arial"/>
+        </w:rPr>
+        <w:t>Lead Windows endpoint capability development team supporting USCYBERCOM mission requirements and cyber operations support functions</w:t>
+      </w:r>
+    </w:p>
+    <w:p>
+      <w:pPr>
+        <w:pStyle w:val="ListParagraph"/>
+        <w:numPr>
+          <w:ilvl w:val="0"/>
+          <w:numId w:val="3"/>
+        </w:numPr>
+        <w:spacing w:after="0" w:line="240" w:lineRule="auto"/>
+        <w:rPr>
+          <w:rFonts w:ascii="Arial" w:hAnsi="Arial" w:cs="Arial"/>
+        </w:rPr>
+      </w:pPr>
+      <w:r>
+        <w:rPr>
+          <w:rFonts w:ascii="Arial" w:hAnsi="Arial" w:cs="Arial"/>
+        </w:rPr>
+        <w:t>Direct design, implementation, and validation of Windows-based security tooling and system-level capability development</w:t>
+      </w:r>
+    </w:p>
+    <w:p>
+      <w:pPr>
+        <w:pStyle w:val="ListParagraph"/>
+        <w:numPr>
+          <w:ilvl w:val="0"/>
+          <w:numId w:val="3"/>
+        </w:numPr>
+        <w:spacing w:after="0" w:line="240" w:lineRule="auto"/>
+        <w:rPr>
+          <w:rFonts w:ascii="Arial" w:hAnsi="Arial" w:cs="Arial"/>
+        </w:rPr>
+      </w:pPr>
+      <w:r>
+        <w:rPr>
+          <w:rFonts w:ascii="Arial" w:hAnsi="Arial" w:cs="Arial"/>
+        </w:rPr>
+        <w:t>Oversee mission software lifecycle including development, testing, integration, and release validation for operational use cases</w:t>
+      </w:r>
+    </w:p>
+    <w:p>
+      <w:pPr>
+        <w:pStyle w:val="ListParagraph"/>
+        <w:numPr>
+          <w:ilvl w:val="0"/>
+          <w:numId w:val="3"/>
+        </w:numPr>
+        <w:spacing w:after="0" w:line="240" w:lineRule="auto"/>
+        <w:rPr>
+          <w:rFonts w:ascii="Arial" w:hAnsi="Arial" w:cs="Arial"/>
+        </w:rPr>
+      </w:pPr>
+      <w:r>
+        <w:rPr>
+          <w:rFonts w:ascii="Arial" w:hAnsi="Arial" w:cs="Arial"/>
+        </w:rPr>
+        <w:t>Coordinate cross-functional engineering efforts across multiple cyber capability development branches and mission stakeholders</w:t>
+      </w:r>
+    </w:p>
+    <w:p>
+      <w:pPr>
+        <w:pStyle w:val="ListParagraph"/>
+        <w:numPr>
+          <w:ilvl w:val="0"/>
+          <w:numId w:val="3"/>
+        </w:numPr>
+        <w:spacing w:after="0" w:line="240" w:lineRule="auto"/>
+        <w:rPr>
+          <w:rFonts w:ascii="Arial" w:hAnsi="Arial" w:cs="Arial"/>
+        </w:rPr>
+      </w:pPr>
+      <w:r>
+        <w:rPr>
+          <w:rFonts w:ascii="Arial" w:hAnsi="Arial" w:cs="Arial"/>
+        </w:rPr>
+        <w:t>Mentor junior Cyber Capabilities Developers (CCDs) in Windows internals, debugging, reverse engineering, and secure development practices</w:t>
+      </w:r>
+    </w:p>
+    <w:p>
+      <w:pPr>
+        <w:spacing w:after="0" w:line="240" w:lineRule="auto"/>
+        <w:rPr>
+          <w:rFonts w:ascii="Arial" w:hAnsi="Arial" w:cs="Arial"/>
+          <w:b/>
+          <w:bCs/>
+        </w:rPr>
+      </w:pPr>
+    </w:p>
+    <w:p>
+      <w:pPr>
+        <w:spacing w:after="0" w:line="240" w:lineRule="auto"/>
+        <w:rPr>
+          <w:rFonts w:ascii="Arial" w:hAnsi="Arial" w:cs="Arial"/>
+        </w:rPr>
+      </w:pPr>
+      <w:r>
+        <w:rPr>
+          <w:rFonts w:ascii="Arial" w:hAnsi="Arial" w:cs="Arial"/>
+          <w:b/>
+          <w:bCs/>
+        </w:rPr>
+        <w:t>Cyber Capabilities Developer (CCD)</w:t>
+      </w:r>
+      <w:r>
+        <w:rPr>
+          <w:rFonts w:ascii="Arial" w:hAnsi="Arial" w:cs="Arial"/>
+          <w:b/>
+          <w:bCs/>
+        </w:rPr>
+        <w:tab/>
+      </w:r>
+      <w:r>
+        <w:rPr>
+          <w:rFonts w:ascii="Arial" w:hAnsi="Arial" w:cs="Arial"/>
+          <w:b/>
+          <w:bCs/>
+        </w:rPr>
+        <w:tab/>
+        <w:t xml:space="preserve">         </w:t>
+      </w:r>
+      <w:r>
+        <w:rPr>
+          <w:rFonts w:ascii="Arial" w:hAnsi="Arial" w:cs="Arial"/>
+        </w:rPr>
+        <w:t>November 2023 – November 2025</w:t>
+      </w:r>
+      <w:r>
+        <w:rPr>
+          <w:rFonts w:ascii="Arial" w:hAnsi="Arial" w:cs="Arial"/>
+        </w:rPr>
+        <w:t xml:space="preserve"> </w:t>
+      </w:r>
+    </w:p>
+    <w:p>
+      <w:pPr>
+        <w:spacing w:after="0" w:line="240" w:lineRule="auto"/>
+        <w:rPr>
+          <w:rFonts w:ascii="Arial" w:hAnsi="Arial" w:cs="Arial"/>
+        </w:rPr>
+      </w:pPr>
+      <w:r>
+        <w:rPr>
+          <w:rFonts w:ascii="Arial" w:hAnsi="Arial" w:cs="Arial"/>
+        </w:rPr>
+        <w:t>CSD-G</w:t>
+      </w:r>
+      <w:r>
+        <w:rPr>
+          <w:rFonts w:ascii="Arial" w:hAnsi="Arial" w:cs="Arial"/>
+        </w:rPr>
+        <w:t xml:space="preserve">, </w:t>
+      </w:r>
+      <w:r>
+        <w:rPr>
+          <w:rFonts w:ascii="Arial" w:hAnsi="Arial" w:cs="Arial"/>
+        </w:rPr>
+        <w:t>780</w:t>
+      </w:r>
+      <w:r>
+        <w:rPr>
+          <w:rFonts w:ascii="Arial" w:hAnsi="Arial" w:cs="Arial"/>
+          <w:vertAlign w:val="superscript"/>
+        </w:rPr>
+        <w:t>th</w:t>
+      </w:r>
+      <w:r>
+        <w:rPr>
+          <w:rFonts w:ascii="Arial" w:hAnsi="Arial" w:cs="Arial"/>
+        </w:rPr>
+        <w:t xml:space="preserve"> </w:t>
+      </w:r>
+      <w:r>
+        <w:rPr>
+          <w:rFonts w:ascii="Arial" w:hAnsi="Arial" w:cs="Arial"/>
+        </w:rPr>
+        <w:t xml:space="preserve">MI </w:t>
+      </w:r>
+      <w:r>
+        <w:rPr>
+          <w:rFonts w:ascii="Arial" w:hAnsi="Arial" w:cs="Arial"/>
+        </w:rPr>
+        <w:t>Brigade</w:t>
+      </w:r>
+    </w:p>
+    <w:p>
+      <w:pPr>
+        <w:spacing w:after="0" w:line="240" w:lineRule="auto"/>
+        <w:rPr>
+          <w:rFonts w:ascii="Arial" w:hAnsi="Arial" w:cs="Arial"/>
+          <w:b/>
+          <w:bCs/>
+        </w:rPr>
+      </w:pPr>
+    </w:p>
+    <w:p>
+      <w:pPr>
+        <w:pStyle w:val="ListParagraph"/>
+        <w:numPr>
+          <w:ilvl w:val="0"/>
+          <w:numId w:val="3"/>
+        </w:numPr>
+        <w:spacing w:after="0" w:line="240" w:lineRule="auto"/>
+        <w:rPr>
+          <w:rFonts w:ascii="Arial" w:hAnsi="Arial" w:cs="Arial"/>
+        </w:rPr>
+      </w:pPr>
+      <w:r>
+        <w:rPr>
+          <w:rFonts w:ascii="Arial" w:hAnsi="Arial" w:cs="Arial"/>
+        </w:rPr>
+        <w:t>Developed and validated Windows-based cyber capabilities supporting operational and defensive cyberspace mission requirements</w:t>
+      </w:r>
+    </w:p>
+    <w:p>
+      <w:pPr>
+        <w:pStyle w:val="ListParagraph"/>
+        <w:numPr>
+          <w:ilvl w:val="0"/>
+          <w:numId w:val="3"/>
+        </w:numPr>
+        <w:spacing w:after="0" w:line="240" w:lineRule="auto"/>
+        <w:rPr>
+          <w:rFonts w:ascii="Arial" w:hAnsi="Arial" w:cs="Arial"/>
+        </w:rPr>
+      </w:pPr>
+      <w:r>
+        <w:rPr>
+          <w:rFonts w:ascii="Arial" w:hAnsi="Arial" w:cs="Arial"/>
+        </w:rPr>
+        <w:t>Performed Windows internals analysis and reverse engineering to support endpoint capability development and system behavior understanding</w:t>
+      </w:r>
+    </w:p>
+    <w:p>
+      <w:pPr>
+        <w:pStyle w:val="ListParagraph"/>
+        <w:numPr>
+          <w:ilvl w:val="0"/>
+          <w:numId w:val="3"/>
+        </w:numPr>
+        <w:spacing w:after="0" w:line="240" w:lineRule="auto"/>
+        <w:rPr>
+          <w:rFonts w:ascii="Arial" w:hAnsi="Arial" w:cs="Arial"/>
+        </w:rPr>
+      </w:pPr>
+      <w:r>
+        <w:rPr>
+          <w:rFonts w:ascii="Arial" w:hAnsi="Arial" w:cs="Arial"/>
+        </w:rPr>
+        <w:t>Supported development of security-focused tooling aligned with mission requirements and platform constraints</w:t>
+      </w:r>
+    </w:p>
+    <w:p>
+      <w:pPr>
+        <w:pStyle w:val="ListParagraph"/>
+        <w:numPr>
+          <w:ilvl w:val="0"/>
+          <w:numId w:val="3"/>
+        </w:numPr>
+        <w:spacing w:after="0" w:line="240" w:lineRule="auto"/>
+        <w:rPr>
+          <w:rFonts w:ascii="Arial" w:hAnsi="Arial" w:cs="Arial"/>
+        </w:rPr>
+      </w:pPr>
+      <w:r>
+        <w:rPr>
+          <w:rFonts w:ascii="Arial" w:hAnsi="Arial" w:cs="Arial"/>
+        </w:rPr>
+        <w:t>Improved reliability and stability of deployed capabilities through structured testing, debugging, and iterative validation cycles</w:t>
+      </w:r>
+    </w:p>
+    <w:p>
+      <w:pPr>
+        <w:pStyle w:val="ListParagraph"/>
+        <w:numPr>
+          <w:ilvl w:val="0"/>
+          <w:numId w:val="3"/>
+        </w:numPr>
+        <w:spacing w:after="0" w:line="240" w:lineRule="auto"/>
+        <w:rPr>
+          <w:rFonts w:ascii="Arial" w:hAnsi="Arial" w:cs="Arial"/>
+        </w:rPr>
+      </w:pPr>
+      <w:r>
+        <w:rPr>
+          <w:rFonts w:ascii="Arial" w:hAnsi="Arial" w:cs="Arial"/>
+        </w:rPr>
+        <w:t>Participated in peer technical reviews and mission integration testing for operational release readiness</w:t>
+      </w:r>
+    </w:p>
+    <w:p>
+      <w:pPr>
+        <w:spacing w:after="0" w:line="240" w:lineRule="auto"/>
+        <w:rPr>
+          <w:rFonts w:ascii="Arial" w:hAnsi="Arial" w:cs="Arial"/>
+        </w:rPr>
+      </w:pPr>
+    </w:p>
+    <w:p>
+      <w:pPr>
+        <w:spacing w:after="0" w:line="240" w:lineRule="auto"/>
+        <w:rPr>
+          <w:rFonts w:ascii="Arial" w:hAnsi="Arial" w:cs="Arial"/>
+        </w:rPr>
+      </w:pPr>
     </w:p>
     <w:p>
       <w:pPr>
@@ -597,6 +1005,11 @@
     </w:p>
     <w:p>
       <w:pPr>
+        <w:pStyle w:val="ListParagraph"/>
+        <w:numPr>
+          <w:ilvl w:val="0"/>
+          <w:numId w:val="8"/>
+        </w:numPr>
         <w:spacing w:after="0" w:line="240" w:lineRule="auto"/>
         <w:rPr>
           <w:rFonts w:ascii="Arial" w:hAnsi="Arial" w:cs="Arial"/>
@@ -624,56 +1037,61 @@
           <w:b/>
           <w:bCs/>
         </w:rPr>
-        <w:t xml:space="preserve"> (SCCD)</w:t>
-      </w:r>
-      <w:r>
-        <w:rPr>
-          <w:rFonts w:ascii="Arial" w:hAnsi="Arial" w:cs="Arial"/>
-          <w:b/>
-          <w:bCs/>
-        </w:rPr>
         <w:t>, USCYBERCOM JQR</w:t>
       </w:r>
       <w:r>
         <w:rPr>
           <w:rFonts w:ascii="Arial" w:hAnsi="Arial" w:cs="Arial"/>
         </w:rPr>
-        <w:t xml:space="preserve">      </w:t>
-      </w:r>
-      <w:r>
-        <w:rPr>
-          <w:rFonts w:ascii="Arial" w:hAnsi="Arial" w:cs="Arial"/>
-        </w:rPr>
-        <w:tab/>
-        <w:t xml:space="preserve">    June 2025</w:t>
-      </w:r>
-    </w:p>
-    <w:p>
-      <w:pPr>
-        <w:spacing w:after="0" w:line="240" w:lineRule="auto"/>
-        <w:rPr>
-          <w:rFonts w:ascii="Arial" w:hAnsi="Arial" w:cs="Arial"/>
-        </w:rPr>
-      </w:pPr>
+        <w:t xml:space="preserve">, </w:t>
+      </w:r>
+      <w:r>
+        <w:rPr>
+          <w:rFonts w:ascii="Arial" w:hAnsi="Arial" w:cs="Arial"/>
+        </w:rPr>
+        <w:t>June 2025</w:t>
+      </w:r>
+    </w:p>
+    <w:p>
+      <w:pPr>
+        <w:spacing w:after="0" w:line="240" w:lineRule="auto"/>
+        <w:ind w:firstLine="360"/>
+        <w:rPr>
+          <w:rFonts w:ascii="Arial" w:hAnsi="Arial" w:cs="Arial"/>
+        </w:rPr>
+      </w:pPr>
+      <w:r>
+        <w:rPr>
+          <w:rFonts w:ascii="Arial" w:hAnsi="Arial" w:cs="Arial"/>
+        </w:rPr>
+        <w:t xml:space="preserve">     </w:t>
+      </w:r>
+      <w:r>
+        <w:rPr>
+          <w:rFonts w:ascii="Arial" w:hAnsi="Arial" w:cs="Arial"/>
+        </w:rPr>
+        <w:t xml:space="preserve"> </w:t>
+      </w:r>
       <w:r>
         <w:rPr>
           <w:rFonts w:ascii="Arial" w:hAnsi="Arial" w:cs="Arial"/>
         </w:rPr>
         <w:t>Specialization: Windows Persistence</w:t>
       </w:r>
-    </w:p>
-    <w:p>
-      <w:pPr>
-        <w:spacing w:after="0" w:line="240" w:lineRule="auto"/>
-        <w:rPr>
-          <w:rFonts w:ascii="Arial" w:hAnsi="Arial" w:cs="Arial"/>
-          <w:b/>
-          <w:bCs/>
-        </w:rPr>
-      </w:pPr>
-    </w:p>
-    <w:p>
-      <w:pPr>
+      <w:r>
+        <w:rPr>
+          <w:rFonts w:ascii="Arial" w:hAnsi="Arial" w:cs="Arial"/>
+        </w:rPr>
+        <w:t xml:space="preserve"> / Endpoint Capability Development</w:t>
+      </w:r>
+    </w:p>
+    <w:p>
+      <w:pPr>
+        <w:pStyle w:val="ListParagraph"/>
+        <w:numPr>
+          <w:ilvl w:val="0"/>
+          <w:numId w:val="9"/>
+        </w:numPr>
         <w:spacing w:after="0" w:line="240" w:lineRule="auto"/>
         <w:rPr>
           <w:rFonts w:ascii="Arial" w:hAnsi="Arial" w:cs="Arial"/>
@@ -693,72 +1111,38 @@
           <w:b/>
           <w:bCs/>
         </w:rPr>
-        <w:tab/>
-      </w:r>
-      <w:r>
-        <w:rPr>
-          <w:rFonts w:ascii="Arial" w:hAnsi="Arial" w:cs="Arial"/>
-          <w:b/>
-          <w:bCs/>
-        </w:rPr>
-        <w:tab/>
-      </w:r>
-      <w:r>
-        <w:rPr>
-          <w:rFonts w:ascii="Arial" w:hAnsi="Arial" w:cs="Arial"/>
-          <w:b/>
-          <w:bCs/>
-        </w:rPr>
-        <w:tab/>
-      </w:r>
-      <w:r>
-        <w:rPr>
-          <w:rFonts w:ascii="Arial" w:hAnsi="Arial" w:cs="Arial"/>
-          <w:b/>
-          <w:bCs/>
-        </w:rPr>
-        <w:tab/>
-      </w:r>
-      <w:r>
-        <w:rPr>
-          <w:rFonts w:ascii="Arial" w:hAnsi="Arial" w:cs="Arial"/>
-          <w:b/>
-          <w:bCs/>
-        </w:rPr>
-        <w:tab/>
-        <w:t xml:space="preserve">     </w:t>
-      </w:r>
-      <w:r>
-        <w:rPr>
-          <w:rFonts w:ascii="Arial" w:hAnsi="Arial" w:cs="Arial"/>
-        </w:rPr>
-        <w:t>April 2024</w:t>
-      </w:r>
-    </w:p>
-    <w:p>
-      <w:pPr>
-        <w:spacing w:after="0" w:line="240" w:lineRule="auto"/>
-        <w:rPr>
-          <w:rFonts w:ascii="Arial" w:hAnsi="Arial" w:cs="Arial"/>
-        </w:rPr>
-      </w:pPr>
-      <w:r>
-        <w:rPr>
-          <w:rFonts w:ascii="Arial" w:hAnsi="Arial" w:cs="Arial"/>
-        </w:rPr>
-        <w:t>Scrum Alliance</w:t>
-      </w:r>
-    </w:p>
-    <w:p>
-      <w:pPr>
-        <w:spacing w:after="0" w:line="240" w:lineRule="auto"/>
-        <w:rPr>
-          <w:rFonts w:ascii="Arial" w:hAnsi="Arial" w:cs="Arial"/>
-        </w:rPr>
-      </w:pPr>
-    </w:p>
-    <w:p>
-      <w:pPr>
+        <w:t xml:space="preserve">, </w:t>
+      </w:r>
+      <w:proofErr w:type="spellStart"/>
+      <w:r>
+        <w:rPr>
+          <w:rFonts w:ascii="Arial" w:hAnsi="Arial" w:cs="Arial"/>
+        </w:rPr>
+        <w:t>ScrumAlliance</w:t>
+      </w:r>
+      <w:proofErr w:type="spellEnd"/>
+      <w:r>
+        <w:rPr>
+          <w:rFonts w:ascii="Arial" w:hAnsi="Arial" w:cs="Arial"/>
+          <w:b/>
+          <w:bCs/>
+        </w:rPr>
+        <w:t>, April</w:t>
+      </w:r>
+      <w:r>
+        <w:rPr>
+          <w:rFonts w:ascii="Arial" w:hAnsi="Arial" w:cs="Arial"/>
+        </w:rPr>
+        <w:t xml:space="preserve"> 2024</w:t>
+      </w:r>
+    </w:p>
+    <w:p>
+      <w:pPr>
+        <w:pStyle w:val="ListParagraph"/>
+        <w:numPr>
+          <w:ilvl w:val="0"/>
+          <w:numId w:val="9"/>
+        </w:numPr>
         <w:spacing w:after="0" w:line="240" w:lineRule="auto"/>
         <w:rPr>
           <w:rFonts w:ascii="Arial" w:hAnsi="Arial" w:cs="Arial"/>
@@ -778,13 +1162,19 @@
           <w:b/>
           <w:bCs/>
         </w:rPr>
-        <w:t>r (BCCD), USCYBERCOM JQR</w:t>
-      </w:r>
-      <w:r>
-        <w:rPr>
-          <w:rFonts w:ascii="Arial" w:hAnsi="Arial" w:cs="Arial"/>
-        </w:rPr>
-        <w:t xml:space="preserve">    November 2023</w:t>
+        <w:t>r, USCYBERCOM JQR</w:t>
+      </w:r>
+      <w:r>
+        <w:rPr>
+          <w:rFonts w:ascii="Arial" w:hAnsi="Arial" w:cs="Arial"/>
+        </w:rPr>
+        <w:t xml:space="preserve">, </w:t>
+      </w:r>
+      <w:r>
+        <w:rPr>
+          <w:rFonts w:ascii="Arial" w:hAnsi="Arial" w:cs="Arial"/>
+        </w:rPr>
+        <w:t>November 2023</w:t>
       </w:r>
     </w:p>
     <w:p>
@@ -1459,6 +1849,573 @@
 <file path=word/numbering.xml><?xml version="1.0" encoding="utf-8"?>
 <w:numbering xmlns:wpc="http://schemas.microsoft.com/office/word/2010/wordprocessingCanvas" xmlns:cx="http://schemas.microsoft.com/office/drawing/2014/chartex" xmlns:cx1="http://schemas.microsoft.com/office/drawing/2015/9/8/chartex" xmlns:cx2="http://schemas.microsoft.com/office/drawing/2015/10/21/chartex" xmlns:cx3="http://schemas.microsoft.com/office/drawing/2016/5/9/chartex" xmlns:cx4="http://schemas.microsoft.com/office/drawing/2016/5/10/chartex" xmlns:cx5="http://schemas.microsoft.com/office/drawing/2016/5/11/chartex" xmlns:cx6="http://schemas.microsoft.com/office/drawing/2016/5/12/chartex" xmlns:cx7="http://schemas.microsoft.com/office/drawing/2016/5/13/chartex" xmlns:cx8="http://schemas.microsoft.com/office/drawing/2016/5/14/chartex" xmlns:mc="http://schemas.openxmlformats.org/markup-compatibility/2006" xmlns:aink="http://schemas.microsoft.com/office/drawing/2016/ink" xmlns:am3d="http://schemas.microsoft.com/office/drawing/2017/model3d" xmlns:o="urn:schemas-microsoft-com:office:office" xmlns:oel="http://schemas.microsoft.com/office/2019/extlst" xmlns:r="http://schemas.openxmlformats.org/officeDocument/2006/relationships" xmlns:m="http://schemas.openxmlformats.org/officeDocument/2006/math" xmlns:v="urn:schemas-microsoft-com:vml" xmlns:wp14="http://schemas.microsoft.com/office/word/2010/wordprocessingDrawing" xmlns:wp="http://schemas.openxmlformats.org/drawingml/2006/wordprocessingDrawing" xmlns:w10="urn:schemas-microsoft-com:office:word" xmlns:w="http://schemas.openxmlformats.org/wordprocessingml/2006/main" xmlns:w14="http://schemas.microsoft.com/office/word/2010/wordml" xmlns:w15="http://schemas.microsoft.com/office/word/2012/wordml" xmlns:w16cex="http://schemas.microsoft.com/office/word/2018/wordml/cex" xmlns:w16cid="http://schemas.microsoft.com/office/word/2016/wordml/cid" xmlns:w16="http://schemas.microsoft.com/office/word/2018/wordml" xmlns:w16sdtdh="http://schemas.microsoft.com/office/word/2020/wordml/sdtdatahash" xmlns:w16se="http://schemas.microsoft.com/office/word/2015/wordml/symex" xmlns:wpg="http://schemas.microsoft.com/office/word/2010/wordprocessingGroup" xmlns:wpi="http://schemas.microsoft.com/office/word/2010/wordprocessingInk" xmlns:wne="http://schemas.microsoft.com/office/word/2006/wordml" xmlns:wps="http://schemas.microsoft.com/office/word/2010/wordprocessingShape" mc:Ignorable="w14 w15 w16se w16cid w16 w16cex w16sdtdh wp14">
   <w:abstractNum w:abstractNumId="0" w15:restartNumberingAfterBreak="0">
+    <w:nsid w:val="0CDA2F4C"/>
+    <w:multiLevelType w:val="hybridMultilevel"/>
+    <w:tmpl w:val="91C0EAA6"/>
+    <w:lvl w:ilvl="0" w:tplc="04090001">
+      <w:start w:val="1"/>
+      <w:numFmt w:val="bullet"/>
+      <w:lvlText w:val=""/>
+      <w:lvlJc w:val="left"/>
+      <w:pPr>
+        <w:ind w:left="720" w:hanging="360"/>
+      </w:pPr>
+      <w:rPr>
+        <w:rFonts w:ascii="Symbol" w:hAnsi="Symbol" w:hint="default"/>
+      </w:rPr>
+    </w:lvl>
+    <w:lvl w:ilvl="1" w:tplc="FFFFFFFF" w:tentative="1">
+      <w:start w:val="1"/>
+      <w:numFmt w:val="bullet"/>
+      <w:lvlText w:val="o"/>
+      <w:lvlJc w:val="left"/>
+      <w:pPr>
+        <w:ind w:left="1440" w:hanging="360"/>
+      </w:pPr>
+      <w:rPr>
+        <w:rFonts w:ascii="Courier New" w:hAnsi="Courier New" w:cs="Courier New" w:hint="default"/>
+      </w:rPr>
+    </w:lvl>
+    <w:lvl w:ilvl="2" w:tplc="FFFFFFFF" w:tentative="1">
+      <w:start w:val="1"/>
+      <w:numFmt w:val="bullet"/>
+      <w:lvlText w:val=""/>
+      <w:lvlJc w:val="left"/>
+      <w:pPr>
+        <w:ind w:left="2160" w:hanging="360"/>
+      </w:pPr>
+      <w:rPr>
+        <w:rFonts w:ascii="Wingdings" w:hAnsi="Wingdings" w:hint="default"/>
+      </w:rPr>
+    </w:lvl>
+    <w:lvl w:ilvl="3" w:tplc="FFFFFFFF" w:tentative="1">
+      <w:start w:val="1"/>
+      <w:numFmt w:val="bullet"/>
+      <w:lvlText w:val=""/>
+      <w:lvlJc w:val="left"/>
+      <w:pPr>
+        <w:ind w:left="2880" w:hanging="360"/>
+      </w:pPr>
+      <w:rPr>
+        <w:rFonts w:ascii="Symbol" w:hAnsi="Symbol" w:hint="default"/>
+      </w:rPr>
+    </w:lvl>
+    <w:lvl w:ilvl="4" w:tplc="FFFFFFFF" w:tentative="1">
+      <w:start w:val="1"/>
+      <w:numFmt w:val="bullet"/>
+      <w:lvlText w:val="o"/>
+      <w:lvlJc w:val="left"/>
+      <w:pPr>
+        <w:ind w:left="3600" w:hanging="360"/>
+      </w:pPr>
+      <w:rPr>
+        <w:rFonts w:ascii="Courier New" w:hAnsi="Courier New" w:cs="Courier New" w:hint="default"/>
+      </w:rPr>
+    </w:lvl>
+    <w:lvl w:ilvl="5" w:tplc="FFFFFFFF" w:tentative="1">
+      <w:start w:val="1"/>
+      <w:numFmt w:val="bullet"/>
+      <w:lvlText w:val=""/>
+      <w:lvlJc w:val="left"/>
+      <w:pPr>
+        <w:ind w:left="4320" w:hanging="360"/>
+      </w:pPr>
+      <w:rPr>
+        <w:rFonts w:ascii="Wingdings" w:hAnsi="Wingdings" w:hint="default"/>
+      </w:rPr>
+    </w:lvl>
+    <w:lvl w:ilvl="6" w:tplc="FFFFFFFF" w:tentative="1">
+      <w:start w:val="1"/>
+      <w:numFmt w:val="bullet"/>
+      <w:lvlText w:val=""/>
+      <w:lvlJc w:val="left"/>
+      <w:pPr>
+        <w:ind w:left="5040" w:hanging="360"/>
+      </w:pPr>
+      <w:rPr>
+        <w:rFonts w:ascii="Symbol" w:hAnsi="Symbol" w:hint="default"/>
+      </w:rPr>
+    </w:lvl>
+    <w:lvl w:ilvl="7" w:tplc="FFFFFFFF" w:tentative="1">
+      <w:start w:val="1"/>
+      <w:numFmt w:val="bullet"/>
+      <w:lvlText w:val="o"/>
+      <w:lvlJc w:val="left"/>
+      <w:pPr>
+        <w:ind w:left="5760" w:hanging="360"/>
+      </w:pPr>
+      <w:rPr>
+        <w:rFonts w:ascii="Courier New" w:hAnsi="Courier New" w:cs="Courier New" w:hint="default"/>
+      </w:rPr>
+    </w:lvl>
+    <w:lvl w:ilvl="8" w:tplc="FFFFFFFF" w:tentative="1">
+      <w:start w:val="1"/>
+      <w:numFmt w:val="bullet"/>
+      <w:lvlText w:val=""/>
+      <w:lvlJc w:val="left"/>
+      <w:pPr>
+        <w:ind w:left="6480" w:hanging="360"/>
+      </w:pPr>
+      <w:rPr>
+        <w:rFonts w:ascii="Wingdings" w:hAnsi="Wingdings" w:hint="default"/>
+      </w:rPr>
+    </w:lvl>
+  </w:abstractNum>
+  <w:abstractNum w:abstractNumId="1" w15:restartNumberingAfterBreak="0">
+    <w:nsid w:val="2FDB1288"/>
+    <w:multiLevelType w:val="hybridMultilevel"/>
+    <w:tmpl w:val="1E3C5D2A"/>
+    <w:lvl w:ilvl="0" w:tplc="04090001">
+      <w:start w:val="1"/>
+      <w:numFmt w:val="bullet"/>
+      <w:lvlText w:val=""/>
+      <w:lvlJc w:val="left"/>
+      <w:pPr>
+        <w:ind w:left="1440" w:hanging="360"/>
+      </w:pPr>
+      <w:rPr>
+        <w:rFonts w:ascii="Symbol" w:hAnsi="Symbol" w:hint="default"/>
+      </w:rPr>
+    </w:lvl>
+    <w:lvl w:ilvl="1" w:tplc="04090003" w:tentative="1">
+      <w:start w:val="1"/>
+      <w:numFmt w:val="bullet"/>
+      <w:lvlText w:val="o"/>
+      <w:lvlJc w:val="left"/>
+      <w:pPr>
+        <w:ind w:left="2160" w:hanging="360"/>
+      </w:pPr>
+      <w:rPr>
+        <w:rFonts w:ascii="Courier New" w:hAnsi="Courier New" w:cs="Courier New" w:hint="default"/>
+      </w:rPr>
+    </w:lvl>
+    <w:lvl w:ilvl="2" w:tplc="04090005" w:tentative="1">
+      <w:start w:val="1"/>
+      <w:numFmt w:val="bullet"/>
+      <w:lvlText w:val=""/>
+      <w:lvlJc w:val="left"/>
+      <w:pPr>
+        <w:ind w:left="2880" w:hanging="360"/>
+      </w:pPr>
+      <w:rPr>
+        <w:rFonts w:ascii="Wingdings" w:hAnsi="Wingdings" w:hint="default"/>
+      </w:rPr>
+    </w:lvl>
+    <w:lvl w:ilvl="3" w:tplc="04090001" w:tentative="1">
+      <w:start w:val="1"/>
+      <w:numFmt w:val="bullet"/>
+      <w:lvlText w:val=""/>
+      <w:lvlJc w:val="left"/>
+      <w:pPr>
+        <w:ind w:left="3600" w:hanging="360"/>
+      </w:pPr>
+      <w:rPr>
+        <w:rFonts w:ascii="Symbol" w:hAnsi="Symbol" w:hint="default"/>
+      </w:rPr>
+    </w:lvl>
+    <w:lvl w:ilvl="4" w:tplc="04090003" w:tentative="1">
+      <w:start w:val="1"/>
+      <w:numFmt w:val="bullet"/>
+      <w:lvlText w:val="o"/>
+      <w:lvlJc w:val="left"/>
+      <w:pPr>
+        <w:ind w:left="4320" w:hanging="360"/>
+      </w:pPr>
+      <w:rPr>
+        <w:rFonts w:ascii="Courier New" w:hAnsi="Courier New" w:cs="Courier New" w:hint="default"/>
+      </w:rPr>
+    </w:lvl>
+    <w:lvl w:ilvl="5" w:tplc="04090005" w:tentative="1">
+      <w:start w:val="1"/>
+      <w:numFmt w:val="bullet"/>
+      <w:lvlText w:val=""/>
+      <w:lvlJc w:val="left"/>
+      <w:pPr>
+        <w:ind w:left="5040" w:hanging="360"/>
+      </w:pPr>
+      <w:rPr>
+        <w:rFonts w:ascii="Wingdings" w:hAnsi="Wingdings" w:hint="default"/>
+      </w:rPr>
+    </w:lvl>
+    <w:lvl w:ilvl="6" w:tplc="04090001" w:tentative="1">
+      <w:start w:val="1"/>
+      <w:numFmt w:val="bullet"/>
+      <w:lvlText w:val=""/>
+      <w:lvlJc w:val="left"/>
+      <w:pPr>
+        <w:ind w:left="5760" w:hanging="360"/>
+      </w:pPr>
+      <w:rPr>
+        <w:rFonts w:ascii="Symbol" w:hAnsi="Symbol" w:hint="default"/>
+      </w:rPr>
+    </w:lvl>
+    <w:lvl w:ilvl="7" w:tplc="04090003" w:tentative="1">
+      <w:start w:val="1"/>
+      <w:numFmt w:val="bullet"/>
+      <w:lvlText w:val="o"/>
+      <w:lvlJc w:val="left"/>
+      <w:pPr>
+        <w:ind w:left="6480" w:hanging="360"/>
+      </w:pPr>
+      <w:rPr>
+        <w:rFonts w:ascii="Courier New" w:hAnsi="Courier New" w:cs="Courier New" w:hint="default"/>
+      </w:rPr>
+    </w:lvl>
+    <w:lvl w:ilvl="8" w:tplc="04090005" w:tentative="1">
+      <w:start w:val="1"/>
+      <w:numFmt w:val="bullet"/>
+      <w:lvlText w:val=""/>
+      <w:lvlJc w:val="left"/>
+      <w:pPr>
+        <w:ind w:left="7200" w:hanging="360"/>
+      </w:pPr>
+      <w:rPr>
+        <w:rFonts w:ascii="Wingdings" w:hAnsi="Wingdings" w:hint="default"/>
+      </w:rPr>
+    </w:lvl>
+  </w:abstractNum>
+  <w:abstractNum w:abstractNumId="2" w15:restartNumberingAfterBreak="0">
+    <w:nsid w:val="3DE82035"/>
+    <w:multiLevelType w:val="hybridMultilevel"/>
+    <w:tmpl w:val="81CAA646"/>
+    <w:lvl w:ilvl="0" w:tplc="04090001">
+      <w:start w:val="1"/>
+      <w:numFmt w:val="bullet"/>
+      <w:lvlText w:val=""/>
+      <w:lvlJc w:val="left"/>
+      <w:pPr>
+        <w:ind w:left="720" w:hanging="360"/>
+      </w:pPr>
+      <w:rPr>
+        <w:rFonts w:ascii="Symbol" w:hAnsi="Symbol" w:hint="default"/>
+        <w:b/>
+      </w:rPr>
+    </w:lvl>
+    <w:lvl w:ilvl="1" w:tplc="FFFFFFFF" w:tentative="1">
+      <w:start w:val="1"/>
+      <w:numFmt w:val="bullet"/>
+      <w:lvlText w:val="o"/>
+      <w:lvlJc w:val="left"/>
+      <w:pPr>
+        <w:ind w:left="1440" w:hanging="360"/>
+      </w:pPr>
+      <w:rPr>
+        <w:rFonts w:ascii="Courier New" w:hAnsi="Courier New" w:cs="Courier New" w:hint="default"/>
+      </w:rPr>
+    </w:lvl>
+    <w:lvl w:ilvl="2" w:tplc="FFFFFFFF" w:tentative="1">
+      <w:start w:val="1"/>
+      <w:numFmt w:val="bullet"/>
+      <w:lvlText w:val=""/>
+      <w:lvlJc w:val="left"/>
+      <w:pPr>
+        <w:ind w:left="2160" w:hanging="360"/>
+      </w:pPr>
+      <w:rPr>
+        <w:rFonts w:ascii="Wingdings" w:hAnsi="Wingdings" w:hint="default"/>
+      </w:rPr>
+    </w:lvl>
+    <w:lvl w:ilvl="3" w:tplc="FFFFFFFF" w:tentative="1">
+      <w:start w:val="1"/>
+      <w:numFmt w:val="bullet"/>
+      <w:lvlText w:val=""/>
+      <w:lvlJc w:val="left"/>
+      <w:pPr>
+        <w:ind w:left="2880" w:hanging="360"/>
+      </w:pPr>
+      <w:rPr>
+        <w:rFonts w:ascii="Symbol" w:hAnsi="Symbol" w:hint="default"/>
+      </w:rPr>
+    </w:lvl>
+    <w:lvl w:ilvl="4" w:tplc="FFFFFFFF" w:tentative="1">
+      <w:start w:val="1"/>
+      <w:numFmt w:val="bullet"/>
+      <w:lvlText w:val="o"/>
+      <w:lvlJc w:val="left"/>
+      <w:pPr>
+        <w:ind w:left="3600" w:hanging="360"/>
+      </w:pPr>
+      <w:rPr>
+        <w:rFonts w:ascii="Courier New" w:hAnsi="Courier New" w:cs="Courier New" w:hint="default"/>
+      </w:rPr>
+    </w:lvl>
+    <w:lvl w:ilvl="5" w:tplc="FFFFFFFF" w:tentative="1">
+      <w:start w:val="1"/>
+      <w:numFmt w:val="bullet"/>
+      <w:lvlText w:val=""/>
+      <w:lvlJc w:val="left"/>
+      <w:pPr>
+        <w:ind w:left="4320" w:hanging="360"/>
+      </w:pPr>
+      <w:rPr>
+        <w:rFonts w:ascii="Wingdings" w:hAnsi="Wingdings" w:hint="default"/>
+      </w:rPr>
+    </w:lvl>
+    <w:lvl w:ilvl="6" w:tplc="FFFFFFFF" w:tentative="1">
+      <w:start w:val="1"/>
+      <w:numFmt w:val="bullet"/>
+      <w:lvlText w:val=""/>
+      <w:lvlJc w:val="left"/>
+      <w:pPr>
+        <w:ind w:left="5040" w:hanging="360"/>
+      </w:pPr>
+      <w:rPr>
+        <w:rFonts w:ascii="Symbol" w:hAnsi="Symbol" w:hint="default"/>
+      </w:rPr>
+    </w:lvl>
+    <w:lvl w:ilvl="7" w:tplc="FFFFFFFF" w:tentative="1">
+      <w:start w:val="1"/>
+      <w:numFmt w:val="bullet"/>
+      <w:lvlText w:val="o"/>
+      <w:lvlJc w:val="left"/>
+      <w:pPr>
+        <w:ind w:left="5760" w:hanging="360"/>
+      </w:pPr>
+      <w:rPr>
+        <w:rFonts w:ascii="Courier New" w:hAnsi="Courier New" w:cs="Courier New" w:hint="default"/>
+      </w:rPr>
+    </w:lvl>
+    <w:lvl w:ilvl="8" w:tplc="FFFFFFFF" w:tentative="1">
+      <w:start w:val="1"/>
+      <w:numFmt w:val="bullet"/>
+      <w:lvlText w:val=""/>
+      <w:lvlJc w:val="left"/>
+      <w:pPr>
+        <w:ind w:left="6480" w:hanging="360"/>
+      </w:pPr>
+      <w:rPr>
+        <w:rFonts w:ascii="Wingdings" w:hAnsi="Wingdings" w:hint="default"/>
+      </w:rPr>
+    </w:lvl>
+  </w:abstractNum>
+  <w:abstractNum w:abstractNumId="3" w15:restartNumberingAfterBreak="0">
+    <w:nsid w:val="40B468E6"/>
+    <w:multiLevelType w:val="hybridMultilevel"/>
+    <w:tmpl w:val="BADACE56"/>
+    <w:lvl w:ilvl="0" w:tplc="04090001">
+      <w:start w:val="1"/>
+      <w:numFmt w:val="bullet"/>
+      <w:lvlText w:val=""/>
+      <w:lvlJc w:val="left"/>
+      <w:pPr>
+        <w:ind w:left="720" w:hanging="360"/>
+      </w:pPr>
+      <w:rPr>
+        <w:rFonts w:ascii="Symbol" w:hAnsi="Symbol" w:hint="default"/>
+      </w:rPr>
+    </w:lvl>
+    <w:lvl w:ilvl="1" w:tplc="FFFFFFFF" w:tentative="1">
+      <w:start w:val="1"/>
+      <w:numFmt w:val="bullet"/>
+      <w:lvlText w:val="o"/>
+      <w:lvlJc w:val="left"/>
+      <w:pPr>
+        <w:ind w:left="1440" w:hanging="360"/>
+      </w:pPr>
+      <w:rPr>
+        <w:rFonts w:ascii="Courier New" w:hAnsi="Courier New" w:cs="Courier New" w:hint="default"/>
+      </w:rPr>
+    </w:lvl>
+    <w:lvl w:ilvl="2" w:tplc="FFFFFFFF" w:tentative="1">
+      <w:start w:val="1"/>
+      <w:numFmt w:val="bullet"/>
+      <w:lvlText w:val=""/>
+      <w:lvlJc w:val="left"/>
+      <w:pPr>
+        <w:ind w:left="2160" w:hanging="360"/>
+      </w:pPr>
+      <w:rPr>
+        <w:rFonts w:ascii="Wingdings" w:hAnsi="Wingdings" w:hint="default"/>
+      </w:rPr>
+    </w:lvl>
+    <w:lvl w:ilvl="3" w:tplc="FFFFFFFF" w:tentative="1">
+      <w:start w:val="1"/>
+      <w:numFmt w:val="bullet"/>
+      <w:lvlText w:val=""/>
+      <w:lvlJc w:val="left"/>
+      <w:pPr>
+        <w:ind w:left="2880" w:hanging="360"/>
+      </w:pPr>
+      <w:rPr>
+        <w:rFonts w:ascii="Symbol" w:hAnsi="Symbol" w:hint="default"/>
+      </w:rPr>
+    </w:lvl>
+    <w:lvl w:ilvl="4" w:tplc="FFFFFFFF" w:tentative="1">
+      <w:start w:val="1"/>
+      <w:numFmt w:val="bullet"/>
+      <w:lvlText w:val="o"/>
+      <w:lvlJc w:val="left"/>
+      <w:pPr>
+        <w:ind w:left="3600" w:hanging="360"/>
+      </w:pPr>
+      <w:rPr>
+        <w:rFonts w:ascii="Courier New" w:hAnsi="Courier New" w:cs="Courier New" w:hint="default"/>
+      </w:rPr>
+    </w:lvl>
+    <w:lvl w:ilvl="5" w:tplc="FFFFFFFF" w:tentative="1">
+      <w:start w:val="1"/>
+      <w:numFmt w:val="bullet"/>
+      <w:lvlText w:val=""/>
+      <w:lvlJc w:val="left"/>
+      <w:pPr>
+        <w:ind w:left="4320" w:hanging="360"/>
+      </w:pPr>
+      <w:rPr>
+        <w:rFonts w:ascii="Wingdings" w:hAnsi="Wingdings" w:hint="default"/>
+      </w:rPr>
+    </w:lvl>
+    <w:lvl w:ilvl="6" w:tplc="FFFFFFFF" w:tentative="1">
+      <w:start w:val="1"/>
+      <w:numFmt w:val="bullet"/>
+      <w:lvlText w:val=""/>
+      <w:lvlJc w:val="left"/>
+      <w:pPr>
+        <w:ind w:left="5040" w:hanging="360"/>
+      </w:pPr>
+      <w:rPr>
+        <w:rFonts w:ascii="Symbol" w:hAnsi="Symbol" w:hint="default"/>
+      </w:rPr>
+    </w:lvl>
+    <w:lvl w:ilvl="7" w:tplc="FFFFFFFF" w:tentative="1">
+      <w:start w:val="1"/>
+      <w:numFmt w:val="bullet"/>
+      <w:lvlText w:val="o"/>
+      <w:lvlJc w:val="left"/>
+      <w:pPr>
+        <w:ind w:left="5760" w:hanging="360"/>
+      </w:pPr>
+      <w:rPr>
+        <w:rFonts w:ascii="Courier New" w:hAnsi="Courier New" w:cs="Courier New" w:hint="default"/>
+      </w:rPr>
+    </w:lvl>
+    <w:lvl w:ilvl="8" w:tplc="FFFFFFFF" w:tentative="1">
+      <w:start w:val="1"/>
+      <w:numFmt w:val="bullet"/>
+      <w:lvlText w:val=""/>
+      <w:lvlJc w:val="left"/>
+      <w:pPr>
+        <w:ind w:left="6480" w:hanging="360"/>
+      </w:pPr>
+      <w:rPr>
+        <w:rFonts w:ascii="Wingdings" w:hAnsi="Wingdings" w:hint="default"/>
+      </w:rPr>
+    </w:lvl>
+  </w:abstractNum>
+  <w:abstractNum w:abstractNumId="4" w15:restartNumberingAfterBreak="0">
+    <w:nsid w:val="4AEC0A07"/>
+    <w:multiLevelType w:val="hybridMultilevel"/>
+    <w:tmpl w:val="8584C244"/>
+    <w:lvl w:ilvl="0" w:tplc="382EB33C">
+      <w:start w:val="804"/>
+      <w:numFmt w:val="bullet"/>
+      <w:lvlText w:val="-"/>
+      <w:lvlJc w:val="left"/>
+      <w:pPr>
+        <w:ind w:left="720" w:hanging="360"/>
+      </w:pPr>
+      <w:rPr>
+        <w:rFonts w:ascii="Arial" w:eastAsiaTheme="minorHAnsi" w:hAnsi="Arial" w:cs="Arial" w:hint="default"/>
+        <w:b/>
+      </w:rPr>
+    </w:lvl>
+    <w:lvl w:ilvl="1" w:tplc="04090003" w:tentative="1">
+      <w:start w:val="1"/>
+      <w:numFmt w:val="bullet"/>
+      <w:lvlText w:val="o"/>
+      <w:lvlJc w:val="left"/>
+      <w:pPr>
+        <w:ind w:left="1440" w:hanging="360"/>
+      </w:pPr>
+      <w:rPr>
+        <w:rFonts w:ascii="Courier New" w:hAnsi="Courier New" w:cs="Courier New" w:hint="default"/>
+      </w:rPr>
+    </w:lvl>
+    <w:lvl w:ilvl="2" w:tplc="04090005" w:tentative="1">
+      <w:start w:val="1"/>
+      <w:numFmt w:val="bullet"/>
+      <w:lvlText w:val=""/>
+      <w:lvlJc w:val="left"/>
+      <w:pPr>
+        <w:ind w:left="2160" w:hanging="360"/>
+      </w:pPr>
+      <w:rPr>
+        <w:rFonts w:ascii="Wingdings" w:hAnsi="Wingdings" w:hint="default"/>
+      </w:rPr>
+    </w:lvl>
+    <w:lvl w:ilvl="3" w:tplc="04090001" w:tentative="1">
+      <w:start w:val="1"/>
+      <w:numFmt w:val="bullet"/>
+      <w:lvlText w:val=""/>
+      <w:lvlJc w:val="left"/>
+      <w:pPr>
+        <w:ind w:left="2880" w:hanging="360"/>
+      </w:pPr>
+      <w:rPr>
+        <w:rFonts w:ascii="Symbol" w:hAnsi="Symbol" w:hint="default"/>
+      </w:rPr>
+    </w:lvl>
+    <w:lvl w:ilvl="4" w:tplc="04090003" w:tentative="1">
+      <w:start w:val="1"/>
+      <w:numFmt w:val="bullet"/>
+      <w:lvlText w:val="o"/>
+      <w:lvlJc w:val="left"/>
+      <w:pPr>
+        <w:ind w:left="3600" w:hanging="360"/>
+      </w:pPr>
+      <w:rPr>
+        <w:rFonts w:ascii="Courier New" w:hAnsi="Courier New" w:cs="Courier New" w:hint="default"/>
+      </w:rPr>
+    </w:lvl>
+    <w:lvl w:ilvl="5" w:tplc="04090005" w:tentative="1">
+      <w:start w:val="1"/>
+      <w:numFmt w:val="bullet"/>
+      <w:lvlText w:val=""/>
+      <w:lvlJc w:val="left"/>
+      <w:pPr>
+        <w:ind w:left="4320" w:hanging="360"/>
+      </w:pPr>
+      <w:rPr>
+        <w:rFonts w:ascii="Wingdings" w:hAnsi="Wingdings" w:hint="default"/>
+      </w:rPr>
+    </w:lvl>
+    <w:lvl w:ilvl="6" w:tplc="04090001" w:tentative="1">
+      <w:start w:val="1"/>
+      <w:numFmt w:val="bullet"/>
+      <w:lvlText w:val=""/>
+      <w:lvlJc w:val="left"/>
+      <w:pPr>
+        <w:ind w:left="5040" w:hanging="360"/>
+      </w:pPr>
+      <w:rPr>
+        <w:rFonts w:ascii="Symbol" w:hAnsi="Symbol" w:hint="default"/>
+      </w:rPr>
+    </w:lvl>
+    <w:lvl w:ilvl="7" w:tplc="04090003" w:tentative="1">
+      <w:start w:val="1"/>
+      <w:numFmt w:val="bullet"/>
+      <w:lvlText w:val="o"/>
+      <w:lvlJc w:val="left"/>
+      <w:pPr>
+        <w:ind w:left="5760" w:hanging="360"/>
+      </w:pPr>
+      <w:rPr>
+        <w:rFonts w:ascii="Courier New" w:hAnsi="Courier New" w:cs="Courier New" w:hint="default"/>
+      </w:rPr>
+    </w:lvl>
+    <w:lvl w:ilvl="8" w:tplc="04090005" w:tentative="1">
+      <w:start w:val="1"/>
+      <w:numFmt w:val="bullet"/>
+      <w:lvlText w:val=""/>
+      <w:lvlJc w:val="left"/>
+      <w:pPr>
+        <w:ind w:left="6480" w:hanging="360"/>
+      </w:pPr>
+      <w:rPr>
+        <w:rFonts w:ascii="Wingdings" w:hAnsi="Wingdings" w:hint="default"/>
+      </w:rPr>
+    </w:lvl>
+  </w:abstractNum>
+  <w:abstractNum w:abstractNumId="5" w15:restartNumberingAfterBreak="0">
     <w:nsid w:val="5A5B1005"/>
     <w:multiLevelType w:val="hybridMultilevel"/>
     <w:tmpl w:val="C90E9B04"/>
@@ -1571,8 +2528,372 @@
       </w:rPr>
     </w:lvl>
   </w:abstractNum>
+  <w:abstractNum w:abstractNumId="6" w15:restartNumberingAfterBreak="0">
+    <w:nsid w:val="66BA3412"/>
+    <w:multiLevelType w:val="hybridMultilevel"/>
+    <w:tmpl w:val="B01A5B14"/>
+    <w:lvl w:ilvl="0" w:tplc="04090001">
+      <w:start w:val="1"/>
+      <w:numFmt w:val="bullet"/>
+      <w:lvlText w:val=""/>
+      <w:lvlJc w:val="left"/>
+      <w:pPr>
+        <w:ind w:left="720" w:hanging="360"/>
+      </w:pPr>
+      <w:rPr>
+        <w:rFonts w:ascii="Symbol" w:hAnsi="Symbol" w:hint="default"/>
+        <w:b/>
+      </w:rPr>
+    </w:lvl>
+    <w:lvl w:ilvl="1" w:tplc="FFFFFFFF" w:tentative="1">
+      <w:start w:val="1"/>
+      <w:numFmt w:val="bullet"/>
+      <w:lvlText w:val="o"/>
+      <w:lvlJc w:val="left"/>
+      <w:pPr>
+        <w:ind w:left="1440" w:hanging="360"/>
+      </w:pPr>
+      <w:rPr>
+        <w:rFonts w:ascii="Courier New" w:hAnsi="Courier New" w:cs="Courier New" w:hint="default"/>
+      </w:rPr>
+    </w:lvl>
+    <w:lvl w:ilvl="2" w:tplc="FFFFFFFF" w:tentative="1">
+      <w:start w:val="1"/>
+      <w:numFmt w:val="bullet"/>
+      <w:lvlText w:val=""/>
+      <w:lvlJc w:val="left"/>
+      <w:pPr>
+        <w:ind w:left="2160" w:hanging="360"/>
+      </w:pPr>
+      <w:rPr>
+        <w:rFonts w:ascii="Wingdings" w:hAnsi="Wingdings" w:hint="default"/>
+      </w:rPr>
+    </w:lvl>
+    <w:lvl w:ilvl="3" w:tplc="FFFFFFFF" w:tentative="1">
+      <w:start w:val="1"/>
+      <w:numFmt w:val="bullet"/>
+      <w:lvlText w:val=""/>
+      <w:lvlJc w:val="left"/>
+      <w:pPr>
+        <w:ind w:left="2880" w:hanging="360"/>
+      </w:pPr>
+      <w:rPr>
+        <w:rFonts w:ascii="Symbol" w:hAnsi="Symbol" w:hint="default"/>
+      </w:rPr>
+    </w:lvl>
+    <w:lvl w:ilvl="4" w:tplc="FFFFFFFF" w:tentative="1">
+      <w:start w:val="1"/>
+      <w:numFmt w:val="bullet"/>
+      <w:lvlText w:val="o"/>
+      <w:lvlJc w:val="left"/>
+      <w:pPr>
+        <w:ind w:left="3600" w:hanging="360"/>
+      </w:pPr>
+      <w:rPr>
+        <w:rFonts w:ascii="Courier New" w:hAnsi="Courier New" w:cs="Courier New" w:hint="default"/>
+      </w:rPr>
+    </w:lvl>
+    <w:lvl w:ilvl="5" w:tplc="FFFFFFFF" w:tentative="1">
+      <w:start w:val="1"/>
+      <w:numFmt w:val="bullet"/>
+      <w:lvlText w:val=""/>
+      <w:lvlJc w:val="left"/>
+      <w:pPr>
+        <w:ind w:left="4320" w:hanging="360"/>
+      </w:pPr>
+      <w:rPr>
+        <w:rFonts w:ascii="Wingdings" w:hAnsi="Wingdings" w:hint="default"/>
+      </w:rPr>
+    </w:lvl>
+    <w:lvl w:ilvl="6" w:tplc="FFFFFFFF" w:tentative="1">
+      <w:start w:val="1"/>
+      <w:numFmt w:val="bullet"/>
+      <w:lvlText w:val=""/>
+      <w:lvlJc w:val="left"/>
+      <w:pPr>
+        <w:ind w:left="5040" w:hanging="360"/>
+      </w:pPr>
+      <w:rPr>
+        <w:rFonts w:ascii="Symbol" w:hAnsi="Symbol" w:hint="default"/>
+      </w:rPr>
+    </w:lvl>
+    <w:lvl w:ilvl="7" w:tplc="FFFFFFFF" w:tentative="1">
+      <w:start w:val="1"/>
+      <w:numFmt w:val="bullet"/>
+      <w:lvlText w:val="o"/>
+      <w:lvlJc w:val="left"/>
+      <w:pPr>
+        <w:ind w:left="5760" w:hanging="360"/>
+      </w:pPr>
+      <w:rPr>
+        <w:rFonts w:ascii="Courier New" w:hAnsi="Courier New" w:cs="Courier New" w:hint="default"/>
+      </w:rPr>
+    </w:lvl>
+    <w:lvl w:ilvl="8" w:tplc="FFFFFFFF" w:tentative="1">
+      <w:start w:val="1"/>
+      <w:numFmt w:val="bullet"/>
+      <w:lvlText w:val=""/>
+      <w:lvlJc w:val="left"/>
+      <w:pPr>
+        <w:ind w:left="6480" w:hanging="360"/>
+      </w:pPr>
+      <w:rPr>
+        <w:rFonts w:ascii="Wingdings" w:hAnsi="Wingdings" w:hint="default"/>
+      </w:rPr>
+    </w:lvl>
+  </w:abstractNum>
+  <w:abstractNum w:abstractNumId="7" w15:restartNumberingAfterBreak="0">
+    <w:nsid w:val="76846587"/>
+    <w:multiLevelType w:val="hybridMultilevel"/>
+    <w:tmpl w:val="2C4E0A12"/>
+    <w:lvl w:ilvl="0" w:tplc="1672874E">
+      <w:start w:val="170"/>
+      <w:numFmt w:val="bullet"/>
+      <w:lvlText w:val="-"/>
+      <w:lvlJc w:val="left"/>
+      <w:pPr>
+        <w:ind w:left="720" w:hanging="360"/>
+      </w:pPr>
+      <w:rPr>
+        <w:rFonts w:ascii="Arial" w:eastAsiaTheme="minorHAnsi" w:hAnsi="Arial" w:cs="Arial" w:hint="default"/>
+      </w:rPr>
+    </w:lvl>
+    <w:lvl w:ilvl="1" w:tplc="04090003" w:tentative="1">
+      <w:start w:val="1"/>
+      <w:numFmt w:val="bullet"/>
+      <w:lvlText w:val="o"/>
+      <w:lvlJc w:val="left"/>
+      <w:pPr>
+        <w:ind w:left="1440" w:hanging="360"/>
+      </w:pPr>
+      <w:rPr>
+        <w:rFonts w:ascii="Courier New" w:hAnsi="Courier New" w:cs="Courier New" w:hint="default"/>
+      </w:rPr>
+    </w:lvl>
+    <w:lvl w:ilvl="2" w:tplc="04090005" w:tentative="1">
+      <w:start w:val="1"/>
+      <w:numFmt w:val="bullet"/>
+      <w:lvlText w:val=""/>
+      <w:lvlJc w:val="left"/>
+      <w:pPr>
+        <w:ind w:left="2160" w:hanging="360"/>
+      </w:pPr>
+      <w:rPr>
+        <w:rFonts w:ascii="Wingdings" w:hAnsi="Wingdings" w:hint="default"/>
+      </w:rPr>
+    </w:lvl>
+    <w:lvl w:ilvl="3" w:tplc="04090001" w:tentative="1">
+      <w:start w:val="1"/>
+      <w:numFmt w:val="bullet"/>
+      <w:lvlText w:val=""/>
+      <w:lvlJc w:val="left"/>
+      <w:pPr>
+        <w:ind w:left="2880" w:hanging="360"/>
+      </w:pPr>
+      <w:rPr>
+        <w:rFonts w:ascii="Symbol" w:hAnsi="Symbol" w:hint="default"/>
+      </w:rPr>
+    </w:lvl>
+    <w:lvl w:ilvl="4" w:tplc="04090003" w:tentative="1">
+      <w:start w:val="1"/>
+      <w:numFmt w:val="bullet"/>
+      <w:lvlText w:val="o"/>
+      <w:lvlJc w:val="left"/>
+      <w:pPr>
+        <w:ind w:left="3600" w:hanging="360"/>
+      </w:pPr>
+      <w:rPr>
+        <w:rFonts w:ascii="Courier New" w:hAnsi="Courier New" w:cs="Courier New" w:hint="default"/>
+      </w:rPr>
+    </w:lvl>
+    <w:lvl w:ilvl="5" w:tplc="04090005" w:tentative="1">
+      <w:start w:val="1"/>
+      <w:numFmt w:val="bullet"/>
+      <w:lvlText w:val=""/>
+      <w:lvlJc w:val="left"/>
+      <w:pPr>
+        <w:ind w:left="4320" w:hanging="360"/>
+      </w:pPr>
+      <w:rPr>
+        <w:rFonts w:ascii="Wingdings" w:hAnsi="Wingdings" w:hint="default"/>
+      </w:rPr>
+    </w:lvl>
+    <w:lvl w:ilvl="6" w:tplc="04090001" w:tentative="1">
+      <w:start w:val="1"/>
+      <w:numFmt w:val="bullet"/>
+      <w:lvlText w:val=""/>
+      <w:lvlJc w:val="left"/>
+      <w:pPr>
+        <w:ind w:left="5040" w:hanging="360"/>
+      </w:pPr>
+      <w:rPr>
+        <w:rFonts w:ascii="Symbol" w:hAnsi="Symbol" w:hint="default"/>
+      </w:rPr>
+    </w:lvl>
+    <w:lvl w:ilvl="7" w:tplc="04090003" w:tentative="1">
+      <w:start w:val="1"/>
+      <w:numFmt w:val="bullet"/>
+      <w:lvlText w:val="o"/>
+      <w:lvlJc w:val="left"/>
+      <w:pPr>
+        <w:ind w:left="5760" w:hanging="360"/>
+      </w:pPr>
+      <w:rPr>
+        <w:rFonts w:ascii="Courier New" w:hAnsi="Courier New" w:cs="Courier New" w:hint="default"/>
+      </w:rPr>
+    </w:lvl>
+    <w:lvl w:ilvl="8" w:tplc="04090005" w:tentative="1">
+      <w:start w:val="1"/>
+      <w:numFmt w:val="bullet"/>
+      <w:lvlText w:val=""/>
+      <w:lvlJc w:val="left"/>
+      <w:pPr>
+        <w:ind w:left="6480" w:hanging="360"/>
+      </w:pPr>
+      <w:rPr>
+        <w:rFonts w:ascii="Wingdings" w:hAnsi="Wingdings" w:hint="default"/>
+      </w:rPr>
+    </w:lvl>
+  </w:abstractNum>
+  <w:abstractNum w:abstractNumId="8" w15:restartNumberingAfterBreak="0">
+    <w:nsid w:val="7DAE608A"/>
+    <w:multiLevelType w:val="hybridMultilevel"/>
+    <w:tmpl w:val="D0B8CB22"/>
+    <w:lvl w:ilvl="0" w:tplc="177EB8CA">
+      <w:start w:val="170"/>
+      <w:numFmt w:val="bullet"/>
+      <w:lvlText w:val="-"/>
+      <w:lvlJc w:val="left"/>
+      <w:pPr>
+        <w:ind w:left="720" w:hanging="360"/>
+      </w:pPr>
+      <w:rPr>
+        <w:rFonts w:ascii="Arial" w:eastAsiaTheme="minorHAnsi" w:hAnsi="Arial" w:cs="Arial" w:hint="default"/>
+      </w:rPr>
+    </w:lvl>
+    <w:lvl w:ilvl="1" w:tplc="04090003" w:tentative="1">
+      <w:start w:val="1"/>
+      <w:numFmt w:val="bullet"/>
+      <w:lvlText w:val="o"/>
+      <w:lvlJc w:val="left"/>
+      <w:pPr>
+        <w:ind w:left="1440" w:hanging="360"/>
+      </w:pPr>
+      <w:rPr>
+        <w:rFonts w:ascii="Courier New" w:hAnsi="Courier New" w:cs="Courier New" w:hint="default"/>
+      </w:rPr>
+    </w:lvl>
+    <w:lvl w:ilvl="2" w:tplc="04090005" w:tentative="1">
+      <w:start w:val="1"/>
+      <w:numFmt w:val="bullet"/>
+      <w:lvlText w:val=""/>
+      <w:lvlJc w:val="left"/>
+      <w:pPr>
+        <w:ind w:left="2160" w:hanging="360"/>
+      </w:pPr>
+      <w:rPr>
+        <w:rFonts w:ascii="Wingdings" w:hAnsi="Wingdings" w:hint="default"/>
+      </w:rPr>
+    </w:lvl>
+    <w:lvl w:ilvl="3" w:tplc="04090001" w:tentative="1">
+      <w:start w:val="1"/>
+      <w:numFmt w:val="bullet"/>
+      <w:lvlText w:val=""/>
+      <w:lvlJc w:val="left"/>
+      <w:pPr>
+        <w:ind w:left="2880" w:hanging="360"/>
+      </w:pPr>
+      <w:rPr>
+        <w:rFonts w:ascii="Symbol" w:hAnsi="Symbol" w:hint="default"/>
+      </w:rPr>
+    </w:lvl>
+    <w:lvl w:ilvl="4" w:tplc="04090003" w:tentative="1">
+      <w:start w:val="1"/>
+      <w:numFmt w:val="bullet"/>
+      <w:lvlText w:val="o"/>
+      <w:lvlJc w:val="left"/>
+      <w:pPr>
+        <w:ind w:left="3600" w:hanging="360"/>
+      </w:pPr>
+      <w:rPr>
+        <w:rFonts w:ascii="Courier New" w:hAnsi="Courier New" w:cs="Courier New" w:hint="default"/>
+      </w:rPr>
+    </w:lvl>
+    <w:lvl w:ilvl="5" w:tplc="04090005" w:tentative="1">
+      <w:start w:val="1"/>
+      <w:numFmt w:val="bullet"/>
+      <w:lvlText w:val=""/>
+      <w:lvlJc w:val="left"/>
+      <w:pPr>
+        <w:ind w:left="4320" w:hanging="360"/>
+      </w:pPr>
+      <w:rPr>
+        <w:rFonts w:ascii="Wingdings" w:hAnsi="Wingdings" w:hint="default"/>
+      </w:rPr>
+    </w:lvl>
+    <w:lvl w:ilvl="6" w:tplc="04090001" w:tentative="1">
+      <w:start w:val="1"/>
+      <w:numFmt w:val="bullet"/>
+      <w:lvlText w:val=""/>
+      <w:lvlJc w:val="left"/>
+      <w:pPr>
+        <w:ind w:left="5040" w:hanging="360"/>
+      </w:pPr>
+      <w:rPr>
+        <w:rFonts w:ascii="Symbol" w:hAnsi="Symbol" w:hint="default"/>
+      </w:rPr>
+    </w:lvl>
+    <w:lvl w:ilvl="7" w:tplc="04090003" w:tentative="1">
+      <w:start w:val="1"/>
+      <w:numFmt w:val="bullet"/>
+      <w:lvlText w:val="o"/>
+      <w:lvlJc w:val="left"/>
+      <w:pPr>
+        <w:ind w:left="5760" w:hanging="360"/>
+      </w:pPr>
+      <w:rPr>
+        <w:rFonts w:ascii="Courier New" w:hAnsi="Courier New" w:cs="Courier New" w:hint="default"/>
+      </w:rPr>
+    </w:lvl>
+    <w:lvl w:ilvl="8" w:tplc="04090005" w:tentative="1">
+      <w:start w:val="1"/>
+      <w:numFmt w:val="bullet"/>
+      <w:lvlText w:val=""/>
+      <w:lvlJc w:val="left"/>
+      <w:pPr>
+        <w:ind w:left="6480" w:hanging="360"/>
+      </w:pPr>
+      <w:rPr>
+        <w:rFonts w:ascii="Wingdings" w:hAnsi="Wingdings" w:hint="default"/>
+      </w:rPr>
+    </w:lvl>
+  </w:abstractNum>
   <w:num w:numId="1" w16cid:durableId="2125687128">
+    <w:abstractNumId w:val="5"/>
+  </w:num>
+  <w:num w:numId="2" w16cid:durableId="2109693431">
+    <w:abstractNumId w:val="7"/>
+  </w:num>
+  <w:num w:numId="3" w16cid:durableId="750395548">
     <w:abstractNumId w:val="0"/>
+  </w:num>
+  <w:num w:numId="4" w16cid:durableId="2051301629">
+    <w:abstractNumId w:val="8"/>
+  </w:num>
+  <w:num w:numId="5" w16cid:durableId="269817645">
+    <w:abstractNumId w:val="3"/>
+  </w:num>
+  <w:num w:numId="6" w16cid:durableId="1386028685">
+    <w:abstractNumId w:val="1"/>
+  </w:num>
+  <w:num w:numId="7" w16cid:durableId="1884362576">
+    <w:abstractNumId w:val="4"/>
+  </w:num>
+  <w:num w:numId="8" w16cid:durableId="1568109440">
+    <w:abstractNumId w:val="6"/>
+  </w:num>
+  <w:num w:numId="9" w16cid:durableId="1035152398">
+    <w:abstractNumId w:val="2"/>
   </w:num>
 </w:numbering>
 </file>

--- a/public/downloads/Kyle_Spicer_Resume.docx
+++ b/public/downloads/Kyle_Spicer_Resume.docx
@@ -615,6 +615,7 @@
         <w:rPr>
           <w:rFonts w:ascii="Arial" w:hAnsi="Arial" w:cs="Arial"/>
         </w:rPr>
+        <w:lastRenderedPageBreak/>
         <w:t>Participated in peer technical reviews and mission integration testing for operational release readiness</w:t>
       </w:r>
     </w:p>
@@ -1113,14 +1114,12 @@
         </w:rPr>
         <w:t xml:space="preserve">, </w:t>
       </w:r>
-      <w:proofErr w:type="spellStart"/>
       <w:r>
         <w:rPr>
           <w:rFonts w:ascii="Arial" w:hAnsi="Arial" w:cs="Arial"/>
         </w:rPr>
         <w:t>ScrumAlliance</w:t>
       </w:r>
-      <w:proofErr w:type="spellEnd"/>
       <w:r>
         <w:rPr>
           <w:rFonts w:ascii="Arial" w:hAnsi="Arial" w:cs="Arial"/>
@@ -1215,7 +1214,6 @@
           <w:sz w:val="28"/>
           <w:szCs w:val="28"/>
         </w:rPr>
-        <w:lastRenderedPageBreak/>
         <w:t>Earlier Military Experience (Summarized)</w:t>
       </w:r>
     </w:p>

--- a/public/downloads/Kyle_Spicer_Resume.docx
+++ b/public/downloads/Kyle_Spicer_Resume.docx
@@ -28,6 +28,7 @@
       <w:pPr>
         <w:spacing w:after="0"/>
         <w:rPr>
+          <w:rStyle w:val="Hyperlink"/>
           <w:rFonts w:ascii="Arial" w:hAnsi="Arial" w:cs="Arial"/>
         </w:rPr>
       </w:pPr>
@@ -52,6 +53,33 @@
           <w:t>kyledspicer@gmail.com</w:t>
         </w:r>
       </w:hyperlink>
+      <w:r>
+        <w:rPr>
+          <w:rStyle w:val="Hyperlink"/>
+          <w:rFonts w:ascii="Arial" w:hAnsi="Arial" w:cs="Arial"/>
+        </w:rPr>
+        <w:t xml:space="preserve"> </w:t>
+      </w:r>
+    </w:p>
+    <w:p>
+      <w:pPr>
+        <w:spacing w:after="0"/>
+        <w:rPr>
+          <w:rFonts w:ascii="Arial" w:hAnsi="Arial" w:cs="Arial"/>
+        </w:rPr>
+      </w:pPr>
+      <w:r>
+        <w:rPr>
+          <w:rFonts w:ascii="Arial" w:hAnsi="Arial" w:cs="Arial"/>
+        </w:rPr>
+        <w:t xml:space="preserve">Senior Software Engineer | Cyber Capabilities Developer | </w:t>
+      </w:r>
+      <w:r>
+        <w:rPr>
+          <w:rFonts w:ascii="Arial" w:hAnsi="Arial" w:cs="Arial"/>
+        </w:rPr>
+        <w:t>Active TS/SCI Clearance</w:t>
+      </w:r>
     </w:p>
     <w:p>
       <w:pPr>
@@ -71,17 +99,21 @@
           <w:rFonts w:ascii="Arial" w:hAnsi="Arial" w:cs="Arial"/>
           <w:b/>
           <w:bCs/>
-          <w:sz w:val="28"/>
-          <w:szCs w:val="28"/>
-        </w:rPr>
-      </w:pPr>
-      <w:r>
-        <w:rPr>
-          <w:rFonts w:ascii="Arial" w:hAnsi="Arial" w:cs="Arial"/>
-          <w:b/>
-          <w:bCs/>
-          <w:sz w:val="28"/>
-          <w:szCs w:val="28"/>
+        </w:rPr>
+      </w:pPr>
+      <w:r>
+        <w:rPr>
+          <w:rFonts w:ascii="Arial" w:hAnsi="Arial" w:cs="Arial"/>
+          <w:b/>
+          <w:bCs/>
+        </w:rPr>
+        <w:t xml:space="preserve">Professional </w:t>
+      </w:r>
+      <w:r>
+        <w:rPr>
+          <w:rFonts w:ascii="Arial" w:hAnsi="Arial" w:cs="Arial"/>
+          <w:b/>
+          <w:bCs/>
         </w:rPr>
         <w:t>Summary</w:t>
       </w:r>
@@ -101,45 +133,17 @@
         <w:spacing w:after="0" w:line="240" w:lineRule="auto"/>
         <w:rPr>
           <w:rFonts w:ascii="Arial" w:hAnsi="Arial" w:cs="Arial"/>
-        </w:rPr>
-      </w:pPr>
-      <w:r>
-        <w:rPr>
-          <w:rFonts w:ascii="Arial" w:hAnsi="Arial" w:cs="Arial"/>
-        </w:rPr>
-        <w:t>Chief Warrant Officer (170D) and Windows Persistence Section Lead within the U.S. Army cyber capability development enterprise. Since 2022, designed and validated tactical cyberspace capabilities for U.S. Cyber Command and joint forces, focused on Windows internals, reverse engineering, and security-focused software engineering. Leads development efforts, improves release quality, and mentors engineers through structured technical training and code review.</w:t>
-      </w:r>
-    </w:p>
-    <w:p>
-      <w:pPr>
-        <w:spacing w:after="0" w:line="240" w:lineRule="auto"/>
-        <w:rPr>
-          <w:rFonts w:ascii="Arial" w:hAnsi="Arial" w:cs="Arial"/>
-        </w:rPr>
-      </w:pPr>
-    </w:p>
-    <w:p>
-      <w:pPr>
-        <w:spacing w:after="0" w:line="240" w:lineRule="auto"/>
-        <w:rPr>
-          <w:rFonts w:ascii="Arial" w:hAnsi="Arial" w:cs="Arial"/>
-          <w:b/>
-          <w:bCs/>
-        </w:rPr>
-      </w:pPr>
-      <w:r>
-        <w:rPr>
-          <w:rFonts w:ascii="Arial" w:hAnsi="Arial" w:cs="Arial"/>
-        </w:rPr>
-        <w:t>Earlier service spans SOF Civil Affairs, maritime engineering, and tactical communications, with operational experience translating mission requirements into technical and mission outcomes.</w:t>
-      </w:r>
-      <w:r>
-        <w:rPr>
-          <w:rFonts w:ascii="Arial" w:hAnsi="Arial" w:cs="Arial"/>
-          <w:b/>
-          <w:bCs/>
-        </w:rPr>
-        <w:t xml:space="preserve"> Active TS/SCI clearance.</w:t>
+          <w:sz w:val="22"/>
+          <w:szCs w:val="22"/>
+        </w:rPr>
+      </w:pPr>
+      <w:r>
+        <w:rPr>
+          <w:rFonts w:ascii="Arial" w:hAnsi="Arial" w:cs="Arial"/>
+          <w:sz w:val="22"/>
+          <w:szCs w:val="22"/>
+        </w:rPr>
+        <w:t>Senior Software Engineer and Chief Warrant Officer (170D) delivering mission-critical cyber capabilities for U.S. Cyber Command and joint forces. Experienced across Windows and Unix/Linux environments, specializing in Windows internals, reverse engineering, and security-focused software engineering using C/C++, Python, x86/x64 assembly, and Git-based CI/CD workflows. Proven leader partnering with stakeholders, improving release quality, and translating mission requirements into operational capabilities.</w:t>
       </w:r>
     </w:p>
     <w:p>
@@ -162,17 +166,13 @@
           <w:rFonts w:ascii="Arial" w:hAnsi="Arial" w:cs="Arial"/>
           <w:b/>
           <w:bCs/>
-          <w:sz w:val="28"/>
-          <w:szCs w:val="28"/>
-        </w:rPr>
-      </w:pPr>
-      <w:r>
-        <w:rPr>
-          <w:rFonts w:ascii="Arial" w:hAnsi="Arial" w:cs="Arial"/>
-          <w:b/>
-          <w:bCs/>
-          <w:sz w:val="28"/>
-          <w:szCs w:val="28"/>
+        </w:rPr>
+      </w:pPr>
+      <w:r>
+        <w:rPr>
+          <w:rFonts w:ascii="Arial" w:hAnsi="Arial" w:cs="Arial"/>
+          <w:b/>
+          <w:bCs/>
         </w:rPr>
         <w:t>Professional Experience</w:t>
       </w:r>
@@ -194,13 +194,17 @@
           <w:rFonts w:ascii="Arial" w:hAnsi="Arial" w:cs="Arial"/>
           <w:b/>
           <w:bCs/>
-        </w:rPr>
-      </w:pPr>
-      <w:r>
-        <w:rPr>
-          <w:rFonts w:ascii="Arial" w:hAnsi="Arial" w:cs="Arial"/>
-          <w:b/>
-          <w:bCs/>
+          <w:sz w:val="22"/>
+          <w:szCs w:val="22"/>
+        </w:rPr>
+      </w:pPr>
+      <w:r>
+        <w:rPr>
+          <w:rFonts w:ascii="Arial" w:hAnsi="Arial" w:cs="Arial"/>
+          <w:b/>
+          <w:bCs/>
+          <w:sz w:val="22"/>
+          <w:szCs w:val="22"/>
         </w:rPr>
         <w:t>Section Lead (Windows Persistence)</w:t>
       </w:r>
@@ -209,6 +213,8 @@
           <w:rFonts w:ascii="Arial" w:hAnsi="Arial" w:cs="Arial"/>
           <w:b/>
           <w:bCs/>
+          <w:sz w:val="22"/>
+          <w:szCs w:val="22"/>
         </w:rPr>
         <w:tab/>
       </w:r>
@@ -217,6 +223,8 @@
           <w:rFonts w:ascii="Arial" w:hAnsi="Arial" w:cs="Arial"/>
           <w:b/>
           <w:bCs/>
+          <w:sz w:val="22"/>
+          <w:szCs w:val="22"/>
         </w:rPr>
         <w:tab/>
       </w:r>
@@ -225,6 +233,8 @@
           <w:rFonts w:ascii="Arial" w:hAnsi="Arial" w:cs="Arial"/>
           <w:b/>
           <w:bCs/>
+          <w:sz w:val="22"/>
+          <w:szCs w:val="22"/>
         </w:rPr>
         <w:tab/>
       </w:r>
@@ -233,6 +243,8 @@
           <w:rFonts w:ascii="Arial" w:hAnsi="Arial" w:cs="Arial"/>
           <w:b/>
           <w:bCs/>
+          <w:sz w:val="22"/>
+          <w:szCs w:val="22"/>
         </w:rPr>
         <w:t xml:space="preserve">    </w:t>
       </w:r>
@@ -241,18 +253,55 @@
           <w:rFonts w:ascii="Arial" w:hAnsi="Arial" w:cs="Arial"/>
           <w:b/>
           <w:bCs/>
+          <w:sz w:val="22"/>
+          <w:szCs w:val="22"/>
         </w:rPr>
         <w:t xml:space="preserve">       </w:t>
       </w:r>
       <w:r>
         <w:rPr>
           <w:rFonts w:ascii="Arial" w:hAnsi="Arial" w:cs="Arial"/>
+          <w:b/>
+          <w:bCs/>
+          <w:sz w:val="22"/>
+          <w:szCs w:val="22"/>
+        </w:rPr>
+        <w:t xml:space="preserve">     </w:t>
+      </w:r>
+      <w:r>
+        <w:rPr>
+          <w:rFonts w:ascii="Arial" w:hAnsi="Arial" w:cs="Arial"/>
+          <w:b/>
+          <w:bCs/>
+          <w:sz w:val="22"/>
+          <w:szCs w:val="22"/>
+        </w:rPr>
+        <w:tab/>
+      </w:r>
+      <w:r>
+        <w:rPr>
+          <w:rFonts w:ascii="Arial" w:hAnsi="Arial" w:cs="Arial"/>
+          <w:b/>
+          <w:bCs/>
+          <w:sz w:val="22"/>
+          <w:szCs w:val="22"/>
+        </w:rPr>
+        <w:tab/>
+        <w:t xml:space="preserve">     </w:t>
+      </w:r>
+      <w:r>
+        <w:rPr>
+          <w:rFonts w:ascii="Arial" w:hAnsi="Arial" w:cs="Arial"/>
+          <w:sz w:val="22"/>
+          <w:szCs w:val="22"/>
         </w:rPr>
         <w:t xml:space="preserve">November 2025 – </w:t>
       </w:r>
       <w:r>
         <w:rPr>
           <w:rFonts w:ascii="Arial" w:hAnsi="Arial" w:cs="Arial"/>
+          <w:sz w:val="22"/>
+          <w:szCs w:val="22"/>
         </w:rPr>
         <w:t>Present</w:t>
       </w:r>
@@ -262,29 +311,39 @@
         <w:spacing w:after="0" w:line="240" w:lineRule="auto"/>
         <w:rPr>
           <w:rFonts w:ascii="Arial" w:hAnsi="Arial" w:cs="Arial"/>
-        </w:rPr>
-      </w:pPr>
-      <w:r>
-        <w:rPr>
-          <w:rFonts w:ascii="Arial" w:hAnsi="Arial" w:cs="Arial"/>
+          <w:sz w:val="22"/>
+          <w:szCs w:val="22"/>
+        </w:rPr>
+      </w:pPr>
+      <w:r>
+        <w:rPr>
+          <w:rFonts w:ascii="Arial" w:hAnsi="Arial" w:cs="Arial"/>
+          <w:sz w:val="22"/>
+          <w:szCs w:val="22"/>
         </w:rPr>
         <w:t>Capabilities Solutions Development - Georgia (CSD-G)</w:t>
       </w:r>
       <w:r>
         <w:rPr>
           <w:rFonts w:ascii="Arial" w:hAnsi="Arial" w:cs="Arial"/>
+          <w:sz w:val="22"/>
+          <w:szCs w:val="22"/>
         </w:rPr>
         <w:t xml:space="preserve">, </w:t>
       </w:r>
       <w:r>
         <w:rPr>
           <w:rFonts w:ascii="Arial" w:hAnsi="Arial" w:cs="Arial"/>
+          <w:sz w:val="22"/>
+          <w:szCs w:val="22"/>
         </w:rPr>
         <w:t>780</w:t>
       </w:r>
       <w:r>
         <w:rPr>
           <w:rFonts w:ascii="Arial" w:hAnsi="Arial" w:cs="Arial"/>
+          <w:sz w:val="22"/>
+          <w:szCs w:val="22"/>
           <w:vertAlign w:val="superscript"/>
         </w:rPr>
         <w:t>th</w:t>
@@ -292,12 +351,16 @@
       <w:r>
         <w:rPr>
           <w:rFonts w:ascii="Arial" w:hAnsi="Arial" w:cs="Arial"/>
+          <w:sz w:val="22"/>
+          <w:szCs w:val="22"/>
         </w:rPr>
         <w:t xml:space="preserve"> </w:t>
       </w:r>
       <w:r>
         <w:rPr>
           <w:rFonts w:ascii="Arial" w:hAnsi="Arial" w:cs="Arial"/>
+          <w:sz w:val="22"/>
+          <w:szCs w:val="22"/>
         </w:rPr>
         <w:t>MI Brigade</w:t>
       </w:r>
@@ -309,6 +372,8 @@
           <w:rFonts w:ascii="Arial" w:hAnsi="Arial" w:cs="Arial"/>
           <w:b/>
           <w:bCs/>
+          <w:sz w:val="22"/>
+          <w:szCs w:val="22"/>
         </w:rPr>
       </w:pPr>
     </w:p>
@@ -322,13 +387,17 @@
         <w:spacing w:after="0" w:line="240" w:lineRule="auto"/>
         <w:rPr>
           <w:rFonts w:ascii="Arial" w:hAnsi="Arial" w:cs="Arial"/>
-        </w:rPr>
-      </w:pPr>
-      <w:r>
-        <w:rPr>
-          <w:rFonts w:ascii="Arial" w:hAnsi="Arial" w:cs="Arial"/>
-        </w:rPr>
-        <w:t>Lead Windows endpoint capability development team supporting USCYBERCOM mission requirements and cyber operations support functions</w:t>
+          <w:sz w:val="22"/>
+          <w:szCs w:val="22"/>
+        </w:rPr>
+      </w:pPr>
+      <w:r>
+        <w:rPr>
+          <w:rFonts w:ascii="Arial" w:hAnsi="Arial" w:cs="Arial"/>
+          <w:sz w:val="22"/>
+          <w:szCs w:val="22"/>
+        </w:rPr>
+        <w:t>Lead Windows endpoint capability development team supporting operational mission requirements</w:t>
       </w:r>
     </w:p>
     <w:p>
@@ -341,13 +410,17 @@
         <w:spacing w:after="0" w:line="240" w:lineRule="auto"/>
         <w:rPr>
           <w:rFonts w:ascii="Arial" w:hAnsi="Arial" w:cs="Arial"/>
-        </w:rPr>
-      </w:pPr>
-      <w:r>
-        <w:rPr>
-          <w:rFonts w:ascii="Arial" w:hAnsi="Arial" w:cs="Arial"/>
-        </w:rPr>
-        <w:t>Direct design, implementation, and validation of Windows-based security tooling and system-level capability development</w:t>
+          <w:sz w:val="22"/>
+          <w:szCs w:val="22"/>
+        </w:rPr>
+      </w:pPr>
+      <w:r>
+        <w:rPr>
+          <w:rFonts w:ascii="Arial" w:hAnsi="Arial" w:cs="Arial"/>
+          <w:sz w:val="22"/>
+          <w:szCs w:val="22"/>
+        </w:rPr>
+        <w:t>Direct design, implementation, and validation of system-level Windows capabilities for operational use</w:t>
       </w:r>
     </w:p>
     <w:p>
@@ -360,13 +433,17 @@
         <w:spacing w:after="0" w:line="240" w:lineRule="auto"/>
         <w:rPr>
           <w:rFonts w:ascii="Arial" w:hAnsi="Arial" w:cs="Arial"/>
-        </w:rPr>
-      </w:pPr>
-      <w:r>
-        <w:rPr>
-          <w:rFonts w:ascii="Arial" w:hAnsi="Arial" w:cs="Arial"/>
-        </w:rPr>
-        <w:t>Oversee mission software lifecycle including development, testing, integration, and release validation for operational use cases</w:t>
+          <w:sz w:val="22"/>
+          <w:szCs w:val="22"/>
+        </w:rPr>
+      </w:pPr>
+      <w:r>
+        <w:rPr>
+          <w:rFonts w:ascii="Arial" w:hAnsi="Arial" w:cs="Arial"/>
+          <w:sz w:val="22"/>
+          <w:szCs w:val="22"/>
+        </w:rPr>
+        <w:t>Oversee mission software lifecycle including development, testing, and operational release</w:t>
       </w:r>
     </w:p>
     <w:p>
@@ -379,13 +456,17 @@
         <w:spacing w:after="0" w:line="240" w:lineRule="auto"/>
         <w:rPr>
           <w:rFonts w:ascii="Arial" w:hAnsi="Arial" w:cs="Arial"/>
-        </w:rPr>
-      </w:pPr>
-      <w:r>
-        <w:rPr>
-          <w:rFonts w:ascii="Arial" w:hAnsi="Arial" w:cs="Arial"/>
-        </w:rPr>
-        <w:t>Coordinate cross-functional engineering efforts across multiple cyber capability development branches and mission stakeholders</w:t>
+          <w:sz w:val="22"/>
+          <w:szCs w:val="22"/>
+        </w:rPr>
+      </w:pPr>
+      <w:r>
+        <w:rPr>
+          <w:rFonts w:ascii="Arial" w:hAnsi="Arial" w:cs="Arial"/>
+          <w:sz w:val="22"/>
+          <w:szCs w:val="22"/>
+        </w:rPr>
+        <w:t>Coordinate cross-functional engineering efforts across cyber capability development teams</w:t>
       </w:r>
     </w:p>
     <w:p>
@@ -398,11 +479,15 @@
         <w:spacing w:after="0" w:line="240" w:lineRule="auto"/>
         <w:rPr>
           <w:rFonts w:ascii="Arial" w:hAnsi="Arial" w:cs="Arial"/>
-        </w:rPr>
-      </w:pPr>
-      <w:r>
-        <w:rPr>
-          <w:rFonts w:ascii="Arial" w:hAnsi="Arial" w:cs="Arial"/>
+          <w:sz w:val="22"/>
+          <w:szCs w:val="22"/>
+        </w:rPr>
+      </w:pPr>
+      <w:r>
+        <w:rPr>
+          <w:rFonts w:ascii="Arial" w:hAnsi="Arial" w:cs="Arial"/>
+          <w:sz w:val="22"/>
+          <w:szCs w:val="22"/>
         </w:rPr>
         <w:t>Mentor junior Cyber Capabilities Developers (CCDs) in Windows internals, debugging, reverse engineering, and secure development practices</w:t>
       </w:r>
@@ -422,13 +507,17 @@
         <w:spacing w:after="0" w:line="240" w:lineRule="auto"/>
         <w:rPr>
           <w:rFonts w:ascii="Arial" w:hAnsi="Arial" w:cs="Arial"/>
-        </w:rPr>
-      </w:pPr>
-      <w:r>
-        <w:rPr>
-          <w:rFonts w:ascii="Arial" w:hAnsi="Arial" w:cs="Arial"/>
-          <w:b/>
-          <w:bCs/>
+          <w:sz w:val="22"/>
+          <w:szCs w:val="22"/>
+        </w:rPr>
+      </w:pPr>
+      <w:r>
+        <w:rPr>
+          <w:rFonts w:ascii="Arial" w:hAnsi="Arial" w:cs="Arial"/>
+          <w:b/>
+          <w:bCs/>
+          <w:sz w:val="22"/>
+          <w:szCs w:val="22"/>
         </w:rPr>
         <w:t>Cyber Capabilities Developer (CCD)</w:t>
       </w:r>
@@ -437,6 +526,8 @@
           <w:rFonts w:ascii="Arial" w:hAnsi="Arial" w:cs="Arial"/>
           <w:b/>
           <w:bCs/>
+          <w:sz w:val="22"/>
+          <w:szCs w:val="22"/>
         </w:rPr>
         <w:tab/>
       </w:r>
@@ -445,6 +536,8 @@
           <w:rFonts w:ascii="Arial" w:hAnsi="Arial" w:cs="Arial"/>
           <w:b/>
           <w:bCs/>
+          <w:sz w:val="22"/>
+          <w:szCs w:val="22"/>
         </w:rPr>
         <w:tab/>
         <w:t xml:space="preserve">         </w:t>
@@ -452,63 +545,107 @@
       <w:r>
         <w:rPr>
           <w:rFonts w:ascii="Arial" w:hAnsi="Arial" w:cs="Arial"/>
-        </w:rPr>
-        <w:t>November 2023 – November 2025</w:t>
-      </w:r>
-      <w:r>
-        <w:rPr>
-          <w:rFonts w:ascii="Arial" w:hAnsi="Arial" w:cs="Arial"/>
+          <w:b/>
+          <w:bCs/>
+          <w:sz w:val="22"/>
+          <w:szCs w:val="22"/>
+        </w:rPr>
+        <w:tab/>
+        <w:t xml:space="preserve">   </w:t>
+      </w:r>
+      <w:r>
+        <w:rPr>
+          <w:rFonts w:ascii="Arial" w:hAnsi="Arial" w:cs="Arial"/>
+          <w:b/>
+          <w:bCs/>
+          <w:sz w:val="22"/>
+          <w:szCs w:val="22"/>
+        </w:rPr>
+        <w:tab/>
+      </w:r>
+      <w:r>
+        <w:rPr>
+          <w:rFonts w:ascii="Arial" w:hAnsi="Arial" w:cs="Arial"/>
+          <w:b/>
+          <w:bCs/>
+          <w:sz w:val="22"/>
+          <w:szCs w:val="22"/>
+        </w:rPr>
+        <w:tab/>
+        <w:t xml:space="preserve">   </w:t>
+      </w:r>
+      <w:r>
+        <w:rPr>
+          <w:rFonts w:ascii="Arial" w:hAnsi="Arial" w:cs="Arial"/>
+          <w:sz w:val="22"/>
+          <w:szCs w:val="22"/>
+        </w:rPr>
+        <w:t xml:space="preserve">November 2023 – November 2025 </w:t>
+      </w:r>
+    </w:p>
+    <w:p>
+      <w:pPr>
+        <w:spacing w:after="0" w:line="240" w:lineRule="auto"/>
+        <w:rPr>
+          <w:rFonts w:ascii="Arial" w:hAnsi="Arial" w:cs="Arial"/>
+          <w:sz w:val="22"/>
+          <w:szCs w:val="22"/>
+        </w:rPr>
+      </w:pPr>
+      <w:r>
+        <w:rPr>
+          <w:rFonts w:ascii="Arial" w:hAnsi="Arial" w:cs="Arial"/>
+          <w:sz w:val="22"/>
+          <w:szCs w:val="22"/>
+        </w:rPr>
+        <w:t>CSD-G</w:t>
+      </w:r>
+      <w:r>
+        <w:rPr>
+          <w:rFonts w:ascii="Arial" w:hAnsi="Arial" w:cs="Arial"/>
+          <w:sz w:val="22"/>
+          <w:szCs w:val="22"/>
+        </w:rPr>
+        <w:t xml:space="preserve">, </w:t>
+      </w:r>
+      <w:r>
+        <w:rPr>
+          <w:rFonts w:ascii="Arial" w:hAnsi="Arial" w:cs="Arial"/>
+          <w:sz w:val="22"/>
+          <w:szCs w:val="22"/>
+        </w:rPr>
+        <w:t>780</w:t>
+      </w:r>
+      <w:r>
+        <w:rPr>
+          <w:rFonts w:ascii="Arial" w:hAnsi="Arial" w:cs="Arial"/>
+          <w:sz w:val="22"/>
+          <w:szCs w:val="22"/>
+          <w:vertAlign w:val="superscript"/>
+        </w:rPr>
+        <w:t>th</w:t>
+      </w:r>
+      <w:r>
+        <w:rPr>
+          <w:rFonts w:ascii="Arial" w:hAnsi="Arial" w:cs="Arial"/>
+          <w:sz w:val="22"/>
+          <w:szCs w:val="22"/>
         </w:rPr>
         <w:t xml:space="preserve"> </w:t>
       </w:r>
-    </w:p>
-    <w:p>
-      <w:pPr>
-        <w:spacing w:after="0" w:line="240" w:lineRule="auto"/>
-        <w:rPr>
-          <w:rFonts w:ascii="Arial" w:hAnsi="Arial" w:cs="Arial"/>
-        </w:rPr>
-      </w:pPr>
-      <w:r>
-        <w:rPr>
-          <w:rFonts w:ascii="Arial" w:hAnsi="Arial" w:cs="Arial"/>
-        </w:rPr>
-        <w:t>CSD-G</w:t>
-      </w:r>
-      <w:r>
-        <w:rPr>
-          <w:rFonts w:ascii="Arial" w:hAnsi="Arial" w:cs="Arial"/>
-        </w:rPr>
-        <w:t xml:space="preserve">, </w:t>
-      </w:r>
-      <w:r>
-        <w:rPr>
-          <w:rFonts w:ascii="Arial" w:hAnsi="Arial" w:cs="Arial"/>
-        </w:rPr>
-        <w:t>780</w:t>
-      </w:r>
-      <w:r>
-        <w:rPr>
-          <w:rFonts w:ascii="Arial" w:hAnsi="Arial" w:cs="Arial"/>
-          <w:vertAlign w:val="superscript"/>
-        </w:rPr>
-        <w:t>th</w:t>
-      </w:r>
-      <w:r>
-        <w:rPr>
-          <w:rFonts w:ascii="Arial" w:hAnsi="Arial" w:cs="Arial"/>
-        </w:rPr>
-        <w:t xml:space="preserve"> </w:t>
-      </w:r>
-      <w:r>
-        <w:rPr>
-          <w:rFonts w:ascii="Arial" w:hAnsi="Arial" w:cs="Arial"/>
+      <w:r>
+        <w:rPr>
+          <w:rFonts w:ascii="Arial" w:hAnsi="Arial" w:cs="Arial"/>
+          <w:sz w:val="22"/>
+          <w:szCs w:val="22"/>
         </w:rPr>
         <w:t xml:space="preserve">MI </w:t>
       </w:r>
       <w:r>
         <w:rPr>
           <w:rFonts w:ascii="Arial" w:hAnsi="Arial" w:cs="Arial"/>
+          <w:sz w:val="22"/>
+          <w:szCs w:val="22"/>
         </w:rPr>
         <w:t>Brigade</w:t>
       </w:r>
@@ -520,6 +657,8 @@
           <w:rFonts w:ascii="Arial" w:hAnsi="Arial" w:cs="Arial"/>
           <w:b/>
           <w:bCs/>
+          <w:sz w:val="22"/>
+          <w:szCs w:val="22"/>
         </w:rPr>
       </w:pPr>
     </w:p>
@@ -533,13 +672,17 @@
         <w:spacing w:after="0" w:line="240" w:lineRule="auto"/>
         <w:rPr>
           <w:rFonts w:ascii="Arial" w:hAnsi="Arial" w:cs="Arial"/>
-        </w:rPr>
-      </w:pPr>
-      <w:r>
-        <w:rPr>
-          <w:rFonts w:ascii="Arial" w:hAnsi="Arial" w:cs="Arial"/>
-        </w:rPr>
-        <w:t>Developed and validated Windows-based cyber capabilities supporting operational and defensive cyberspace mission requirements</w:t>
+          <w:sz w:val="22"/>
+          <w:szCs w:val="22"/>
+        </w:rPr>
+      </w:pPr>
+      <w:r>
+        <w:rPr>
+          <w:rFonts w:ascii="Arial" w:hAnsi="Arial" w:cs="Arial"/>
+          <w:sz w:val="22"/>
+          <w:szCs w:val="22"/>
+        </w:rPr>
+        <w:t>Developed Windows-based cyber capabilities supporting operational mission requirements</w:t>
       </w:r>
     </w:p>
     <w:p>
@@ -552,13 +695,17 @@
         <w:spacing w:after="0" w:line="240" w:lineRule="auto"/>
         <w:rPr>
           <w:rFonts w:ascii="Arial" w:hAnsi="Arial" w:cs="Arial"/>
-        </w:rPr>
-      </w:pPr>
-      <w:r>
-        <w:rPr>
-          <w:rFonts w:ascii="Arial" w:hAnsi="Arial" w:cs="Arial"/>
-        </w:rPr>
-        <w:t>Performed Windows internals analysis and reverse engineering to support endpoint capability development and system behavior understanding</w:t>
+          <w:sz w:val="22"/>
+          <w:szCs w:val="22"/>
+        </w:rPr>
+      </w:pPr>
+      <w:r>
+        <w:rPr>
+          <w:rFonts w:ascii="Arial" w:hAnsi="Arial" w:cs="Arial"/>
+          <w:sz w:val="22"/>
+          <w:szCs w:val="22"/>
+        </w:rPr>
+        <w:t>Performed Windows internals analysis and reverse engineering</w:t>
       </w:r>
     </w:p>
     <w:p>
@@ -571,13 +718,17 @@
         <w:spacing w:after="0" w:line="240" w:lineRule="auto"/>
         <w:rPr>
           <w:rFonts w:ascii="Arial" w:hAnsi="Arial" w:cs="Arial"/>
-        </w:rPr>
-      </w:pPr>
-      <w:r>
-        <w:rPr>
-          <w:rFonts w:ascii="Arial" w:hAnsi="Arial" w:cs="Arial"/>
-        </w:rPr>
-        <w:t>Supported development of security-focused tooling aligned with mission requirements and platform constraints</w:t>
+          <w:sz w:val="22"/>
+          <w:szCs w:val="22"/>
+        </w:rPr>
+      </w:pPr>
+      <w:r>
+        <w:rPr>
+          <w:rFonts w:ascii="Arial" w:hAnsi="Arial" w:cs="Arial"/>
+          <w:sz w:val="22"/>
+          <w:szCs w:val="22"/>
+        </w:rPr>
+        <w:t>Built security-focused tooling aligned with operational and platform constraints</w:t>
       </w:r>
     </w:p>
     <w:p>
@@ -590,13 +741,17 @@
         <w:spacing w:after="0" w:line="240" w:lineRule="auto"/>
         <w:rPr>
           <w:rFonts w:ascii="Arial" w:hAnsi="Arial" w:cs="Arial"/>
-        </w:rPr>
-      </w:pPr>
-      <w:r>
-        <w:rPr>
-          <w:rFonts w:ascii="Arial" w:hAnsi="Arial" w:cs="Arial"/>
-        </w:rPr>
-        <w:t>Improved reliability and stability of deployed capabilities through structured testing, debugging, and iterative validation cycles</w:t>
+          <w:sz w:val="22"/>
+          <w:szCs w:val="22"/>
+        </w:rPr>
+      </w:pPr>
+      <w:r>
+        <w:rPr>
+          <w:rFonts w:ascii="Arial" w:hAnsi="Arial" w:cs="Arial"/>
+          <w:sz w:val="22"/>
+          <w:szCs w:val="22"/>
+        </w:rPr>
+        <w:t>Improved reliability through structured testing, debugging, and validation</w:t>
       </w:r>
     </w:p>
     <w:p>
@@ -609,31 +764,18 @@
         <w:spacing w:after="0" w:line="240" w:lineRule="auto"/>
         <w:rPr>
           <w:rFonts w:ascii="Arial" w:hAnsi="Arial" w:cs="Arial"/>
-        </w:rPr>
-      </w:pPr>
-      <w:r>
-        <w:rPr>
-          <w:rFonts w:ascii="Arial" w:hAnsi="Arial" w:cs="Arial"/>
-        </w:rPr>
-        <w:lastRenderedPageBreak/>
-        <w:t>Participated in peer technical reviews and mission integration testing for operational release readiness</w:t>
-      </w:r>
-    </w:p>
-    <w:p>
-      <w:pPr>
-        <w:spacing w:after="0" w:line="240" w:lineRule="auto"/>
-        <w:rPr>
-          <w:rFonts w:ascii="Arial" w:hAnsi="Arial" w:cs="Arial"/>
-        </w:rPr>
-      </w:pPr>
-    </w:p>
-    <w:p>
-      <w:pPr>
-        <w:spacing w:after="0" w:line="240" w:lineRule="auto"/>
-        <w:rPr>
-          <w:rFonts w:ascii="Arial" w:hAnsi="Arial" w:cs="Arial"/>
-        </w:rPr>
-      </w:pPr>
+          <w:sz w:val="22"/>
+          <w:szCs w:val="22"/>
+        </w:rPr>
+      </w:pPr>
+      <w:r>
+        <w:rPr>
+          <w:rFonts w:ascii="Arial" w:hAnsi="Arial" w:cs="Arial"/>
+          <w:sz w:val="22"/>
+          <w:szCs w:val="22"/>
+        </w:rPr>
+        <w:t>Participated in peer reviews and mission integration testing</w:t>
+      </w:r>
     </w:p>
     <w:p>
       <w:pPr>
@@ -655,17 +797,13 @@
           <w:rFonts w:ascii="Arial" w:hAnsi="Arial" w:cs="Arial"/>
           <w:b/>
           <w:bCs/>
-          <w:sz w:val="28"/>
-          <w:szCs w:val="28"/>
-        </w:rPr>
-      </w:pPr>
-      <w:r>
-        <w:rPr>
-          <w:rFonts w:ascii="Arial" w:hAnsi="Arial" w:cs="Arial"/>
-          <w:b/>
-          <w:bCs/>
-          <w:sz w:val="28"/>
-          <w:szCs w:val="28"/>
+        </w:rPr>
+      </w:pPr>
+      <w:r>
+        <w:rPr>
+          <w:rFonts w:ascii="Arial" w:hAnsi="Arial" w:cs="Arial"/>
+          <w:b/>
+          <w:bCs/>
         </w:rPr>
         <w:t>Education</w:t>
       </w:r>
@@ -687,13 +825,17 @@
           <w:rFonts w:ascii="Arial" w:hAnsi="Arial" w:cs="Arial"/>
           <w:b/>
           <w:bCs/>
-        </w:rPr>
-      </w:pPr>
-      <w:r>
-        <w:rPr>
-          <w:rFonts w:ascii="Arial" w:hAnsi="Arial" w:cs="Arial"/>
-          <w:b/>
-          <w:bCs/>
+          <w:sz w:val="22"/>
+          <w:szCs w:val="22"/>
+        </w:rPr>
+      </w:pPr>
+      <w:r>
+        <w:rPr>
+          <w:rFonts w:ascii="Arial" w:hAnsi="Arial" w:cs="Arial"/>
+          <w:b/>
+          <w:bCs/>
+          <w:sz w:val="22"/>
+          <w:szCs w:val="22"/>
         </w:rPr>
         <w:t>Master of Science in Computer Science</w:t>
       </w:r>
@@ -702,22 +844,38 @@
           <w:rFonts w:ascii="Arial" w:hAnsi="Arial" w:cs="Arial"/>
           <w:b/>
           <w:bCs/>
-        </w:rPr>
-        <w:t xml:space="preserve">              </w:t>
-      </w:r>
-      <w:r>
-        <w:rPr>
-          <w:rFonts w:ascii="Arial" w:hAnsi="Arial" w:cs="Arial"/>
-          <w:b/>
-          <w:bCs/>
-        </w:rPr>
-        <w:t xml:space="preserve">        </w:t>
-      </w:r>
-      <w:r>
-        <w:rPr>
-          <w:rFonts w:ascii="Arial" w:hAnsi="Arial" w:cs="Arial"/>
-          <w:b/>
-          <w:bCs/>
+          <w:sz w:val="22"/>
+          <w:szCs w:val="22"/>
+        </w:rPr>
+        <w:t xml:space="preserve">, </w:t>
+      </w:r>
+      <w:r>
+        <w:rPr>
+          <w:rFonts w:ascii="Arial" w:hAnsi="Arial" w:cs="Arial"/>
+          <w:i/>
+          <w:iCs/>
+          <w:sz w:val="22"/>
+          <w:szCs w:val="22"/>
+        </w:rPr>
+        <w:t>Artificial Intelligence</w:t>
+      </w:r>
+      <w:r>
+        <w:rPr>
+          <w:rFonts w:ascii="Arial" w:hAnsi="Arial" w:cs="Arial"/>
+          <w:i/>
+          <w:iCs/>
+          <w:sz w:val="22"/>
+          <w:szCs w:val="22"/>
+        </w:rPr>
+        <w:t xml:space="preserve">    </w:t>
+      </w:r>
+      <w:r>
+        <w:rPr>
+          <w:rFonts w:ascii="Arial" w:hAnsi="Arial" w:cs="Arial"/>
+          <w:b/>
+          <w:bCs/>
+          <w:sz w:val="22"/>
+          <w:szCs w:val="22"/>
         </w:rPr>
         <w:tab/>
       </w:r>
@@ -726,103 +884,112 @@
           <w:rFonts w:ascii="Arial" w:hAnsi="Arial" w:cs="Arial"/>
           <w:b/>
           <w:bCs/>
-        </w:rPr>
-        <w:tab/>
-      </w:r>
-      <w:r>
-        <w:rPr>
-          <w:rFonts w:ascii="Arial" w:hAnsi="Arial" w:cs="Arial"/>
-        </w:rPr>
-        <w:t>Expected May 2028</w:t>
-      </w:r>
-    </w:p>
-    <w:p>
-      <w:pPr>
-        <w:spacing w:after="0" w:line="240" w:lineRule="auto"/>
-        <w:rPr>
-          <w:rFonts w:ascii="Arial" w:hAnsi="Arial" w:cs="Arial"/>
-        </w:rPr>
-      </w:pPr>
-      <w:r>
-        <w:rPr>
-          <w:rFonts w:ascii="Arial" w:hAnsi="Arial" w:cs="Arial"/>
-        </w:rPr>
-        <w:t xml:space="preserve">Georgia Institute of </w:t>
-      </w:r>
-      <w:r>
-        <w:rPr>
-          <w:rFonts w:ascii="Arial" w:hAnsi="Arial" w:cs="Arial"/>
-        </w:rPr>
-        <w:t>Technology</w:t>
-      </w:r>
-      <w:r>
-        <w:rPr>
-          <w:rFonts w:ascii="Arial" w:hAnsi="Arial" w:cs="Arial"/>
-        </w:rPr>
-        <w:t xml:space="preserve"> </w:t>
-      </w:r>
-      <w:r>
-        <w:rPr>
-          <w:rFonts w:ascii="Arial" w:hAnsi="Arial" w:cs="Arial"/>
-        </w:rPr>
-        <w:tab/>
-      </w:r>
-      <w:r>
-        <w:rPr>
-          <w:rFonts w:ascii="Arial" w:hAnsi="Arial" w:cs="Arial"/>
-        </w:rPr>
-        <w:tab/>
-      </w:r>
-      <w:r>
-        <w:rPr>
-          <w:rFonts w:ascii="Arial" w:hAnsi="Arial" w:cs="Arial"/>
-        </w:rPr>
-        <w:tab/>
-      </w:r>
-      <w:r>
-        <w:rPr>
-          <w:rFonts w:ascii="Arial" w:hAnsi="Arial" w:cs="Arial"/>
+          <w:sz w:val="22"/>
+          <w:szCs w:val="22"/>
         </w:rPr>
         <w:tab/>
         <w:t xml:space="preserve">   </w:t>
       </w:r>
-    </w:p>
-    <w:p>
-      <w:pPr>
-        <w:spacing w:after="0" w:line="240" w:lineRule="auto"/>
-        <w:rPr>
-          <w:rFonts w:ascii="Arial" w:hAnsi="Arial" w:cs="Arial"/>
-        </w:rPr>
-      </w:pPr>
-      <w:r>
-        <w:rPr>
-          <w:rFonts w:ascii="Arial" w:hAnsi="Arial" w:cs="Arial"/>
-        </w:rPr>
-        <w:t>Concentration: Artificial Intelligence</w:t>
-      </w:r>
-    </w:p>
-    <w:p>
-      <w:pPr>
-        <w:spacing w:after="0" w:line="240" w:lineRule="auto"/>
-        <w:rPr>
-          <w:rFonts w:ascii="Arial" w:hAnsi="Arial" w:cs="Arial"/>
-        </w:rPr>
-      </w:pPr>
-    </w:p>
-    <w:p>
-      <w:pPr>
-        <w:spacing w:after="0" w:line="240" w:lineRule="auto"/>
-        <w:rPr>
-          <w:rFonts w:ascii="Arial" w:hAnsi="Arial" w:cs="Arial"/>
-          <w:b/>
-          <w:bCs/>
-        </w:rPr>
-      </w:pPr>
-      <w:r>
-        <w:rPr>
-          <w:rFonts w:ascii="Arial" w:hAnsi="Arial" w:cs="Arial"/>
-          <w:b/>
-          <w:bCs/>
+      <w:r>
+        <w:rPr>
+          <w:rFonts w:ascii="Arial" w:hAnsi="Arial" w:cs="Arial"/>
+          <w:b/>
+          <w:bCs/>
+          <w:sz w:val="22"/>
+          <w:szCs w:val="22"/>
+        </w:rPr>
+        <w:tab/>
+      </w:r>
+      <w:r>
+        <w:rPr>
+          <w:rFonts w:ascii="Arial" w:hAnsi="Arial" w:cs="Arial"/>
+          <w:b/>
+          <w:bCs/>
+          <w:sz w:val="22"/>
+          <w:szCs w:val="22"/>
+        </w:rPr>
+        <w:tab/>
+        <w:t xml:space="preserve">   </w:t>
+      </w:r>
+      <w:r>
+        <w:rPr>
+          <w:rFonts w:ascii="Arial" w:hAnsi="Arial" w:cs="Arial"/>
+          <w:sz w:val="22"/>
+          <w:szCs w:val="22"/>
+        </w:rPr>
+        <w:t>Expected May 2028</w:t>
+      </w:r>
+    </w:p>
+    <w:p>
+      <w:pPr>
+        <w:spacing w:after="0" w:line="240" w:lineRule="auto"/>
+        <w:rPr>
+          <w:rFonts w:ascii="Arial" w:hAnsi="Arial" w:cs="Arial"/>
+          <w:sz w:val="22"/>
+          <w:szCs w:val="22"/>
+        </w:rPr>
+      </w:pPr>
+      <w:r>
+        <w:rPr>
+          <w:rFonts w:ascii="Arial" w:hAnsi="Arial" w:cs="Arial"/>
+          <w:sz w:val="22"/>
+          <w:szCs w:val="22"/>
+        </w:rPr>
+        <w:t xml:space="preserve">Georgia Institute of </w:t>
+      </w:r>
+      <w:r>
+        <w:rPr>
+          <w:rFonts w:ascii="Arial" w:hAnsi="Arial" w:cs="Arial"/>
+          <w:sz w:val="22"/>
+          <w:szCs w:val="22"/>
+        </w:rPr>
+        <w:t>Technology</w:t>
+      </w:r>
+      <w:r>
+        <w:rPr>
+          <w:rFonts w:ascii="Arial" w:hAnsi="Arial" w:cs="Arial"/>
+          <w:sz w:val="22"/>
+          <w:szCs w:val="22"/>
+        </w:rPr>
+        <w:t>, Atlanta, GA</w:t>
+      </w:r>
+    </w:p>
+    <w:p>
+      <w:pPr>
+        <w:spacing w:after="0" w:line="240" w:lineRule="auto"/>
+        <w:rPr>
+          <w:rFonts w:ascii="Arial" w:hAnsi="Arial" w:cs="Arial"/>
+          <w:sz w:val="22"/>
+          <w:szCs w:val="22"/>
+        </w:rPr>
+      </w:pPr>
+      <w:r>
+        <w:rPr>
+          <w:rFonts w:ascii="Arial" w:hAnsi="Arial" w:cs="Arial"/>
+          <w:sz w:val="22"/>
+          <w:szCs w:val="22"/>
+        </w:rPr>
+        <w:t xml:space="preserve"> </w:t>
+      </w:r>
+    </w:p>
+    <w:p>
+      <w:pPr>
+        <w:spacing w:after="0" w:line="240" w:lineRule="auto"/>
+        <w:rPr>
+          <w:rFonts w:ascii="Arial" w:hAnsi="Arial" w:cs="Arial"/>
+          <w:b/>
+          <w:bCs/>
+          <w:sz w:val="22"/>
+          <w:szCs w:val="22"/>
+        </w:rPr>
+      </w:pPr>
+      <w:r>
+        <w:rPr>
+          <w:rFonts w:ascii="Arial" w:hAnsi="Arial" w:cs="Arial"/>
+          <w:b/>
+          <w:bCs/>
+          <w:sz w:val="22"/>
+          <w:szCs w:val="22"/>
         </w:rPr>
         <w:t>Bachelor of Science in Computer Science</w:t>
       </w:r>
@@ -831,14 +998,69 @@
           <w:rFonts w:ascii="Arial" w:hAnsi="Arial" w:cs="Arial"/>
           <w:b/>
           <w:bCs/>
+          <w:sz w:val="22"/>
+          <w:szCs w:val="22"/>
+        </w:rPr>
+        <w:t xml:space="preserve">, </w:t>
+      </w:r>
+      <w:r>
+        <w:rPr>
+          <w:rFonts w:ascii="Arial" w:hAnsi="Arial" w:cs="Arial"/>
+          <w:i/>
+          <w:iCs/>
+          <w:sz w:val="22"/>
+          <w:szCs w:val="22"/>
+        </w:rPr>
+        <w:t>Software Engineering</w:t>
+      </w:r>
+      <w:r>
+        <w:rPr>
+          <w:rFonts w:ascii="Arial" w:hAnsi="Arial" w:cs="Arial"/>
+          <w:i/>
+          <w:iCs/>
+          <w:sz w:val="22"/>
+          <w:szCs w:val="22"/>
+        </w:rPr>
+        <w:t xml:space="preserve"> (3.96 GPA)</w:t>
+      </w:r>
+      <w:r>
+        <w:rPr>
+          <w:rFonts w:ascii="Arial" w:hAnsi="Arial" w:cs="Arial"/>
+          <w:i/>
+          <w:iCs/>
+          <w:sz w:val="22"/>
+          <w:szCs w:val="22"/>
+        </w:rPr>
+        <w:t xml:space="preserve">  </w:t>
+      </w:r>
+      <w:r>
+        <w:rPr>
+          <w:rFonts w:ascii="Arial" w:hAnsi="Arial" w:cs="Arial"/>
+          <w:b/>
+          <w:bCs/>
+          <w:sz w:val="22"/>
+          <w:szCs w:val="22"/>
         </w:rPr>
         <w:tab/>
-      </w:r>
-      <w:r>
-        <w:rPr>
-          <w:rFonts w:ascii="Arial" w:hAnsi="Arial" w:cs="Arial"/>
-          <w:b/>
-          <w:bCs/>
+        <w:t xml:space="preserve">  </w:t>
+      </w:r>
+      <w:r>
+        <w:rPr>
+          <w:rFonts w:ascii="Arial" w:hAnsi="Arial" w:cs="Arial"/>
+          <w:b/>
+          <w:bCs/>
+          <w:sz w:val="22"/>
+          <w:szCs w:val="22"/>
+        </w:rPr>
+        <w:t xml:space="preserve">    </w:t>
+      </w:r>
+      <w:r>
+        <w:rPr>
+          <w:rFonts w:ascii="Arial" w:hAnsi="Arial" w:cs="Arial"/>
+          <w:b/>
+          <w:bCs/>
+          <w:sz w:val="22"/>
+          <w:szCs w:val="22"/>
         </w:rPr>
         <w:tab/>
       </w:r>
@@ -847,29 +1069,17 @@
           <w:rFonts w:ascii="Arial" w:hAnsi="Arial" w:cs="Arial"/>
           <w:b/>
           <w:bCs/>
+          <w:sz w:val="22"/>
+          <w:szCs w:val="22"/>
         </w:rPr>
         <w:tab/>
-      </w:r>
-      <w:r>
-        <w:rPr>
-          <w:rFonts w:ascii="Arial" w:hAnsi="Arial" w:cs="Arial"/>
-          <w:b/>
-          <w:bCs/>
-        </w:rPr>
-        <w:tab/>
-      </w:r>
-      <w:r>
-        <w:rPr>
-          <w:rFonts w:ascii="Arial" w:hAnsi="Arial" w:cs="Arial"/>
-          <w:b/>
-          <w:bCs/>
-        </w:rPr>
-        <w:tab/>
-        <w:t xml:space="preserve">    </w:t>
-      </w:r>
-      <w:r>
-        <w:rPr>
-          <w:rFonts w:ascii="Arial" w:hAnsi="Arial" w:cs="Arial"/>
+        <w:t xml:space="preserve">      </w:t>
+      </w:r>
+      <w:r>
+        <w:rPr>
+          <w:rFonts w:ascii="Arial" w:hAnsi="Arial" w:cs="Arial"/>
+          <w:sz w:val="22"/>
+          <w:szCs w:val="22"/>
         </w:rPr>
         <w:t>June 2025</w:t>
       </w:r>
@@ -879,84 +1089,33 @@
         <w:spacing w:after="0" w:line="240" w:lineRule="auto"/>
         <w:rPr>
           <w:rFonts w:ascii="Arial" w:hAnsi="Arial" w:cs="Arial"/>
-        </w:rPr>
-      </w:pPr>
-      <w:r>
-        <w:rPr>
-          <w:rFonts w:ascii="Arial" w:hAnsi="Arial" w:cs="Arial"/>
+          <w:sz w:val="22"/>
+          <w:szCs w:val="22"/>
+        </w:rPr>
+      </w:pPr>
+      <w:r>
+        <w:rPr>
+          <w:rFonts w:ascii="Arial" w:hAnsi="Arial" w:cs="Arial"/>
+          <w:sz w:val="22"/>
+          <w:szCs w:val="22"/>
         </w:rPr>
         <w:t>Colorado Technical University</w:t>
       </w:r>
       <w:r>
         <w:rPr>
           <w:rFonts w:ascii="Arial" w:hAnsi="Arial" w:cs="Arial"/>
-        </w:rPr>
-        <w:tab/>
-      </w:r>
-      <w:r>
-        <w:rPr>
-          <w:rFonts w:ascii="Arial" w:hAnsi="Arial" w:cs="Arial"/>
-        </w:rPr>
-        <w:tab/>
-      </w:r>
-      <w:r>
-        <w:rPr>
-          <w:rFonts w:ascii="Arial" w:hAnsi="Arial" w:cs="Arial"/>
-        </w:rPr>
-        <w:tab/>
-      </w:r>
-      <w:r>
-        <w:rPr>
-          <w:rFonts w:ascii="Arial" w:hAnsi="Arial" w:cs="Arial"/>
-        </w:rPr>
-        <w:tab/>
-      </w:r>
-      <w:r>
-        <w:rPr>
-          <w:rFonts w:ascii="Arial" w:hAnsi="Arial" w:cs="Arial"/>
-        </w:rPr>
-        <w:tab/>
-      </w:r>
-      <w:r>
-        <w:rPr>
-          <w:rFonts w:ascii="Arial" w:hAnsi="Arial" w:cs="Arial"/>
-        </w:rPr>
-        <w:tab/>
-      </w:r>
-      <w:r>
-        <w:rPr>
-          <w:rFonts w:ascii="Arial" w:hAnsi="Arial" w:cs="Arial"/>
-        </w:rPr>
-        <w:tab/>
-        <w:t xml:space="preserve">    </w:t>
-      </w:r>
-    </w:p>
-    <w:p>
-      <w:pPr>
-        <w:spacing w:after="0" w:line="240" w:lineRule="auto"/>
-        <w:rPr>
-          <w:rFonts w:ascii="Arial" w:hAnsi="Arial" w:cs="Arial"/>
-        </w:rPr>
-      </w:pPr>
-      <w:r>
-        <w:rPr>
-          <w:rFonts w:ascii="Arial" w:hAnsi="Arial" w:cs="Arial"/>
-        </w:rPr>
-        <w:t>Concentration: Software Engineering</w:t>
-      </w:r>
-    </w:p>
-    <w:p>
-      <w:pPr>
-        <w:spacing w:after="0" w:line="240" w:lineRule="auto"/>
-        <w:rPr>
-          <w:rFonts w:ascii="Arial" w:hAnsi="Arial" w:cs="Arial"/>
-        </w:rPr>
-      </w:pPr>
-      <w:r>
-        <w:rPr>
-          <w:rFonts w:ascii="Arial" w:hAnsi="Arial" w:cs="Arial"/>
-        </w:rPr>
-        <w:t>GPA: 3.96 / 4.0</w:t>
+          <w:sz w:val="22"/>
+          <w:szCs w:val="22"/>
+        </w:rPr>
+        <w:t>, Colorado Springs, CO</w:t>
+      </w:r>
+      <w:r>
+        <w:rPr>
+          <w:rFonts w:ascii="Arial" w:hAnsi="Arial" w:cs="Arial"/>
+          <w:sz w:val="22"/>
+          <w:szCs w:val="22"/>
+        </w:rPr>
+        <w:t xml:space="preserve"> </w:t>
       </w:r>
     </w:p>
     <w:p>
@@ -979,17 +1138,13 @@
           <w:rFonts w:ascii="Arial" w:hAnsi="Arial" w:cs="Arial"/>
           <w:b/>
           <w:bCs/>
-          <w:sz w:val="28"/>
-          <w:szCs w:val="28"/>
-        </w:rPr>
-      </w:pPr>
-      <w:r>
-        <w:rPr>
-          <w:rFonts w:ascii="Arial" w:hAnsi="Arial" w:cs="Arial"/>
-          <w:b/>
-          <w:bCs/>
-          <w:sz w:val="28"/>
-          <w:szCs w:val="28"/>
+        </w:rPr>
+      </w:pPr>
+      <w:r>
+        <w:rPr>
+          <w:rFonts w:ascii="Arial" w:hAnsi="Arial" w:cs="Arial"/>
+          <w:b/>
+          <w:bCs/>
         </w:rPr>
         <w:t>Training &amp; Certificates</w:t>
       </w:r>
@@ -1014,76 +1169,134 @@
         <w:spacing w:after="0" w:line="240" w:lineRule="auto"/>
         <w:rPr>
           <w:rFonts w:ascii="Arial" w:hAnsi="Arial" w:cs="Arial"/>
-        </w:rPr>
-      </w:pPr>
-      <w:r>
-        <w:rPr>
-          <w:rFonts w:ascii="Arial" w:hAnsi="Arial" w:cs="Arial"/>
-          <w:b/>
-          <w:bCs/>
-        </w:rPr>
-        <w:t>Senior</w:t>
-      </w:r>
-      <w:r>
-        <w:rPr>
-          <w:rFonts w:ascii="Arial" w:hAnsi="Arial" w:cs="Arial"/>
-          <w:b/>
-          <w:bCs/>
-        </w:rPr>
-        <w:t xml:space="preserve"> Cyber Capabilities Developer</w:t>
-      </w:r>
-      <w:r>
-        <w:rPr>
-          <w:rFonts w:ascii="Arial" w:hAnsi="Arial" w:cs="Arial"/>
-          <w:b/>
-          <w:bCs/>
-        </w:rPr>
-        <w:t>, USCYBERCOM JQR</w:t>
-      </w:r>
-      <w:r>
-        <w:rPr>
-          <w:rFonts w:ascii="Arial" w:hAnsi="Arial" w:cs="Arial"/>
+          <w:sz w:val="22"/>
+          <w:szCs w:val="22"/>
+        </w:rPr>
+      </w:pPr>
+      <w:r>
+        <w:rPr>
+          <w:rFonts w:ascii="Arial" w:hAnsi="Arial" w:cs="Arial"/>
+          <w:b/>
+          <w:bCs/>
+          <w:sz w:val="22"/>
+          <w:szCs w:val="22"/>
+        </w:rPr>
+        <w:t xml:space="preserve">Senior </w:t>
+      </w:r>
+      <w:r>
+        <w:rPr>
+          <w:rFonts w:ascii="Arial" w:hAnsi="Arial" w:cs="Arial"/>
+          <w:b/>
+          <w:bCs/>
+          <w:sz w:val="22"/>
+          <w:szCs w:val="22"/>
+        </w:rPr>
+        <w:t xml:space="preserve">Windows </w:t>
+      </w:r>
+      <w:r>
+        <w:rPr>
+          <w:rFonts w:ascii="Arial" w:hAnsi="Arial" w:cs="Arial"/>
+          <w:b/>
+          <w:bCs/>
+          <w:sz w:val="22"/>
+          <w:szCs w:val="22"/>
+        </w:rPr>
+        <w:t>Cyber Capabilities Developer</w:t>
+      </w:r>
+      <w:r>
+        <w:rPr>
+          <w:rFonts w:ascii="Arial" w:hAnsi="Arial" w:cs="Arial"/>
+          <w:b/>
+          <w:bCs/>
+          <w:sz w:val="22"/>
+          <w:szCs w:val="22"/>
         </w:rPr>
         <w:t xml:space="preserve">, </w:t>
       </w:r>
       <w:r>
         <w:rPr>
           <w:rFonts w:ascii="Arial" w:hAnsi="Arial" w:cs="Arial"/>
+          <w:i/>
+          <w:iCs/>
+          <w:sz w:val="22"/>
+          <w:szCs w:val="22"/>
+        </w:rPr>
+        <w:t>USCYBERCOM JQR</w:t>
+      </w:r>
+      <w:r>
+        <w:rPr>
+          <w:rFonts w:ascii="Arial" w:hAnsi="Arial" w:cs="Arial"/>
+          <w:sz w:val="22"/>
+          <w:szCs w:val="22"/>
+        </w:rPr>
+        <w:t xml:space="preserve">, </w:t>
+      </w:r>
+      <w:r>
+        <w:rPr>
+          <w:rFonts w:ascii="Arial" w:hAnsi="Arial" w:cs="Arial"/>
+          <w:sz w:val="22"/>
+          <w:szCs w:val="22"/>
         </w:rPr>
         <w:t>June 2025</w:t>
       </w:r>
     </w:p>
     <w:p>
       <w:pPr>
-        <w:spacing w:after="0" w:line="240" w:lineRule="auto"/>
-        <w:ind w:firstLine="360"/>
-        <w:rPr>
-          <w:rFonts w:ascii="Arial" w:hAnsi="Arial" w:cs="Arial"/>
-        </w:rPr>
-      </w:pPr>
-      <w:r>
-        <w:rPr>
-          <w:rFonts w:ascii="Arial" w:hAnsi="Arial" w:cs="Arial"/>
-        </w:rPr>
-        <w:t xml:space="preserve">     </w:t>
-      </w:r>
-      <w:r>
-        <w:rPr>
-          <w:rFonts w:ascii="Arial" w:hAnsi="Arial" w:cs="Arial"/>
-        </w:rPr>
-        <w:t xml:space="preserve"> </w:t>
-      </w:r>
-      <w:r>
-        <w:rPr>
-          <w:rFonts w:ascii="Arial" w:hAnsi="Arial" w:cs="Arial"/>
-        </w:rPr>
-        <w:t>Specialization: Windows Persistence</w:t>
-      </w:r>
-      <w:r>
-        <w:rPr>
-          <w:rFonts w:ascii="Arial" w:hAnsi="Arial" w:cs="Arial"/>
-        </w:rPr>
-        <w:t xml:space="preserve"> / Endpoint Capability Development</w:t>
+        <w:pStyle w:val="ListParagraph"/>
+        <w:numPr>
+          <w:ilvl w:val="0"/>
+          <w:numId w:val="8"/>
+        </w:numPr>
+        <w:spacing w:after="0" w:line="240" w:lineRule="auto"/>
+        <w:rPr>
+          <w:rFonts w:ascii="Arial" w:hAnsi="Arial" w:cs="Arial"/>
+          <w:sz w:val="22"/>
+          <w:szCs w:val="22"/>
+        </w:rPr>
+      </w:pPr>
+      <w:r>
+        <w:rPr>
+          <w:rFonts w:ascii="Arial" w:hAnsi="Arial" w:cs="Arial"/>
+          <w:b/>
+          <w:bCs/>
+          <w:sz w:val="22"/>
+          <w:szCs w:val="22"/>
+        </w:rPr>
+        <w:t>Advanced Windows CNO Programmer</w:t>
+      </w:r>
+      <w:r>
+        <w:rPr>
+          <w:rFonts w:ascii="Arial" w:hAnsi="Arial" w:cs="Arial"/>
+          <w:b/>
+          <w:bCs/>
+          <w:sz w:val="22"/>
+          <w:szCs w:val="22"/>
+        </w:rPr>
+        <w:t xml:space="preserve"> Course</w:t>
+      </w:r>
+      <w:r>
+        <w:rPr>
+          <w:rFonts w:ascii="Arial" w:hAnsi="Arial" w:cs="Arial"/>
+          <w:sz w:val="22"/>
+          <w:szCs w:val="22"/>
+        </w:rPr>
+        <w:t xml:space="preserve">, ManTech </w:t>
+      </w:r>
+      <w:r>
+        <w:rPr>
+          <w:rFonts w:ascii="Arial" w:hAnsi="Arial" w:cs="Arial"/>
+          <w:sz w:val="22"/>
+          <w:szCs w:val="22"/>
+        </w:rPr>
+        <w:t>ACTP</w:t>
+      </w:r>
+      <w:r>
+        <w:rPr>
+          <w:rFonts w:ascii="Arial" w:hAnsi="Arial" w:cs="Arial"/>
+          <w:sz w:val="22"/>
+          <w:szCs w:val="22"/>
+        </w:rPr>
+        <w:t>, November 2024</w:t>
       </w:r>
     </w:p>
     <w:p>
@@ -1096,13 +1309,17 @@
         <w:spacing w:after="0" w:line="240" w:lineRule="auto"/>
         <w:rPr>
           <w:rFonts w:ascii="Arial" w:hAnsi="Arial" w:cs="Arial"/>
-        </w:rPr>
-      </w:pPr>
-      <w:r>
-        <w:rPr>
-          <w:rFonts w:ascii="Arial" w:hAnsi="Arial" w:cs="Arial"/>
-          <w:b/>
-          <w:bCs/>
+          <w:sz w:val="22"/>
+          <w:szCs w:val="22"/>
+        </w:rPr>
+      </w:pPr>
+      <w:r>
+        <w:rPr>
+          <w:rFonts w:ascii="Arial" w:hAnsi="Arial" w:cs="Arial"/>
+          <w:b/>
+          <w:bCs/>
+          <w:sz w:val="22"/>
+          <w:szCs w:val="22"/>
         </w:rPr>
         <w:t>Advanced Certified ScrumMaster (A-CSM)</w:t>
       </w:r>
@@ -1111,12 +1328,18 @@
           <w:rFonts w:ascii="Arial" w:hAnsi="Arial" w:cs="Arial"/>
           <w:b/>
           <w:bCs/>
+          <w:sz w:val="22"/>
+          <w:szCs w:val="22"/>
         </w:rPr>
         <w:t xml:space="preserve">, </w:t>
       </w:r>
       <w:r>
         <w:rPr>
           <w:rFonts w:ascii="Arial" w:hAnsi="Arial" w:cs="Arial"/>
+          <w:i/>
+          <w:iCs/>
+          <w:sz w:val="22"/>
+          <w:szCs w:val="22"/>
         </w:rPr>
         <w:t>ScrumAlliance</w:t>
       </w:r>
@@ -1125,12 +1348,24 @@
           <w:rFonts w:ascii="Arial" w:hAnsi="Arial" w:cs="Arial"/>
           <w:b/>
           <w:bCs/>
-        </w:rPr>
-        <w:t>, April</w:t>
-      </w:r>
-      <w:r>
-        <w:rPr>
-          <w:rFonts w:ascii="Arial" w:hAnsi="Arial" w:cs="Arial"/>
+          <w:sz w:val="22"/>
+          <w:szCs w:val="22"/>
+        </w:rPr>
+        <w:t>,</w:t>
+      </w:r>
+      <w:r>
+        <w:rPr>
+          <w:rFonts w:ascii="Arial" w:hAnsi="Arial" w:cs="Arial"/>
+          <w:sz w:val="22"/>
+          <w:szCs w:val="22"/>
+        </w:rPr>
+        <w:t xml:space="preserve"> April</w:t>
+      </w:r>
+      <w:r>
+        <w:rPr>
+          <w:rFonts w:ascii="Arial" w:hAnsi="Arial" w:cs="Arial"/>
+          <w:sz w:val="22"/>
+          <w:szCs w:val="22"/>
         </w:rPr>
         <w:t xml:space="preserve"> 2024</w:t>
       </w:r>
@@ -1145,13 +1380,17 @@
         <w:spacing w:after="0" w:line="240" w:lineRule="auto"/>
         <w:rPr>
           <w:rFonts w:ascii="Arial" w:hAnsi="Arial" w:cs="Arial"/>
-        </w:rPr>
-      </w:pPr>
-      <w:r>
-        <w:rPr>
-          <w:rFonts w:ascii="Arial" w:hAnsi="Arial" w:cs="Arial"/>
-          <w:b/>
-          <w:bCs/>
+          <w:sz w:val="22"/>
+          <w:szCs w:val="22"/>
+        </w:rPr>
+      </w:pPr>
+      <w:r>
+        <w:rPr>
+          <w:rFonts w:ascii="Arial" w:hAnsi="Arial" w:cs="Arial"/>
+          <w:b/>
+          <w:bCs/>
+          <w:sz w:val="22"/>
+          <w:szCs w:val="22"/>
         </w:rPr>
         <w:t>Basic Cyber Capabilities Develope</w:t>
       </w:r>
@@ -1160,18 +1399,34 @@
           <w:rFonts w:ascii="Arial" w:hAnsi="Arial" w:cs="Arial"/>
           <w:b/>
           <w:bCs/>
-        </w:rPr>
-        <w:t>r, USCYBERCOM JQR</w:t>
-      </w:r>
-      <w:r>
-        <w:rPr>
-          <w:rFonts w:ascii="Arial" w:hAnsi="Arial" w:cs="Arial"/>
+          <w:sz w:val="22"/>
+          <w:szCs w:val="22"/>
+        </w:rPr>
+        <w:t xml:space="preserve">r, </w:t>
+      </w:r>
+      <w:r>
+        <w:rPr>
+          <w:rFonts w:ascii="Arial" w:hAnsi="Arial" w:cs="Arial"/>
+          <w:i/>
+          <w:iCs/>
+          <w:sz w:val="22"/>
+          <w:szCs w:val="22"/>
+        </w:rPr>
+        <w:t>USCYBERCOM JQR</w:t>
+      </w:r>
+      <w:r>
+        <w:rPr>
+          <w:rFonts w:ascii="Arial" w:hAnsi="Arial" w:cs="Arial"/>
+          <w:sz w:val="22"/>
+          <w:szCs w:val="22"/>
         </w:rPr>
         <w:t xml:space="preserve">, </w:t>
       </w:r>
       <w:r>
         <w:rPr>
           <w:rFonts w:ascii="Arial" w:hAnsi="Arial" w:cs="Arial"/>
+          <w:sz w:val="22"/>
+          <w:szCs w:val="22"/>
         </w:rPr>
         <w:t>November 2023</w:t>
       </w:r>
@@ -1181,14 +1436,8 @@
         <w:spacing w:after="0" w:line="240" w:lineRule="auto"/>
         <w:rPr>
           <w:rFonts w:ascii="Arial" w:hAnsi="Arial" w:cs="Arial"/>
-        </w:rPr>
-      </w:pPr>
-    </w:p>
-    <w:p>
-      <w:pPr>
-        <w:spacing w:after="0" w:line="240" w:lineRule="auto"/>
-        <w:rPr>
-          <w:rFonts w:ascii="Arial" w:hAnsi="Arial" w:cs="Arial"/>
+          <w:sz w:val="22"/>
+          <w:szCs w:val="22"/>
         </w:rPr>
       </w:pPr>
     </w:p>
@@ -1202,641 +1451,101 @@
           <w:rFonts w:ascii="Arial" w:hAnsi="Arial" w:cs="Arial"/>
           <w:b/>
           <w:bCs/>
-          <w:sz w:val="28"/>
-          <w:szCs w:val="28"/>
-        </w:rPr>
-      </w:pPr>
-      <w:r>
-        <w:rPr>
-          <w:rFonts w:ascii="Arial" w:hAnsi="Arial" w:cs="Arial"/>
-          <w:b/>
-          <w:bCs/>
-          <w:sz w:val="28"/>
-          <w:szCs w:val="28"/>
-        </w:rPr>
-        <w:t>Earlier Military Experience (Summarized)</w:t>
-      </w:r>
-    </w:p>
-    <w:p>
-      <w:pPr>
-        <w:spacing w:after="0" w:line="240" w:lineRule="auto"/>
-        <w:rPr>
-          <w:rFonts w:ascii="Arial" w:hAnsi="Arial" w:cs="Arial"/>
-          <w:b/>
-          <w:bCs/>
-        </w:rPr>
-      </w:pPr>
-    </w:p>
-    <w:p>
-      <w:pPr>
-        <w:spacing w:after="0" w:line="240" w:lineRule="auto"/>
-        <w:rPr>
-          <w:rFonts w:ascii="Arial" w:hAnsi="Arial" w:cs="Arial"/>
-          <w:b/>
-          <w:bCs/>
-        </w:rPr>
-      </w:pPr>
-      <w:r>
-        <w:rPr>
-          <w:rFonts w:ascii="Arial" w:hAnsi="Arial" w:cs="Arial"/>
-          <w:b/>
-          <w:bCs/>
-        </w:rPr>
-        <w:t>Marine Engineering Officer (881A1)</w:t>
-      </w:r>
-      <w:r>
-        <w:rPr>
-          <w:rFonts w:ascii="Arial" w:hAnsi="Arial" w:cs="Arial"/>
-          <w:b/>
-          <w:bCs/>
-        </w:rPr>
-        <w:tab/>
-      </w:r>
-      <w:r>
-        <w:rPr>
-          <w:rFonts w:ascii="Arial" w:hAnsi="Arial" w:cs="Arial"/>
-          <w:b/>
-          <w:bCs/>
-        </w:rPr>
-        <w:tab/>
-      </w:r>
-      <w:r>
-        <w:rPr>
-          <w:rFonts w:ascii="Arial" w:hAnsi="Arial" w:cs="Arial"/>
-          <w:b/>
-          <w:bCs/>
-        </w:rPr>
-        <w:tab/>
-      </w:r>
-      <w:r>
-        <w:rPr>
-          <w:rFonts w:ascii="Arial" w:hAnsi="Arial" w:cs="Arial"/>
-          <w:b/>
-          <w:bCs/>
-        </w:rPr>
-        <w:tab/>
-      </w:r>
-      <w:r>
-        <w:rPr>
-          <w:rFonts w:ascii="Arial" w:hAnsi="Arial" w:cs="Arial"/>
-          <w:b/>
-          <w:bCs/>
-        </w:rPr>
-        <w:tab/>
-      </w:r>
-      <w:r>
-        <w:rPr>
-          <w:rFonts w:ascii="Arial" w:hAnsi="Arial" w:cs="Arial"/>
-          <w:b/>
-          <w:bCs/>
-        </w:rPr>
-        <w:tab/>
-        <w:t xml:space="preserve">    </w:t>
-      </w:r>
-      <w:r>
-        <w:rPr>
-          <w:rFonts w:ascii="Arial" w:hAnsi="Arial" w:cs="Arial"/>
-        </w:rPr>
-        <w:t>201</w:t>
-      </w:r>
-      <w:r>
-        <w:rPr>
-          <w:rFonts w:ascii="Arial" w:hAnsi="Arial" w:cs="Arial"/>
-        </w:rPr>
-        <w:t>9</w:t>
-      </w:r>
-      <w:r>
-        <w:rPr>
-          <w:rFonts w:ascii="Arial" w:hAnsi="Arial" w:cs="Arial"/>
-        </w:rPr>
-        <w:t>-2022</w:t>
-      </w:r>
-    </w:p>
-    <w:p>
-      <w:pPr>
-        <w:spacing w:after="0" w:line="240" w:lineRule="auto"/>
-        <w:rPr>
-          <w:rFonts w:ascii="Arial" w:hAnsi="Arial" w:cs="Arial"/>
-        </w:rPr>
-      </w:pPr>
-      <w:r>
-        <w:rPr>
-          <w:rFonts w:ascii="Arial" w:hAnsi="Arial" w:cs="Arial"/>
-        </w:rPr>
-        <w:t xml:space="preserve">LSV-4, </w:t>
-      </w:r>
-      <w:r>
-        <w:rPr>
-          <w:rFonts w:ascii="Arial" w:hAnsi="Arial" w:cs="Arial"/>
-        </w:rPr>
-        <w:t>163</w:t>
-      </w:r>
-      <w:r>
-        <w:rPr>
-          <w:rFonts w:ascii="Arial" w:hAnsi="Arial" w:cs="Arial"/>
-          <w:vertAlign w:val="superscript"/>
-        </w:rPr>
-        <w:t>rd</w:t>
-      </w:r>
-      <w:r>
-        <w:rPr>
-          <w:rFonts w:ascii="Arial" w:hAnsi="Arial" w:cs="Arial"/>
-        </w:rPr>
-        <w:t xml:space="preserve"> Transportation Detachment, Joint Base Pearl Harbor-Hickam, HI</w:t>
-      </w:r>
-    </w:p>
-    <w:p>
-      <w:pPr>
-        <w:spacing w:after="0" w:line="240" w:lineRule="auto"/>
-        <w:rPr>
-          <w:rFonts w:ascii="Arial" w:hAnsi="Arial" w:cs="Arial"/>
-          <w:b/>
-          <w:bCs/>
-        </w:rPr>
-      </w:pPr>
-    </w:p>
-    <w:p>
-      <w:pPr>
-        <w:spacing w:after="0" w:line="240" w:lineRule="auto"/>
-        <w:rPr>
-          <w:rFonts w:ascii="Arial" w:hAnsi="Arial" w:cs="Arial"/>
-        </w:rPr>
-      </w:pPr>
-      <w:r>
-        <w:rPr>
-          <w:rFonts w:ascii="Arial" w:hAnsi="Arial" w:cs="Arial"/>
-          <w:b/>
-          <w:bCs/>
-        </w:rPr>
-        <w:t>Civil Affairs Specialist (38B)</w:t>
-      </w:r>
-      <w:r>
-        <w:rPr>
-          <w:rFonts w:ascii="Arial" w:hAnsi="Arial" w:cs="Arial"/>
-          <w:b/>
-          <w:bCs/>
-        </w:rPr>
-        <w:tab/>
-      </w:r>
-      <w:r>
-        <w:rPr>
-          <w:rFonts w:ascii="Arial" w:hAnsi="Arial" w:cs="Arial"/>
-          <w:b/>
-          <w:bCs/>
-        </w:rPr>
-        <w:tab/>
-      </w:r>
-      <w:r>
-        <w:rPr>
-          <w:rFonts w:ascii="Arial" w:hAnsi="Arial" w:cs="Arial"/>
-          <w:b/>
-          <w:bCs/>
-        </w:rPr>
-        <w:tab/>
-      </w:r>
-      <w:r>
-        <w:rPr>
-          <w:rFonts w:ascii="Arial" w:hAnsi="Arial" w:cs="Arial"/>
-          <w:b/>
-          <w:bCs/>
-        </w:rPr>
-        <w:tab/>
-      </w:r>
-      <w:r>
-        <w:rPr>
-          <w:rFonts w:ascii="Arial" w:hAnsi="Arial" w:cs="Arial"/>
-          <w:b/>
-          <w:bCs/>
-        </w:rPr>
-        <w:tab/>
-      </w:r>
-      <w:r>
-        <w:rPr>
-          <w:rFonts w:ascii="Arial" w:hAnsi="Arial" w:cs="Arial"/>
-          <w:b/>
-          <w:bCs/>
-        </w:rPr>
-        <w:tab/>
-      </w:r>
-      <w:r>
-        <w:rPr>
-          <w:rFonts w:ascii="Arial" w:hAnsi="Arial" w:cs="Arial"/>
-          <w:b/>
-          <w:bCs/>
-        </w:rPr>
-        <w:tab/>
-        <w:t xml:space="preserve">    </w:t>
-      </w:r>
-      <w:r>
-        <w:rPr>
-          <w:rFonts w:ascii="Arial" w:hAnsi="Arial" w:cs="Arial"/>
-        </w:rPr>
-        <w:t>2015-2018</w:t>
-      </w:r>
-    </w:p>
-    <w:p>
-      <w:pPr>
-        <w:spacing w:after="0" w:line="240" w:lineRule="auto"/>
-        <w:rPr>
-          <w:rFonts w:ascii="Arial" w:hAnsi="Arial" w:cs="Arial"/>
-        </w:rPr>
-      </w:pPr>
-      <w:r>
-        <w:rPr>
-          <w:rFonts w:ascii="Arial" w:hAnsi="Arial" w:cs="Arial"/>
-        </w:rPr>
-        <w:t>A Co, 91</w:t>
-      </w:r>
-      <w:r>
-        <w:rPr>
-          <w:rFonts w:ascii="Arial" w:hAnsi="Arial" w:cs="Arial"/>
-          <w:vertAlign w:val="superscript"/>
-        </w:rPr>
-        <w:t>st</w:t>
-      </w:r>
-      <w:r>
-        <w:rPr>
-          <w:rFonts w:ascii="Arial" w:hAnsi="Arial" w:cs="Arial"/>
-        </w:rPr>
-        <w:t xml:space="preserve"> Civil Affairs BN (A), US Army Special Operation Command, Fort Bragg, NC</w:t>
-      </w:r>
-    </w:p>
-    <w:p>
-      <w:pPr>
-        <w:spacing w:after="0" w:line="240" w:lineRule="auto"/>
-        <w:rPr>
-          <w:rFonts w:ascii="Arial" w:hAnsi="Arial" w:cs="Arial"/>
-          <w:i/>
-          <w:iCs/>
-        </w:rPr>
-      </w:pPr>
-      <w:r>
-        <w:rPr>
-          <w:rFonts w:ascii="Arial" w:hAnsi="Arial" w:cs="Arial"/>
-        </w:rPr>
-        <w:t>Deployment: Somalia</w:t>
-      </w:r>
-      <w:r>
-        <w:rPr>
-          <w:rFonts w:ascii="Arial" w:hAnsi="Arial" w:cs="Arial"/>
-        </w:rPr>
-        <w:t>,</w:t>
-      </w:r>
-      <w:r>
-        <w:rPr>
-          <w:rFonts w:ascii="Arial" w:hAnsi="Arial" w:cs="Arial"/>
-        </w:rPr>
-        <w:t xml:space="preserve"> 2017</w:t>
-      </w:r>
-      <w:r>
-        <w:rPr>
-          <w:rFonts w:ascii="Arial" w:hAnsi="Arial" w:cs="Arial"/>
-        </w:rPr>
-        <w:t xml:space="preserve">, </w:t>
-      </w:r>
-      <w:r>
-        <w:rPr>
-          <w:rFonts w:ascii="Arial" w:hAnsi="Arial" w:cs="Arial"/>
-          <w:i/>
-          <w:iCs/>
-        </w:rPr>
-        <w:t>Operation Inherent Resolve</w:t>
-      </w:r>
-    </w:p>
-    <w:p>
-      <w:pPr>
-        <w:spacing w:after="0" w:line="240" w:lineRule="auto"/>
-        <w:rPr>
-          <w:rFonts w:ascii="Arial" w:hAnsi="Arial" w:cs="Arial"/>
-          <w:b/>
-          <w:bCs/>
-        </w:rPr>
-      </w:pPr>
-    </w:p>
-    <w:p>
-      <w:pPr>
-        <w:spacing w:after="0" w:line="240" w:lineRule="auto"/>
-        <w:rPr>
-          <w:rFonts w:ascii="Arial" w:hAnsi="Arial" w:cs="Arial"/>
-        </w:rPr>
-      </w:pPr>
-      <w:r>
-        <w:rPr>
-          <w:rFonts w:ascii="Arial" w:hAnsi="Arial" w:cs="Arial"/>
-          <w:b/>
-          <w:bCs/>
-        </w:rPr>
-        <w:t>Senior Radio-Operator Maintainer</w:t>
-      </w:r>
-      <w:r>
-        <w:rPr>
-          <w:rFonts w:ascii="Arial" w:hAnsi="Arial" w:cs="Arial"/>
-          <w:b/>
-          <w:bCs/>
-        </w:rPr>
-        <w:t xml:space="preserve"> (25C)</w:t>
-      </w:r>
-      <w:r>
-        <w:rPr>
-          <w:rFonts w:ascii="Arial" w:hAnsi="Arial" w:cs="Arial"/>
-          <w:b/>
-          <w:bCs/>
-        </w:rPr>
-        <w:tab/>
-      </w:r>
-      <w:r>
-        <w:rPr>
-          <w:rFonts w:ascii="Arial" w:hAnsi="Arial" w:cs="Arial"/>
-          <w:b/>
-          <w:bCs/>
-        </w:rPr>
-        <w:tab/>
-      </w:r>
-      <w:r>
-        <w:rPr>
-          <w:rFonts w:ascii="Arial" w:hAnsi="Arial" w:cs="Arial"/>
-          <w:b/>
-          <w:bCs/>
-        </w:rPr>
-        <w:tab/>
-      </w:r>
-      <w:r>
-        <w:rPr>
-          <w:rFonts w:ascii="Arial" w:hAnsi="Arial" w:cs="Arial"/>
-          <w:b/>
-          <w:bCs/>
-        </w:rPr>
-        <w:tab/>
-      </w:r>
-      <w:r>
-        <w:rPr>
-          <w:rFonts w:ascii="Arial" w:hAnsi="Arial" w:cs="Arial"/>
-          <w:b/>
-          <w:bCs/>
-        </w:rPr>
-        <w:tab/>
-        <w:t xml:space="preserve">    </w:t>
-      </w:r>
-      <w:r>
-        <w:rPr>
-          <w:rFonts w:ascii="Arial" w:hAnsi="Arial" w:cs="Arial"/>
-        </w:rPr>
-        <w:t>201</w:t>
-      </w:r>
-      <w:r>
-        <w:rPr>
-          <w:rFonts w:ascii="Arial" w:hAnsi="Arial" w:cs="Arial"/>
-        </w:rPr>
-        <w:t>3</w:t>
-      </w:r>
-      <w:r>
-        <w:rPr>
-          <w:rFonts w:ascii="Arial" w:hAnsi="Arial" w:cs="Arial"/>
-        </w:rPr>
-        <w:t>-201</w:t>
-      </w:r>
-      <w:r>
-        <w:rPr>
-          <w:rFonts w:ascii="Arial" w:hAnsi="Arial" w:cs="Arial"/>
-        </w:rPr>
-        <w:t>5</w:t>
-      </w:r>
-    </w:p>
-    <w:p>
-      <w:pPr>
-        <w:spacing w:after="0" w:line="240" w:lineRule="auto"/>
-        <w:rPr>
-          <w:rFonts w:ascii="Arial" w:hAnsi="Arial" w:cs="Arial"/>
-        </w:rPr>
-      </w:pPr>
-      <w:r>
-        <w:rPr>
-          <w:rFonts w:ascii="Arial" w:hAnsi="Arial" w:cs="Arial"/>
-        </w:rPr>
-        <w:t xml:space="preserve">LSV-4, </w:t>
-      </w:r>
-      <w:r>
-        <w:rPr>
-          <w:rFonts w:ascii="Arial" w:hAnsi="Arial" w:cs="Arial"/>
-        </w:rPr>
-        <w:t>163</w:t>
-      </w:r>
-      <w:r>
-        <w:rPr>
-          <w:rFonts w:ascii="Arial" w:hAnsi="Arial" w:cs="Arial"/>
-          <w:vertAlign w:val="superscript"/>
-        </w:rPr>
-        <w:t>rd</w:t>
-      </w:r>
-      <w:r>
-        <w:rPr>
-          <w:rFonts w:ascii="Arial" w:hAnsi="Arial" w:cs="Arial"/>
-        </w:rPr>
-        <w:t xml:space="preserve"> Transportation Detachment, Joint Base Pearl Harbor-Hickam, HI</w:t>
-      </w:r>
-    </w:p>
-    <w:p>
-      <w:pPr>
-        <w:spacing w:after="0" w:line="240" w:lineRule="auto"/>
-        <w:rPr>
-          <w:rFonts w:ascii="Arial" w:hAnsi="Arial" w:cs="Arial"/>
-        </w:rPr>
-      </w:pPr>
-    </w:p>
-    <w:p>
-      <w:pPr>
-        <w:spacing w:after="0" w:line="240" w:lineRule="auto"/>
-        <w:rPr>
-          <w:rFonts w:ascii="Arial" w:hAnsi="Arial" w:cs="Arial"/>
-        </w:rPr>
-      </w:pPr>
-      <w:r>
-        <w:rPr>
-          <w:rFonts w:ascii="Arial" w:hAnsi="Arial" w:cs="Arial"/>
-          <w:b/>
-          <w:bCs/>
-        </w:rPr>
-        <w:t>Senior Radio-Operator Maintainer</w:t>
-      </w:r>
-      <w:r>
-        <w:rPr>
-          <w:rFonts w:ascii="Arial" w:hAnsi="Arial" w:cs="Arial"/>
-          <w:b/>
-          <w:bCs/>
-        </w:rPr>
-        <w:t xml:space="preserve"> (25C)</w:t>
-      </w:r>
-      <w:r>
-        <w:rPr>
-          <w:rFonts w:ascii="Arial" w:hAnsi="Arial" w:cs="Arial"/>
-          <w:b/>
-          <w:bCs/>
-        </w:rPr>
-        <w:tab/>
-      </w:r>
-      <w:r>
-        <w:rPr>
-          <w:rFonts w:ascii="Arial" w:hAnsi="Arial" w:cs="Arial"/>
-          <w:b/>
-          <w:bCs/>
-        </w:rPr>
-        <w:tab/>
-      </w:r>
-      <w:r>
-        <w:rPr>
-          <w:rFonts w:ascii="Arial" w:hAnsi="Arial" w:cs="Arial"/>
-          <w:b/>
-          <w:bCs/>
-        </w:rPr>
-        <w:tab/>
-      </w:r>
-      <w:r>
-        <w:rPr>
-          <w:rFonts w:ascii="Arial" w:hAnsi="Arial" w:cs="Arial"/>
-          <w:b/>
-          <w:bCs/>
-        </w:rPr>
-        <w:tab/>
-      </w:r>
-      <w:r>
-        <w:rPr>
-          <w:rFonts w:ascii="Arial" w:hAnsi="Arial" w:cs="Arial"/>
-          <w:b/>
-          <w:bCs/>
-        </w:rPr>
-        <w:tab/>
-        <w:t xml:space="preserve">    </w:t>
-      </w:r>
-      <w:r>
-        <w:rPr>
-          <w:rFonts w:ascii="Arial" w:hAnsi="Arial" w:cs="Arial"/>
-        </w:rPr>
-        <w:t>2010-2013</w:t>
-      </w:r>
-    </w:p>
-    <w:p>
-      <w:pPr>
-        <w:spacing w:after="0" w:line="240" w:lineRule="auto"/>
-        <w:rPr>
-          <w:rFonts w:ascii="Arial" w:hAnsi="Arial" w:cs="Arial"/>
-        </w:rPr>
-      </w:pPr>
-      <w:r>
-        <w:rPr>
-          <w:rFonts w:ascii="Arial" w:hAnsi="Arial" w:cs="Arial"/>
-        </w:rPr>
-        <w:t>1</w:t>
-      </w:r>
-      <w:r>
-        <w:rPr>
-          <w:rFonts w:ascii="Arial" w:hAnsi="Arial" w:cs="Arial"/>
-          <w:vertAlign w:val="superscript"/>
-        </w:rPr>
-        <w:t>st</w:t>
-      </w:r>
-      <w:r>
-        <w:rPr>
-          <w:rFonts w:ascii="Arial" w:hAnsi="Arial" w:cs="Arial"/>
-        </w:rPr>
-        <w:t xml:space="preserve"> Infantry, 4</w:t>
-      </w:r>
-      <w:r>
-        <w:rPr>
-          <w:rFonts w:ascii="Arial" w:hAnsi="Arial" w:cs="Arial"/>
-          <w:vertAlign w:val="superscript"/>
-        </w:rPr>
-        <w:t>th</w:t>
-      </w:r>
-      <w:r>
-        <w:rPr>
-          <w:rFonts w:ascii="Arial" w:hAnsi="Arial" w:cs="Arial"/>
-        </w:rPr>
-        <w:t xml:space="preserve"> Cavalry Regiment, 4</w:t>
-      </w:r>
-      <w:r>
-        <w:rPr>
-          <w:rFonts w:ascii="Arial" w:hAnsi="Arial" w:cs="Arial"/>
-          <w:vertAlign w:val="superscript"/>
-        </w:rPr>
-        <w:t>th</w:t>
-      </w:r>
-      <w:r>
-        <w:rPr>
-          <w:rFonts w:ascii="Arial" w:hAnsi="Arial" w:cs="Arial"/>
-        </w:rPr>
-        <w:t xml:space="preserve"> BCT, 1</w:t>
-      </w:r>
-      <w:r>
-        <w:rPr>
-          <w:rFonts w:ascii="Arial" w:hAnsi="Arial" w:cs="Arial"/>
-          <w:vertAlign w:val="superscript"/>
-        </w:rPr>
-        <w:t>st</w:t>
-      </w:r>
-      <w:r>
-        <w:rPr>
-          <w:rFonts w:ascii="Arial" w:hAnsi="Arial" w:cs="Arial"/>
-        </w:rPr>
-        <w:t xml:space="preserve"> Infantry Division</w:t>
-      </w:r>
-      <w:r>
-        <w:rPr>
-          <w:rFonts w:ascii="Arial" w:hAnsi="Arial" w:cs="Arial"/>
-        </w:rPr>
-        <w:t xml:space="preserve">, </w:t>
-      </w:r>
-      <w:r>
-        <w:rPr>
-          <w:rFonts w:ascii="Arial" w:hAnsi="Arial" w:cs="Arial"/>
-        </w:rPr>
-        <w:t>Fort Riley, Kansas</w:t>
-      </w:r>
-    </w:p>
-    <w:p>
-      <w:pPr>
-        <w:spacing w:after="0" w:line="240" w:lineRule="auto"/>
-        <w:rPr>
-          <w:rFonts w:ascii="Arial" w:hAnsi="Arial" w:cs="Arial"/>
-          <w:i/>
-          <w:iCs/>
-        </w:rPr>
-      </w:pPr>
-      <w:r>
-        <w:rPr>
-          <w:rFonts w:ascii="Arial" w:hAnsi="Arial" w:cs="Arial"/>
-        </w:rPr>
-        <w:t>Deployment: Afghanistan</w:t>
-      </w:r>
-      <w:r>
-        <w:rPr>
-          <w:rFonts w:ascii="Arial" w:hAnsi="Arial" w:cs="Arial"/>
-        </w:rPr>
-        <w:t>,</w:t>
-      </w:r>
-      <w:r>
-        <w:rPr>
-          <w:rFonts w:ascii="Arial" w:hAnsi="Arial" w:cs="Arial"/>
-        </w:rPr>
-        <w:t xml:space="preserve"> 2012-2013</w:t>
-      </w:r>
-      <w:r>
-        <w:rPr>
-          <w:rFonts w:ascii="Arial" w:hAnsi="Arial" w:cs="Arial"/>
-        </w:rPr>
-        <w:t xml:space="preserve">, </w:t>
-      </w:r>
-      <w:r>
-        <w:rPr>
-          <w:rFonts w:ascii="Arial" w:hAnsi="Arial" w:cs="Arial"/>
-          <w:i/>
-          <w:iCs/>
-        </w:rPr>
-        <w:t>Operation Enduring Freedom</w:t>
+        </w:rPr>
+      </w:pPr>
+      <w:r>
+        <w:rPr>
+          <w:rFonts w:ascii="Arial" w:hAnsi="Arial" w:cs="Arial"/>
+          <w:b/>
+          <w:bCs/>
+        </w:rPr>
+        <w:t>Skills</w:t>
+      </w:r>
+    </w:p>
+    <w:p>
+      <w:pPr>
+        <w:pStyle w:val="ListParagraph"/>
+        <w:numPr>
+          <w:ilvl w:val="0"/>
+          <w:numId w:val="12"/>
+        </w:numPr>
+        <w:spacing w:after="0" w:line="240" w:lineRule="auto"/>
+        <w:rPr>
+          <w:rFonts w:ascii="Arial" w:hAnsi="Arial" w:cs="Arial"/>
+        </w:rPr>
+      </w:pPr>
+      <w:r>
+        <w:rPr>
+          <w:rFonts w:ascii="Arial" w:hAnsi="Arial" w:cs="Arial"/>
+        </w:rPr>
+        <w:t>C • C++ • Python • x86/x64 Assembly</w:t>
+      </w:r>
+      <w:r>
+        <w:rPr>
+          <w:rFonts w:ascii="Arial" w:hAnsi="Arial" w:cs="Arial"/>
+        </w:rPr>
+        <w:t xml:space="preserve"> </w:t>
+      </w:r>
+      <w:r>
+        <w:rPr>
+          <w:rFonts w:ascii="Arial" w:hAnsi="Arial" w:cs="Arial"/>
+        </w:rPr>
+        <w:t>•</w:t>
+      </w:r>
+      <w:r>
+        <w:rPr>
+          <w:rFonts w:ascii="Arial" w:hAnsi="Arial" w:cs="Arial"/>
+        </w:rPr>
+        <w:t xml:space="preserve"> </w:t>
+      </w:r>
+      <w:r>
+        <w:rPr>
+          <w:rFonts w:ascii="Arial" w:hAnsi="Arial" w:cs="Arial"/>
+        </w:rPr>
+        <w:t>Windows • Linux • Virtualization (VMware, Proxmox)</w:t>
+      </w:r>
+    </w:p>
+    <w:p>
+      <w:pPr>
+        <w:pStyle w:val="ListParagraph"/>
+        <w:numPr>
+          <w:ilvl w:val="0"/>
+          <w:numId w:val="12"/>
+        </w:numPr>
+        <w:spacing w:after="0" w:line="240" w:lineRule="auto"/>
+        <w:rPr>
+          <w:rFonts w:ascii="Arial" w:hAnsi="Arial" w:cs="Arial"/>
+        </w:rPr>
+      </w:pPr>
+      <w:r>
+        <w:rPr>
+          <w:rFonts w:ascii="Arial" w:hAnsi="Arial" w:cs="Arial"/>
+        </w:rPr>
+        <w:t>Reverse Engineering • WinDbg • Ghidra • Vulnerability Research • Binary Exploitation</w:t>
+      </w:r>
+    </w:p>
+    <w:p>
+      <w:pPr>
+        <w:pStyle w:val="ListParagraph"/>
+        <w:numPr>
+          <w:ilvl w:val="0"/>
+          <w:numId w:val="12"/>
+        </w:numPr>
+        <w:spacing w:after="0" w:line="240" w:lineRule="auto"/>
+        <w:rPr>
+          <w:rFonts w:ascii="Arial" w:hAnsi="Arial" w:cs="Arial"/>
+        </w:rPr>
+      </w:pPr>
+      <w:r>
+        <w:rPr>
+          <w:rFonts w:ascii="Arial" w:hAnsi="Arial" w:cs="Arial"/>
+        </w:rPr>
+        <w:t>Git • GitLab CI/CD • Visual Studio • Debugging • Security-Focused Software Engineering</w:t>
       </w:r>
     </w:p>
     <w:sectPr>
       <w:pgSz w:w="12240" w:h="15840"/>
-      <w:pgMar w:top="1440" w:right="1440" w:bottom="1440" w:left="1440" w:header="720" w:footer="720" w:gutter="0"/>
+      <w:pgMar w:top="720" w:right="720" w:bottom="720" w:left="720" w:header="720" w:footer="720" w:gutter="0"/>
       <w:cols w:space="720"/>
       <w:docGrid w:linePitch="360"/>
     </w:sectPr>
@@ -1847,6 +1556,119 @@
 <file path=word/numbering.xml><?xml version="1.0" encoding="utf-8"?>
 <w:numbering xmlns:wpc="http://schemas.microsoft.com/office/word/2010/wordprocessingCanvas" xmlns:cx="http://schemas.microsoft.com/office/drawing/2014/chartex" xmlns:cx1="http://schemas.microsoft.com/office/drawing/2015/9/8/chartex" xmlns:cx2="http://schemas.microsoft.com/office/drawing/2015/10/21/chartex" xmlns:cx3="http://schemas.microsoft.com/office/drawing/2016/5/9/chartex" xmlns:cx4="http://schemas.microsoft.com/office/drawing/2016/5/10/chartex" xmlns:cx5="http://schemas.microsoft.com/office/drawing/2016/5/11/chartex" xmlns:cx6="http://schemas.microsoft.com/office/drawing/2016/5/12/chartex" xmlns:cx7="http://schemas.microsoft.com/office/drawing/2016/5/13/chartex" xmlns:cx8="http://schemas.microsoft.com/office/drawing/2016/5/14/chartex" xmlns:mc="http://schemas.openxmlformats.org/markup-compatibility/2006" xmlns:aink="http://schemas.microsoft.com/office/drawing/2016/ink" xmlns:am3d="http://schemas.microsoft.com/office/drawing/2017/model3d" xmlns:o="urn:schemas-microsoft-com:office:office" xmlns:oel="http://schemas.microsoft.com/office/2019/extlst" xmlns:r="http://schemas.openxmlformats.org/officeDocument/2006/relationships" xmlns:m="http://schemas.openxmlformats.org/officeDocument/2006/math" xmlns:v="urn:schemas-microsoft-com:vml" xmlns:wp14="http://schemas.microsoft.com/office/word/2010/wordprocessingDrawing" xmlns:wp="http://schemas.openxmlformats.org/drawingml/2006/wordprocessingDrawing" xmlns:w10="urn:schemas-microsoft-com:office:word" xmlns:w="http://schemas.openxmlformats.org/wordprocessingml/2006/main" xmlns:w14="http://schemas.microsoft.com/office/word/2010/wordml" xmlns:w15="http://schemas.microsoft.com/office/word/2012/wordml" xmlns:w16cex="http://schemas.microsoft.com/office/word/2018/wordml/cex" xmlns:w16cid="http://schemas.microsoft.com/office/word/2016/wordml/cid" xmlns:w16="http://schemas.microsoft.com/office/word/2018/wordml" xmlns:w16sdtdh="http://schemas.microsoft.com/office/word/2020/wordml/sdtdatahash" xmlns:w16se="http://schemas.microsoft.com/office/word/2015/wordml/symex" xmlns:wpg="http://schemas.microsoft.com/office/word/2010/wordprocessingGroup" xmlns:wpi="http://schemas.microsoft.com/office/word/2010/wordprocessingInk" xmlns:wne="http://schemas.microsoft.com/office/word/2006/wordml" xmlns:wps="http://schemas.microsoft.com/office/word/2010/wordprocessingShape" mc:Ignorable="w14 w15 w16se w16cid w16 w16cex w16sdtdh wp14">
   <w:abstractNum w:abstractNumId="0" w15:restartNumberingAfterBreak="0">
+    <w:nsid w:val="08E7306A"/>
+    <w:multiLevelType w:val="hybridMultilevel"/>
+    <w:tmpl w:val="E2C2D5C8"/>
+    <w:lvl w:ilvl="0" w:tplc="04090001">
+      <w:start w:val="1"/>
+      <w:numFmt w:val="bullet"/>
+      <w:lvlText w:val=""/>
+      <w:lvlJc w:val="left"/>
+      <w:pPr>
+        <w:ind w:left="720" w:hanging="360"/>
+      </w:pPr>
+      <w:rPr>
+        <w:rFonts w:ascii="Symbol" w:hAnsi="Symbol" w:hint="default"/>
+      </w:rPr>
+    </w:lvl>
+    <w:lvl w:ilvl="1" w:tplc="FFFFFFFF" w:tentative="1">
+      <w:start w:val="1"/>
+      <w:numFmt w:val="bullet"/>
+      <w:lvlText w:val="o"/>
+      <w:lvlJc w:val="left"/>
+      <w:pPr>
+        <w:ind w:left="1440" w:hanging="360"/>
+      </w:pPr>
+      <w:rPr>
+        <w:rFonts w:ascii="Courier New" w:hAnsi="Courier New" w:cs="Courier New" w:hint="default"/>
+      </w:rPr>
+    </w:lvl>
+    <w:lvl w:ilvl="2" w:tplc="FFFFFFFF" w:tentative="1">
+      <w:start w:val="1"/>
+      <w:numFmt w:val="bullet"/>
+      <w:lvlText w:val=""/>
+      <w:lvlJc w:val="left"/>
+      <w:pPr>
+        <w:ind w:left="2160" w:hanging="360"/>
+      </w:pPr>
+      <w:rPr>
+        <w:rFonts w:ascii="Wingdings" w:hAnsi="Wingdings" w:hint="default"/>
+      </w:rPr>
+    </w:lvl>
+    <w:lvl w:ilvl="3" w:tplc="FFFFFFFF" w:tentative="1">
+      <w:start w:val="1"/>
+      <w:numFmt w:val="bullet"/>
+      <w:lvlText w:val=""/>
+      <w:lvlJc w:val="left"/>
+      <w:pPr>
+        <w:ind w:left="2880" w:hanging="360"/>
+      </w:pPr>
+      <w:rPr>
+        <w:rFonts w:ascii="Symbol" w:hAnsi="Symbol" w:hint="default"/>
+      </w:rPr>
+    </w:lvl>
+    <w:lvl w:ilvl="4" w:tplc="FFFFFFFF" w:tentative="1">
+      <w:start w:val="1"/>
+      <w:numFmt w:val="bullet"/>
+      <w:lvlText w:val="o"/>
+      <w:lvlJc w:val="left"/>
+      <w:pPr>
+        <w:ind w:left="3600" w:hanging="360"/>
+      </w:pPr>
+      <w:rPr>
+        <w:rFonts w:ascii="Courier New" w:hAnsi="Courier New" w:cs="Courier New" w:hint="default"/>
+      </w:rPr>
+    </w:lvl>
+    <w:lvl w:ilvl="5" w:tplc="FFFFFFFF" w:tentative="1">
+      <w:start w:val="1"/>
+      <w:numFmt w:val="bullet"/>
+      <w:lvlText w:val=""/>
+      <w:lvlJc w:val="left"/>
+      <w:pPr>
+        <w:ind w:left="4320" w:hanging="360"/>
+      </w:pPr>
+      <w:rPr>
+        <w:rFonts w:ascii="Wingdings" w:hAnsi="Wingdings" w:hint="default"/>
+      </w:rPr>
+    </w:lvl>
+    <w:lvl w:ilvl="6" w:tplc="FFFFFFFF" w:tentative="1">
+      <w:start w:val="1"/>
+      <w:numFmt w:val="bullet"/>
+      <w:lvlText w:val=""/>
+      <w:lvlJc w:val="left"/>
+      <w:pPr>
+        <w:ind w:left="5040" w:hanging="360"/>
+      </w:pPr>
+      <w:rPr>
+        <w:rFonts w:ascii="Symbol" w:hAnsi="Symbol" w:hint="default"/>
+      </w:rPr>
+    </w:lvl>
+    <w:lvl w:ilvl="7" w:tplc="FFFFFFFF" w:tentative="1">
+      <w:start w:val="1"/>
+      <w:numFmt w:val="bullet"/>
+      <w:lvlText w:val="o"/>
+      <w:lvlJc w:val="left"/>
+      <w:pPr>
+        <w:ind w:left="5760" w:hanging="360"/>
+      </w:pPr>
+      <w:rPr>
+        <w:rFonts w:ascii="Courier New" w:hAnsi="Courier New" w:cs="Courier New" w:hint="default"/>
+      </w:rPr>
+    </w:lvl>
+    <w:lvl w:ilvl="8" w:tplc="FFFFFFFF" w:tentative="1">
+      <w:start w:val="1"/>
+      <w:numFmt w:val="bullet"/>
+      <w:lvlText w:val=""/>
+      <w:lvlJc w:val="left"/>
+      <w:pPr>
+        <w:ind w:left="6480" w:hanging="360"/>
+      </w:pPr>
+      <w:rPr>
+        <w:rFonts w:ascii="Wingdings" w:hAnsi="Wingdings" w:hint="default"/>
+      </w:rPr>
+    </w:lvl>
+  </w:abstractNum>
+  <w:abstractNum w:abstractNumId="1" w15:restartNumberingAfterBreak="0">
     <w:nsid w:val="0CDA2F4C"/>
     <w:multiLevelType w:val="hybridMultilevel"/>
     <w:tmpl w:val="91C0EAA6"/>
@@ -1959,7 +1781,7 @@
       </w:rPr>
     </w:lvl>
   </w:abstractNum>
-  <w:abstractNum w:abstractNumId="1" w15:restartNumberingAfterBreak="0">
+  <w:abstractNum w:abstractNumId="2" w15:restartNumberingAfterBreak="0">
     <w:nsid w:val="2FDB1288"/>
     <w:multiLevelType w:val="hybridMultilevel"/>
     <w:tmpl w:val="1E3C5D2A"/>
@@ -2072,7 +1894,233 @@
       </w:rPr>
     </w:lvl>
   </w:abstractNum>
-  <w:abstractNum w:abstractNumId="2" w15:restartNumberingAfterBreak="0">
+  <w:abstractNum w:abstractNumId="3" w15:restartNumberingAfterBreak="0">
+    <w:nsid w:val="3A45328D"/>
+    <w:multiLevelType w:val="hybridMultilevel"/>
+    <w:tmpl w:val="5DFCF234"/>
+    <w:lvl w:ilvl="0" w:tplc="04090001">
+      <w:start w:val="1"/>
+      <w:numFmt w:val="bullet"/>
+      <w:lvlText w:val=""/>
+      <w:lvlJc w:val="left"/>
+      <w:pPr>
+        <w:ind w:left="720" w:hanging="360"/>
+      </w:pPr>
+      <w:rPr>
+        <w:rFonts w:ascii="Symbol" w:hAnsi="Symbol" w:hint="default"/>
+      </w:rPr>
+    </w:lvl>
+    <w:lvl w:ilvl="1" w:tplc="04090003" w:tentative="1">
+      <w:start w:val="1"/>
+      <w:numFmt w:val="bullet"/>
+      <w:lvlText w:val="o"/>
+      <w:lvlJc w:val="left"/>
+      <w:pPr>
+        <w:ind w:left="1440" w:hanging="360"/>
+      </w:pPr>
+      <w:rPr>
+        <w:rFonts w:ascii="Courier New" w:hAnsi="Courier New" w:cs="Courier New" w:hint="default"/>
+      </w:rPr>
+    </w:lvl>
+    <w:lvl w:ilvl="2" w:tplc="04090005" w:tentative="1">
+      <w:start w:val="1"/>
+      <w:numFmt w:val="bullet"/>
+      <w:lvlText w:val=""/>
+      <w:lvlJc w:val="left"/>
+      <w:pPr>
+        <w:ind w:left="2160" w:hanging="360"/>
+      </w:pPr>
+      <w:rPr>
+        <w:rFonts w:ascii="Wingdings" w:hAnsi="Wingdings" w:hint="default"/>
+      </w:rPr>
+    </w:lvl>
+    <w:lvl w:ilvl="3" w:tplc="04090001" w:tentative="1">
+      <w:start w:val="1"/>
+      <w:numFmt w:val="bullet"/>
+      <w:lvlText w:val=""/>
+      <w:lvlJc w:val="left"/>
+      <w:pPr>
+        <w:ind w:left="2880" w:hanging="360"/>
+      </w:pPr>
+      <w:rPr>
+        <w:rFonts w:ascii="Symbol" w:hAnsi="Symbol" w:hint="default"/>
+      </w:rPr>
+    </w:lvl>
+    <w:lvl w:ilvl="4" w:tplc="04090003" w:tentative="1">
+      <w:start w:val="1"/>
+      <w:numFmt w:val="bullet"/>
+      <w:lvlText w:val="o"/>
+      <w:lvlJc w:val="left"/>
+      <w:pPr>
+        <w:ind w:left="3600" w:hanging="360"/>
+      </w:pPr>
+      <w:rPr>
+        <w:rFonts w:ascii="Courier New" w:hAnsi="Courier New" w:cs="Courier New" w:hint="default"/>
+      </w:rPr>
+    </w:lvl>
+    <w:lvl w:ilvl="5" w:tplc="04090005" w:tentative="1">
+      <w:start w:val="1"/>
+      <w:numFmt w:val="bullet"/>
+      <w:lvlText w:val=""/>
+      <w:lvlJc w:val="left"/>
+      <w:pPr>
+        <w:ind w:left="4320" w:hanging="360"/>
+      </w:pPr>
+      <w:rPr>
+        <w:rFonts w:ascii="Wingdings" w:hAnsi="Wingdings" w:hint="default"/>
+      </w:rPr>
+    </w:lvl>
+    <w:lvl w:ilvl="6" w:tplc="04090001" w:tentative="1">
+      <w:start w:val="1"/>
+      <w:numFmt w:val="bullet"/>
+      <w:lvlText w:val=""/>
+      <w:lvlJc w:val="left"/>
+      <w:pPr>
+        <w:ind w:left="5040" w:hanging="360"/>
+      </w:pPr>
+      <w:rPr>
+        <w:rFonts w:ascii="Symbol" w:hAnsi="Symbol" w:hint="default"/>
+      </w:rPr>
+    </w:lvl>
+    <w:lvl w:ilvl="7" w:tplc="04090003" w:tentative="1">
+      <w:start w:val="1"/>
+      <w:numFmt w:val="bullet"/>
+      <w:lvlText w:val="o"/>
+      <w:lvlJc w:val="left"/>
+      <w:pPr>
+        <w:ind w:left="5760" w:hanging="360"/>
+      </w:pPr>
+      <w:rPr>
+        <w:rFonts w:ascii="Courier New" w:hAnsi="Courier New" w:cs="Courier New" w:hint="default"/>
+      </w:rPr>
+    </w:lvl>
+    <w:lvl w:ilvl="8" w:tplc="04090005" w:tentative="1">
+      <w:start w:val="1"/>
+      <w:numFmt w:val="bullet"/>
+      <w:lvlText w:val=""/>
+      <w:lvlJc w:val="left"/>
+      <w:pPr>
+        <w:ind w:left="6480" w:hanging="360"/>
+      </w:pPr>
+      <w:rPr>
+        <w:rFonts w:ascii="Wingdings" w:hAnsi="Wingdings" w:hint="default"/>
+      </w:rPr>
+    </w:lvl>
+  </w:abstractNum>
+  <w:abstractNum w:abstractNumId="4" w15:restartNumberingAfterBreak="0">
+    <w:nsid w:val="3CFE24B2"/>
+    <w:multiLevelType w:val="hybridMultilevel"/>
+    <w:tmpl w:val="8304B750"/>
+    <w:lvl w:ilvl="0" w:tplc="04090001">
+      <w:start w:val="1"/>
+      <w:numFmt w:val="bullet"/>
+      <w:lvlText w:val=""/>
+      <w:lvlJc w:val="left"/>
+      <w:pPr>
+        <w:ind w:left="720" w:hanging="360"/>
+      </w:pPr>
+      <w:rPr>
+        <w:rFonts w:ascii="Symbol" w:hAnsi="Symbol" w:hint="default"/>
+      </w:rPr>
+    </w:lvl>
+    <w:lvl w:ilvl="1" w:tplc="04090003" w:tentative="1">
+      <w:start w:val="1"/>
+      <w:numFmt w:val="bullet"/>
+      <w:lvlText w:val="o"/>
+      <w:lvlJc w:val="left"/>
+      <w:pPr>
+        <w:ind w:left="1440" w:hanging="360"/>
+      </w:pPr>
+      <w:rPr>
+        <w:rFonts w:ascii="Courier New" w:hAnsi="Courier New" w:cs="Courier New" w:hint="default"/>
+      </w:rPr>
+    </w:lvl>
+    <w:lvl w:ilvl="2" w:tplc="04090005" w:tentative="1">
+      <w:start w:val="1"/>
+      <w:numFmt w:val="bullet"/>
+      <w:lvlText w:val=""/>
+      <w:lvlJc w:val="left"/>
+      <w:pPr>
+        <w:ind w:left="2160" w:hanging="360"/>
+      </w:pPr>
+      <w:rPr>
+        <w:rFonts w:ascii="Wingdings" w:hAnsi="Wingdings" w:hint="default"/>
+      </w:rPr>
+    </w:lvl>
+    <w:lvl w:ilvl="3" w:tplc="04090001" w:tentative="1">
+      <w:start w:val="1"/>
+      <w:numFmt w:val="bullet"/>
+      <w:lvlText w:val=""/>
+      <w:lvlJc w:val="left"/>
+      <w:pPr>
+        <w:ind w:left="2880" w:hanging="360"/>
+      </w:pPr>
+      <w:rPr>
+        <w:rFonts w:ascii="Symbol" w:hAnsi="Symbol" w:hint="default"/>
+      </w:rPr>
+    </w:lvl>
+    <w:lvl w:ilvl="4" w:tplc="04090003" w:tentative="1">
+      <w:start w:val="1"/>
+      <w:numFmt w:val="bullet"/>
+      <w:lvlText w:val="o"/>
+      <w:lvlJc w:val="left"/>
+      <w:pPr>
+        <w:ind w:left="3600" w:hanging="360"/>
+      </w:pPr>
+      <w:rPr>
+        <w:rFonts w:ascii="Courier New" w:hAnsi="Courier New" w:cs="Courier New" w:hint="default"/>
+      </w:rPr>
+    </w:lvl>
+    <w:lvl w:ilvl="5" w:tplc="04090005" w:tentative="1">
+      <w:start w:val="1"/>
+      <w:numFmt w:val="bullet"/>
+      <w:lvlText w:val=""/>
+      <w:lvlJc w:val="left"/>
+      <w:pPr>
+        <w:ind w:left="4320" w:hanging="360"/>
+      </w:pPr>
+      <w:rPr>
+        <w:rFonts w:ascii="Wingdings" w:hAnsi="Wingdings" w:hint="default"/>
+      </w:rPr>
+    </w:lvl>
+    <w:lvl w:ilvl="6" w:tplc="04090001" w:tentative="1">
+      <w:start w:val="1"/>
+      <w:numFmt w:val="bullet"/>
+      <w:lvlText w:val=""/>
+      <w:lvlJc w:val="left"/>
+      <w:pPr>
+        <w:ind w:left="5040" w:hanging="360"/>
+      </w:pPr>
+      <w:rPr>
+        <w:rFonts w:ascii="Symbol" w:hAnsi="Symbol" w:hint="default"/>
+      </w:rPr>
+    </w:lvl>
+    <w:lvl w:ilvl="7" w:tplc="04090003" w:tentative="1">
+      <w:start w:val="1"/>
+      <w:numFmt w:val="bullet"/>
+      <w:lvlText w:val="o"/>
+      <w:lvlJc w:val="left"/>
+      <w:pPr>
+        <w:ind w:left="5760" w:hanging="360"/>
+      </w:pPr>
+      <w:rPr>
+        <w:rFonts w:ascii="Courier New" w:hAnsi="Courier New" w:cs="Courier New" w:hint="default"/>
+      </w:rPr>
+    </w:lvl>
+    <w:lvl w:ilvl="8" w:tplc="04090005" w:tentative="1">
+      <w:start w:val="1"/>
+      <w:numFmt w:val="bullet"/>
+      <w:lvlText w:val=""/>
+      <w:lvlJc w:val="left"/>
+      <w:pPr>
+        <w:ind w:left="6480" w:hanging="360"/>
+      </w:pPr>
+      <w:rPr>
+        <w:rFonts w:ascii="Wingdings" w:hAnsi="Wingdings" w:hint="default"/>
+      </w:rPr>
+    </w:lvl>
+  </w:abstractNum>
+  <w:abstractNum w:abstractNumId="5" w15:restartNumberingAfterBreak="0">
     <w:nsid w:val="3DE82035"/>
     <w:multiLevelType w:val="hybridMultilevel"/>
     <w:tmpl w:val="81CAA646"/>
@@ -2186,7 +2234,7 @@
       </w:rPr>
     </w:lvl>
   </w:abstractNum>
-  <w:abstractNum w:abstractNumId="3" w15:restartNumberingAfterBreak="0">
+  <w:abstractNum w:abstractNumId="6" w15:restartNumberingAfterBreak="0">
     <w:nsid w:val="40B468E6"/>
     <w:multiLevelType w:val="hybridMultilevel"/>
     <w:tmpl w:val="BADACE56"/>
@@ -2299,7 +2347,7 @@
       </w:rPr>
     </w:lvl>
   </w:abstractNum>
-  <w:abstractNum w:abstractNumId="4" w15:restartNumberingAfterBreak="0">
+  <w:abstractNum w:abstractNumId="7" w15:restartNumberingAfterBreak="0">
     <w:nsid w:val="4AEC0A07"/>
     <w:multiLevelType w:val="hybridMultilevel"/>
     <w:tmpl w:val="8584C244"/>
@@ -2413,7 +2461,7 @@
       </w:rPr>
     </w:lvl>
   </w:abstractNum>
-  <w:abstractNum w:abstractNumId="5" w15:restartNumberingAfterBreak="0">
+  <w:abstractNum w:abstractNumId="8" w15:restartNumberingAfterBreak="0">
     <w:nsid w:val="5A5B1005"/>
     <w:multiLevelType w:val="hybridMultilevel"/>
     <w:tmpl w:val="C90E9B04"/>
@@ -2526,7 +2574,7 @@
       </w:rPr>
     </w:lvl>
   </w:abstractNum>
-  <w:abstractNum w:abstractNumId="6" w15:restartNumberingAfterBreak="0">
+  <w:abstractNum w:abstractNumId="9" w15:restartNumberingAfterBreak="0">
     <w:nsid w:val="66BA3412"/>
     <w:multiLevelType w:val="hybridMultilevel"/>
     <w:tmpl w:val="B01A5B14"/>
@@ -2640,7 +2688,7 @@
       </w:rPr>
     </w:lvl>
   </w:abstractNum>
-  <w:abstractNum w:abstractNumId="7" w15:restartNumberingAfterBreak="0">
+  <w:abstractNum w:abstractNumId="10" w15:restartNumberingAfterBreak="0">
     <w:nsid w:val="76846587"/>
     <w:multiLevelType w:val="hybridMultilevel"/>
     <w:tmpl w:val="2C4E0A12"/>
@@ -2753,7 +2801,7 @@
       </w:rPr>
     </w:lvl>
   </w:abstractNum>
-  <w:abstractNum w:abstractNumId="8" w15:restartNumberingAfterBreak="0">
+  <w:abstractNum w:abstractNumId="11" w15:restartNumberingAfterBreak="0">
     <w:nsid w:val="7DAE608A"/>
     <w:multiLevelType w:val="hybridMultilevel"/>
     <w:tmpl w:val="D0B8CB22"/>
@@ -2867,31 +2915,40 @@
     </w:lvl>
   </w:abstractNum>
   <w:num w:numId="1" w16cid:durableId="2125687128">
+    <w:abstractNumId w:val="8"/>
+  </w:num>
+  <w:num w:numId="2" w16cid:durableId="2109693431">
+    <w:abstractNumId w:val="10"/>
+  </w:num>
+  <w:num w:numId="3" w16cid:durableId="750395548">
+    <w:abstractNumId w:val="1"/>
+  </w:num>
+  <w:num w:numId="4" w16cid:durableId="2051301629">
+    <w:abstractNumId w:val="11"/>
+  </w:num>
+  <w:num w:numId="5" w16cid:durableId="269817645">
+    <w:abstractNumId w:val="6"/>
+  </w:num>
+  <w:num w:numId="6" w16cid:durableId="1386028685">
+    <w:abstractNumId w:val="2"/>
+  </w:num>
+  <w:num w:numId="7" w16cid:durableId="1884362576">
+    <w:abstractNumId w:val="7"/>
+  </w:num>
+  <w:num w:numId="8" w16cid:durableId="1568109440">
+    <w:abstractNumId w:val="9"/>
+  </w:num>
+  <w:num w:numId="9" w16cid:durableId="1035152398">
     <w:abstractNumId w:val="5"/>
   </w:num>
-  <w:num w:numId="2" w16cid:durableId="2109693431">
-    <w:abstractNumId w:val="7"/>
+  <w:num w:numId="10" w16cid:durableId="1349872906">
+    <w:abstractNumId w:val="4"/>
   </w:num>
-  <w:num w:numId="3" w16cid:durableId="750395548">
-    <w:abstractNumId w:val="0"/>
-  </w:num>
-  <w:num w:numId="4" w16cid:durableId="2051301629">
-    <w:abstractNumId w:val="8"/>
-  </w:num>
-  <w:num w:numId="5" w16cid:durableId="269817645">
+  <w:num w:numId="11" w16cid:durableId="1400325563">
     <w:abstractNumId w:val="3"/>
   </w:num>
-  <w:num w:numId="6" w16cid:durableId="1386028685">
-    <w:abstractNumId w:val="1"/>
-  </w:num>
-  <w:num w:numId="7" w16cid:durableId="1884362576">
-    <w:abstractNumId w:val="4"/>
-  </w:num>
-  <w:num w:numId="8" w16cid:durableId="1568109440">
-    <w:abstractNumId w:val="6"/>
-  </w:num>
-  <w:num w:numId="9" w16cid:durableId="1035152398">
-    <w:abstractNumId w:val="2"/>
+  <w:num w:numId="12" w16cid:durableId="508715320">
+    <w:abstractNumId w:val="0"/>
   </w:num>
 </w:numbering>
 </file>

--- a/public/downloads/Kyle_Spicer_Resume.docx
+++ b/public/downloads/Kyle_Spicer_Resume.docx
@@ -57,9 +57,41 @@
         <w:rPr>
           <w:rStyle w:val="Hyperlink"/>
           <w:rFonts w:ascii="Arial" w:hAnsi="Arial" w:cs="Arial"/>
+          <w:u w:val="none"/>
         </w:rPr>
         <w:t xml:space="preserve"> </w:t>
       </w:r>
+      <w:r>
+        <w:rPr>
+          <w:rStyle w:val="Hyperlink"/>
+          <w:rFonts w:ascii="Arial" w:hAnsi="Arial" w:cs="Arial"/>
+          <w:u w:val="none"/>
+        </w:rPr>
+        <w:t xml:space="preserve">| </w:t>
+      </w:r>
+      <w:hyperlink r:id="rId6" w:history="1">
+        <w:r>
+          <w:rPr>
+            <w:rStyle w:val="Hyperlink"/>
+            <w:rFonts w:ascii="Arial" w:hAnsi="Arial" w:cs="Arial"/>
+          </w:rPr>
+          <w:t>Linke</w:t>
+        </w:r>
+        <w:r>
+          <w:rPr>
+            <w:rStyle w:val="Hyperlink"/>
+            <w:rFonts w:ascii="Arial" w:hAnsi="Arial" w:cs="Arial"/>
+          </w:rPr>
+          <w:t>d</w:t>
+        </w:r>
+        <w:r>
+          <w:rPr>
+            <w:rStyle w:val="Hyperlink"/>
+            <w:rFonts w:ascii="Arial" w:hAnsi="Arial" w:cs="Arial"/>
+          </w:rPr>
+          <w:t>In</w:t>
+        </w:r>
+      </w:hyperlink>
     </w:p>
     <w:p>
       <w:pPr>
@@ -1502,7 +1534,21 @@
         <w:rPr>
           <w:rFonts w:ascii="Arial" w:hAnsi="Arial" w:cs="Arial"/>
         </w:rPr>
-        <w:t>Windows • Linux • Virtualization (VMware, Proxmox)</w:t>
+        <w:t xml:space="preserve">Windows • Linux • Virtualization (VMware, </w:t>
+      </w:r>
+      <w:proofErr w:type="spellStart"/>
+      <w:r>
+        <w:rPr>
+          <w:rFonts w:ascii="Arial" w:hAnsi="Arial" w:cs="Arial"/>
+        </w:rPr>
+        <w:t>Proxmox</w:t>
+      </w:r>
+      <w:proofErr w:type="spellEnd"/>
+      <w:r>
+        <w:rPr>
+          <w:rFonts w:ascii="Arial" w:hAnsi="Arial" w:cs="Arial"/>
+        </w:rPr>
+        <w:t>)</w:t>
       </w:r>
     </w:p>
     <w:p>
@@ -1521,7 +1567,35 @@
         <w:rPr>
           <w:rFonts w:ascii="Arial" w:hAnsi="Arial" w:cs="Arial"/>
         </w:rPr>
-        <w:t>Reverse Engineering • WinDbg • Ghidra • Vulnerability Research • Binary Exploitation</w:t>
+        <w:t xml:space="preserve">Reverse Engineering • </w:t>
+      </w:r>
+      <w:proofErr w:type="spellStart"/>
+      <w:r>
+        <w:rPr>
+          <w:rFonts w:ascii="Arial" w:hAnsi="Arial" w:cs="Arial"/>
+        </w:rPr>
+        <w:t>WinDbg</w:t>
+      </w:r>
+      <w:proofErr w:type="spellEnd"/>
+      <w:r>
+        <w:rPr>
+          <w:rFonts w:ascii="Arial" w:hAnsi="Arial" w:cs="Arial"/>
+        </w:rPr>
+        <w:t xml:space="preserve"> • </w:t>
+      </w:r>
+      <w:proofErr w:type="spellStart"/>
+      <w:r>
+        <w:rPr>
+          <w:rFonts w:ascii="Arial" w:hAnsi="Arial" w:cs="Arial"/>
+        </w:rPr>
+        <w:t>Ghidra</w:t>
+      </w:r>
+      <w:proofErr w:type="spellEnd"/>
+      <w:r>
+        <w:rPr>
+          <w:rFonts w:ascii="Arial" w:hAnsi="Arial" w:cs="Arial"/>
+        </w:rPr>
+        <w:t xml:space="preserve"> • Vulnerability Research • Binary Exploitation</w:t>
       </w:r>
     </w:p>
     <w:p>
@@ -3892,6 +3966,18 @@
       <w:shd w:val="clear" w:color="auto" w:fill="E1DFDD"/>
     </w:rPr>
   </w:style>
+  <w:style w:type="character" w:styleId="FollowedHyperlink">
+    <w:name w:val="FollowedHyperlink"/>
+    <w:basedOn w:val="DefaultParagraphFont"/>
+    <w:uiPriority w:val="99"/>
+    <w:semiHidden/>
+    <w:unhideWhenUsed/>
+    <w:rsid w:val="00C43006"/>
+    <w:rPr>
+      <w:color w:val="96607D" w:themeColor="followedHyperlink"/>
+      <w:u w:val="single"/>
+    </w:rPr>
+  </w:style>
 </w:styles>
 </file>
 
